--- a/docs/01_core/Clarity Execution Plan Review 🚀.docx
+++ b/docs/01_core/Clarity Execution Plan Review 🚀.docx
@@ -5,25 +5,20 @@
     <w:p>
       <w:pPr>
         <w:spacing w:before="100" w:beforeAutospacing="1" w:after="100" w:afterAutospacing="1" w:line="240" w:lineRule="auto"/>
-        <w:outlineLvl w:val="2"/>
+        <w:rPr>
+          <w:rFonts w:ascii="Times New Roman" w:eastAsia="Times New Roman" w:hAnsi="Times New Roman" w:cs="Times New Roman"/>
+          <w:color w:val="000000"/>
+          <w:kern w:val="0"/>
+          <w14:ligatures w14:val="none"/>
+        </w:rPr>
+      </w:pPr>
+      <w:r>
         <w:rPr>
           <w:rFonts w:ascii="Times New Roman" w:eastAsia="Times New Roman" w:hAnsi="Times New Roman" w:cs="Times New Roman"/>
           <w:b/>
           <w:bCs/>
-          <w:kern w:val="0"/>
-          <w:sz w:val="27"/>
-          <w:szCs w:val="27"/>
-          <w14:ligatures w14:val="none"/>
-        </w:rPr>
-      </w:pPr>
-      <w:r>
-        <w:rPr>
-          <w:rFonts w:ascii="Times New Roman" w:eastAsia="Times New Roman" w:hAnsi="Times New Roman" w:cs="Times New Roman"/>
-          <w:b/>
-          <w:bCs/>
-          <w:kern w:val="0"/>
-          <w:sz w:val="27"/>
-          <w:szCs w:val="27"/>
+          <w:color w:val="000000"/>
+          <w:kern w:val="0"/>
           <w14:ligatures w14:val="none"/>
         </w:rPr>
         <w:t xml:space="preserve">Clarity Execution Plan Review </w:t>
@@ -33,9 +28,8 @@
           <w:rFonts w:ascii="Apple Color Emoji" w:eastAsia="Times New Roman" w:hAnsi="Apple Color Emoji" w:cs="Apple Color Emoji"/>
           <w:b/>
           <w:bCs/>
-          <w:kern w:val="0"/>
-          <w:sz w:val="27"/>
-          <w:szCs w:val="27"/>
+          <w:color w:val="000000"/>
+          <w:kern w:val="0"/>
           <w14:ligatures w14:val="none"/>
         </w:rPr>
         <w:t>🚀</w:t>
@@ -44,41 +38,74 @@
     <w:p>
       <w:pPr>
         <w:spacing w:before="100" w:beforeAutospacing="1" w:after="100" w:afterAutospacing="1" w:line="240" w:lineRule="auto"/>
-        <w:rPr>
-          <w:rFonts w:ascii="Times New Roman" w:eastAsia="Times New Roman" w:hAnsi="Times New Roman" w:cs="Times New Roman"/>
-          <w:kern w:val="0"/>
-          <w14:ligatures w14:val="none"/>
-        </w:rPr>
-      </w:pPr>
-      <w:r>
-        <w:rPr>
-          <w:rFonts w:ascii="Times New Roman" w:eastAsia="Times New Roman" w:hAnsi="Times New Roman" w:cs="Times New Roman"/>
-          <w:kern w:val="0"/>
-          <w14:ligatures w14:val="none"/>
-        </w:rPr>
-        <w:t xml:space="preserve">We need to evaluate progress, identify roadblocks, and ensure every step aligns with the </w:t>
-      </w:r>
-      <w:r>
+        <w:outlineLvl w:val="2"/>
         <w:rPr>
           <w:rFonts w:ascii="Times New Roman" w:eastAsia="Times New Roman" w:hAnsi="Times New Roman" w:cs="Times New Roman"/>
           <w:b/>
           <w:bCs/>
-          <w:kern w:val="0"/>
-          <w14:ligatures w14:val="none"/>
-        </w:rPr>
-        <w:t>AI-powered intelligence platform</w:t>
-      </w:r>
+          <w:color w:val="000000"/>
+          <w:kern w:val="0"/>
+          <w:sz w:val="27"/>
+          <w:szCs w:val="27"/>
+          <w14:ligatures w14:val="none"/>
+        </w:rPr>
+      </w:pPr>
       <w:r>
         <w:rPr>
           <w:rFonts w:ascii="Times New Roman" w:eastAsia="Times New Roman" w:hAnsi="Times New Roman" w:cs="Times New Roman"/>
-          <w:kern w:val="0"/>
-          <w14:ligatures w14:val="none"/>
-        </w:rPr>
-        <w:t xml:space="preserve"> vision. Given the last confirmed development steps, let’s break it down systematically:</w:t>
+          <w:b/>
+          <w:bCs/>
+          <w:color w:val="000000"/>
+          <w:kern w:val="0"/>
+          <w:sz w:val="27"/>
+          <w:szCs w:val="27"/>
+          <w14:ligatures w14:val="none"/>
+        </w:rPr>
+        <w:t>Overview</w:t>
       </w:r>
     </w:p>
     <w:p>
       <w:pPr>
+        <w:spacing w:before="100" w:beforeAutospacing="1" w:after="100" w:afterAutospacing="1" w:line="240" w:lineRule="auto"/>
+        <w:rPr>
+          <w:rFonts w:ascii="Times New Roman" w:eastAsia="Times New Roman" w:hAnsi="Times New Roman" w:cs="Times New Roman"/>
+          <w:color w:val="000000"/>
+          <w:kern w:val="0"/>
+          <w14:ligatures w14:val="none"/>
+        </w:rPr>
+      </w:pPr>
+      <w:r>
+        <w:rPr>
+          <w:rFonts w:ascii="Times New Roman" w:eastAsia="Times New Roman" w:hAnsi="Times New Roman" w:cs="Times New Roman"/>
+          <w:color w:val="000000"/>
+          <w:kern w:val="0"/>
+          <w14:ligatures w14:val="none"/>
+        </w:rPr>
+        <w:t>The </w:t>
+      </w:r>
+      <w:r>
+        <w:rPr>
+          <w:rFonts w:ascii="Times New Roman" w:eastAsia="Times New Roman" w:hAnsi="Times New Roman" w:cs="Times New Roman"/>
+          <w:b/>
+          <w:bCs/>
+          <w:color w:val="000000"/>
+          <w:kern w:val="0"/>
+          <w14:ligatures w14:val="none"/>
+        </w:rPr>
+        <w:t>Clarity Execution Plan</w:t>
+      </w:r>
+      <w:r>
+        <w:rPr>
+          <w:rFonts w:ascii="Times New Roman" w:eastAsia="Times New Roman" w:hAnsi="Times New Roman" w:cs="Times New Roman"/>
+          <w:color w:val="000000"/>
+          <w:kern w:val="0"/>
+          <w14:ligatures w14:val="none"/>
+        </w:rPr>
+        <w:t> aligns our development, business, and intelligence strategies into a structured, high-impact roadmap. This document serves as a review to ensure that execution remains on track and in alignment with the vision and business objectives.</w:t>
+      </w:r>
+    </w:p>
+    <w:p>
+      <w:pPr>
         <w:spacing w:after="0" w:line="240" w:lineRule="auto"/>
         <w:rPr>
           <w:rFonts w:ascii="Times New Roman" w:eastAsia="Times New Roman" w:hAnsi="Times New Roman" w:cs="Times New Roman"/>
@@ -93,380 +120,181 @@
           <w:kern w:val="0"/>
         </w:rPr>
         <w:pict>
-          <v:rect id="_x0000_i1034" alt="" style="width:468pt;height:.05pt;mso-width-percent:0;mso-height-percent:0;mso-width-percent:0;mso-height-percent:0" o:hralign="center" o:hrstd="t" o:hr="t" fillcolor="#a0a0a0" stroked="f"/>
+          <v:rect id="_x0000_i1027" alt="" style="width:468pt;height:.05pt;mso-width-percent:0;mso-height-percent:0;mso-width-percent:0;mso-height-percent:0" o:hralign="center" o:hrstd="t" o:hr="t" fillcolor="#a0a0a0" stroked="f"/>
         </w:pict>
       </w:r>
     </w:p>
     <w:p>
       <w:pPr>
         <w:spacing w:before="100" w:beforeAutospacing="1" w:after="100" w:afterAutospacing="1" w:line="240" w:lineRule="auto"/>
-        <w:outlineLvl w:val="1"/>
+        <w:outlineLvl w:val="2"/>
         <w:rPr>
           <w:rFonts w:ascii="Times New Roman" w:eastAsia="Times New Roman" w:hAnsi="Times New Roman" w:cs="Times New Roman"/>
           <w:b/>
           <w:bCs/>
-          <w:kern w:val="0"/>
-          <w:sz w:val="36"/>
-          <w:szCs w:val="36"/>
+          <w:color w:val="000000"/>
+          <w:kern w:val="0"/>
+          <w:sz w:val="27"/>
+          <w:szCs w:val="27"/>
           <w14:ligatures w14:val="none"/>
         </w:rPr>
       </w:pPr>
       <w:r>
         <w:rPr>
-          <w:rFonts w:ascii="Apple Color Emoji" w:eastAsia="Times New Roman" w:hAnsi="Apple Color Emoji" w:cs="Apple Color Emoji"/>
+          <w:rFonts w:ascii="Times New Roman" w:eastAsia="Times New Roman" w:hAnsi="Times New Roman" w:cs="Times New Roman"/>
           <w:b/>
           <w:bCs/>
-          <w:kern w:val="0"/>
-          <w:sz w:val="36"/>
-          <w:szCs w:val="36"/>
-          <w14:ligatures w14:val="none"/>
-        </w:rPr>
-        <w:t>📌</w:t>
-      </w:r>
-      <w:r>
-        <w:rPr>
-          <w:rFonts w:ascii="Times New Roman" w:eastAsia="Times New Roman" w:hAnsi="Times New Roman" w:cs="Times New Roman"/>
-          <w:b/>
-          <w:bCs/>
-          <w:kern w:val="0"/>
-          <w:sz w:val="36"/>
-          <w:szCs w:val="36"/>
-          <w14:ligatures w14:val="none"/>
-        </w:rPr>
-        <w:t xml:space="preserve"> Current Status</w:t>
+          <w:color w:val="000000"/>
+          <w:kern w:val="0"/>
+          <w:sz w:val="27"/>
+          <w:szCs w:val="27"/>
+          <w14:ligatures w14:val="none"/>
+        </w:rPr>
+        <w:t>Key Objectives:</w:t>
       </w:r>
     </w:p>
     <w:p>
       <w:pPr>
+        <w:numPr>
+          <w:ilvl w:val="0"/>
+          <w:numId w:val="21"/>
+        </w:numPr>
         <w:spacing w:before="100" w:beforeAutospacing="1" w:after="100" w:afterAutospacing="1" w:line="240" w:lineRule="auto"/>
-        <w:outlineLvl w:val="2"/>
+        <w:rPr>
+          <w:rFonts w:ascii="Times New Roman" w:eastAsia="Times New Roman" w:hAnsi="Times New Roman" w:cs="Times New Roman"/>
+          <w:color w:val="000000"/>
+          <w:kern w:val="0"/>
+          <w14:ligatures w14:val="none"/>
+        </w:rPr>
+      </w:pPr>
+      <w:r>
         <w:rPr>
           <w:rFonts w:ascii="Times New Roman" w:eastAsia="Times New Roman" w:hAnsi="Times New Roman" w:cs="Times New Roman"/>
           <w:b/>
           <w:bCs/>
-          <w:kern w:val="0"/>
-          <w:sz w:val="27"/>
-          <w:szCs w:val="27"/>
-          <w14:ligatures w14:val="none"/>
-        </w:rPr>
-      </w:pPr>
-      <w:r>
-        <w:rPr>
-          <w:rFonts w:ascii="Times New Roman" w:eastAsia="Times New Roman" w:hAnsi="Times New Roman" w:cs="Times New Roman"/>
-          <w:b/>
-          <w:bCs/>
-          <w:kern w:val="0"/>
-          <w:sz w:val="27"/>
-          <w:szCs w:val="27"/>
-          <w14:ligatures w14:val="none"/>
-        </w:rPr>
-        <w:t>1</w:t>
+          <w:color w:val="000000"/>
+          <w:kern w:val="0"/>
+          <w14:ligatures w14:val="none"/>
+        </w:rPr>
+        <w:t>Ensure Development Completeness</w:t>
       </w:r>
       <w:r>
         <w:rPr>
-          <w:rFonts w:ascii="Apple Color Emoji" w:eastAsia="Times New Roman" w:hAnsi="Apple Color Emoji" w:cs="Apple Color Emoji"/>
-          <w:b/>
-          <w:bCs/>
-          <w:kern w:val="0"/>
-          <w:sz w:val="27"/>
-          <w:szCs w:val="27"/>
-          <w14:ligatures w14:val="none"/>
-        </w:rPr>
-        <w:t>️⃣</w:t>
-      </w:r>
-      <w:r>
-        <w:rPr>
-          <w:rFonts w:ascii="Times New Roman" w:eastAsia="Times New Roman" w:hAnsi="Times New Roman" w:cs="Times New Roman"/>
-          <w:b/>
-          <w:bCs/>
-          <w:kern w:val="0"/>
-          <w:sz w:val="27"/>
-          <w:szCs w:val="27"/>
-          <w14:ligatures w14:val="none"/>
-        </w:rPr>
-        <w:t xml:space="preserve"> Core Tech &amp; Infrastructure</w:t>
+          <w:rFonts w:ascii="Times New Roman" w:eastAsia="Times New Roman" w:hAnsi="Times New Roman" w:cs="Times New Roman"/>
+          <w:color w:val="000000"/>
+          <w:kern w:val="0"/>
+          <w14:ligatures w14:val="none"/>
+        </w:rPr>
+        <w:t> – Verify backend, intelligence engine, and frontend components align with execution priorities.</w:t>
       </w:r>
     </w:p>
     <w:p>
       <w:pPr>
+        <w:numPr>
+          <w:ilvl w:val="0"/>
+          <w:numId w:val="21"/>
+        </w:numPr>
         <w:spacing w:before="100" w:beforeAutospacing="1" w:after="100" w:afterAutospacing="1" w:line="240" w:lineRule="auto"/>
         <w:rPr>
           <w:rFonts w:ascii="Times New Roman" w:eastAsia="Times New Roman" w:hAnsi="Times New Roman" w:cs="Times New Roman"/>
+          <w:color w:val="000000"/>
           <w:kern w:val="0"/>
           <w14:ligatures w14:val="none"/>
         </w:rPr>
       </w:pPr>
       <w:r>
         <w:rPr>
-          <w:rFonts w:ascii="Apple Color Emoji" w:eastAsia="Times New Roman" w:hAnsi="Apple Color Emoji" w:cs="Apple Color Emoji"/>
-          <w:kern w:val="0"/>
-          <w14:ligatures w14:val="none"/>
-        </w:rPr>
-        <w:t>✅</w:t>
+          <w:rFonts w:ascii="Times New Roman" w:eastAsia="Times New Roman" w:hAnsi="Times New Roman" w:cs="Times New Roman"/>
+          <w:b/>
+          <w:bCs/>
+          <w:color w:val="000000"/>
+          <w:kern w:val="0"/>
+          <w14:ligatures w14:val="none"/>
+        </w:rPr>
+        <w:t>Streamline Documentation</w:t>
       </w:r>
       <w:r>
         <w:rPr>
           <w:rFonts w:ascii="Times New Roman" w:eastAsia="Times New Roman" w:hAnsi="Times New Roman" w:cs="Times New Roman"/>
-          <w:kern w:val="0"/>
-          <w14:ligatures w14:val="none"/>
-        </w:rPr>
-        <w:t xml:space="preserve"> </w:t>
-      </w:r>
-      <w:r>
-        <w:rPr>
-          <w:rFonts w:ascii="Times New Roman" w:eastAsia="Times New Roman" w:hAnsi="Times New Roman" w:cs="Times New Roman"/>
-          <w:b/>
-          <w:bCs/>
-          <w:kern w:val="0"/>
-          <w14:ligatures w14:val="none"/>
-        </w:rPr>
-        <w:t>Tech stack finalized</w:t>
-      </w:r>
-      <w:r>
-        <w:rPr>
-          <w:rFonts w:ascii="Times New Roman" w:eastAsia="Times New Roman" w:hAnsi="Times New Roman" w:cs="Times New Roman"/>
-          <w:kern w:val="0"/>
-          <w14:ligatures w14:val="none"/>
-        </w:rPr>
-        <w:t xml:space="preserve"> – We are following an </w:t>
-      </w:r>
-      <w:r>
-        <w:rPr>
-          <w:rFonts w:ascii="Times New Roman" w:eastAsia="Times New Roman" w:hAnsi="Times New Roman" w:cs="Times New Roman"/>
-          <w:b/>
-          <w:bCs/>
-          <w:kern w:val="0"/>
-          <w14:ligatures w14:val="none"/>
-        </w:rPr>
-        <w:t>industry-standard modular approach</w:t>
-      </w:r>
-      <w:r>
-        <w:rPr>
-          <w:rFonts w:ascii="Times New Roman" w:eastAsia="Times New Roman" w:hAnsi="Times New Roman" w:cs="Times New Roman"/>
-          <w:kern w:val="0"/>
-          <w14:ligatures w14:val="none"/>
-        </w:rPr>
-        <w:t xml:space="preserve"> with </w:t>
-      </w:r>
-      <w:proofErr w:type="spellStart"/>
-      <w:r>
-        <w:rPr>
-          <w:rFonts w:ascii="Times New Roman" w:eastAsia="Times New Roman" w:hAnsi="Times New Roman" w:cs="Times New Roman"/>
-          <w:kern w:val="0"/>
-          <w14:ligatures w14:val="none"/>
-        </w:rPr>
-        <w:t>FastAPI</w:t>
-      </w:r>
-      <w:proofErr w:type="spellEnd"/>
-      <w:r>
-        <w:rPr>
-          <w:rFonts w:ascii="Times New Roman" w:eastAsia="Times New Roman" w:hAnsi="Times New Roman" w:cs="Times New Roman"/>
-          <w:kern w:val="0"/>
-          <w14:ligatures w14:val="none"/>
-        </w:rPr>
-        <w:t xml:space="preserve"> backend, Next.js frontend, and a graph-based intelligence engine.</w:t>
-      </w:r>
-      <w:r>
-        <w:rPr>
-          <w:rFonts w:ascii="Times New Roman" w:eastAsia="Times New Roman" w:hAnsi="Times New Roman" w:cs="Times New Roman"/>
-          <w:kern w:val="0"/>
-          <w14:ligatures w14:val="none"/>
-        </w:rPr>
-        <w:br/>
-      </w:r>
-      <w:r>
-        <w:rPr>
-          <w:rFonts w:ascii="Apple Color Emoji" w:eastAsia="Times New Roman" w:hAnsi="Apple Color Emoji" w:cs="Apple Color Emoji"/>
-          <w:kern w:val="0"/>
-          <w14:ligatures w14:val="none"/>
-        </w:rPr>
-        <w:t>✅</w:t>
-      </w:r>
-      <w:r>
-        <w:rPr>
-          <w:rFonts w:ascii="Times New Roman" w:eastAsia="Times New Roman" w:hAnsi="Times New Roman" w:cs="Times New Roman"/>
-          <w:kern w:val="0"/>
-          <w14:ligatures w14:val="none"/>
-        </w:rPr>
-        <w:t xml:space="preserve"> </w:t>
-      </w:r>
-      <w:r>
-        <w:rPr>
-          <w:rFonts w:ascii="Times New Roman" w:eastAsia="Times New Roman" w:hAnsi="Times New Roman" w:cs="Times New Roman"/>
-          <w:b/>
-          <w:bCs/>
-          <w:kern w:val="0"/>
-          <w14:ligatures w14:val="none"/>
-        </w:rPr>
-        <w:t>Local AI Processing Setup</w:t>
-      </w:r>
-      <w:r>
-        <w:rPr>
-          <w:rFonts w:ascii="Times New Roman" w:eastAsia="Times New Roman" w:hAnsi="Times New Roman" w:cs="Times New Roman"/>
-          <w:kern w:val="0"/>
-          <w14:ligatures w14:val="none"/>
-        </w:rPr>
-        <w:t xml:space="preserve"> – Running </w:t>
-      </w:r>
-      <w:proofErr w:type="spellStart"/>
-      <w:r>
-        <w:rPr>
-          <w:rFonts w:ascii="Times New Roman" w:eastAsia="Times New Roman" w:hAnsi="Times New Roman" w:cs="Times New Roman"/>
-          <w:b/>
-          <w:bCs/>
-          <w:kern w:val="0"/>
-          <w14:ligatures w14:val="none"/>
-        </w:rPr>
-        <w:t>Ollama</w:t>
-      </w:r>
-      <w:proofErr w:type="spellEnd"/>
-      <w:r>
-        <w:rPr>
-          <w:rFonts w:ascii="Times New Roman" w:eastAsia="Times New Roman" w:hAnsi="Times New Roman" w:cs="Times New Roman"/>
-          <w:b/>
-          <w:bCs/>
-          <w:kern w:val="0"/>
-          <w14:ligatures w14:val="none"/>
-        </w:rPr>
-        <w:t xml:space="preserve"> with Mistral</w:t>
-      </w:r>
-      <w:r>
-        <w:rPr>
-          <w:rFonts w:ascii="Times New Roman" w:eastAsia="Times New Roman" w:hAnsi="Times New Roman" w:cs="Times New Roman"/>
-          <w:kern w:val="0"/>
-          <w14:ligatures w14:val="none"/>
-        </w:rPr>
-        <w:t xml:space="preserve"> for local AI processing (no external APIs).</w:t>
-      </w:r>
-      <w:r>
-        <w:rPr>
-          <w:rFonts w:ascii="Times New Roman" w:eastAsia="Times New Roman" w:hAnsi="Times New Roman" w:cs="Times New Roman"/>
-          <w:kern w:val="0"/>
-          <w14:ligatures w14:val="none"/>
-        </w:rPr>
-        <w:br/>
-      </w:r>
-      <w:r>
-        <w:rPr>
-          <w:rFonts w:ascii="Apple Color Emoji" w:eastAsia="Times New Roman" w:hAnsi="Apple Color Emoji" w:cs="Apple Color Emoji"/>
-          <w:kern w:val="0"/>
-          <w14:ligatures w14:val="none"/>
-        </w:rPr>
-        <w:t>✅</w:t>
-      </w:r>
-      <w:r>
-        <w:rPr>
-          <w:rFonts w:ascii="Times New Roman" w:eastAsia="Times New Roman" w:hAnsi="Times New Roman" w:cs="Times New Roman"/>
-          <w:kern w:val="0"/>
-          <w14:ligatures w14:val="none"/>
-        </w:rPr>
-        <w:t xml:space="preserve"> </w:t>
-      </w:r>
-      <w:r>
-        <w:rPr>
-          <w:rFonts w:ascii="Times New Roman" w:eastAsia="Times New Roman" w:hAnsi="Times New Roman" w:cs="Times New Roman"/>
-          <w:b/>
-          <w:bCs/>
-          <w:kern w:val="0"/>
-          <w14:ligatures w14:val="none"/>
-        </w:rPr>
-        <w:t>Data ingestion pipeline structured</w:t>
-      </w:r>
-      <w:r>
-        <w:rPr>
-          <w:rFonts w:ascii="Times New Roman" w:eastAsia="Times New Roman" w:hAnsi="Times New Roman" w:cs="Times New Roman"/>
-          <w:kern w:val="0"/>
-          <w14:ligatures w14:val="none"/>
-        </w:rPr>
-        <w:t xml:space="preserve"> – News data is being ingested, but needs optimization for scale &amp; multi-source integration.</w:t>
-      </w:r>
-      <w:r>
-        <w:rPr>
-          <w:rFonts w:ascii="Times New Roman" w:eastAsia="Times New Roman" w:hAnsi="Times New Roman" w:cs="Times New Roman"/>
-          <w:kern w:val="0"/>
-          <w14:ligatures w14:val="none"/>
-        </w:rPr>
-        <w:br/>
-      </w:r>
-      <w:r>
-        <w:rPr>
-          <w:rFonts w:ascii="Apple Color Emoji" w:eastAsia="Times New Roman" w:hAnsi="Apple Color Emoji" w:cs="Apple Color Emoji"/>
-          <w:kern w:val="0"/>
-          <w14:ligatures w14:val="none"/>
-        </w:rPr>
-        <w:t>✅</w:t>
-      </w:r>
-      <w:r>
-        <w:rPr>
-          <w:rFonts w:ascii="Times New Roman" w:eastAsia="Times New Roman" w:hAnsi="Times New Roman" w:cs="Times New Roman"/>
-          <w:kern w:val="0"/>
-          <w14:ligatures w14:val="none"/>
-        </w:rPr>
-        <w:t xml:space="preserve"> </w:t>
-      </w:r>
-      <w:r>
-        <w:rPr>
-          <w:rFonts w:ascii="Times New Roman" w:eastAsia="Times New Roman" w:hAnsi="Times New Roman" w:cs="Times New Roman"/>
-          <w:b/>
-          <w:bCs/>
-          <w:kern w:val="0"/>
-          <w14:ligatures w14:val="none"/>
-        </w:rPr>
-        <w:t>Frontend skeleton in place</w:t>
-      </w:r>
-      <w:r>
-        <w:rPr>
-          <w:rFonts w:ascii="Times New Roman" w:eastAsia="Times New Roman" w:hAnsi="Times New Roman" w:cs="Times New Roman"/>
-          <w:kern w:val="0"/>
-          <w14:ligatures w14:val="none"/>
-        </w:rPr>
-        <w:t xml:space="preserve"> – The Next.js UI structure is modular and follows best practices.</w:t>
-      </w:r>
-      <w:r>
-        <w:rPr>
-          <w:rFonts w:ascii="Times New Roman" w:eastAsia="Times New Roman" w:hAnsi="Times New Roman" w:cs="Times New Roman"/>
-          <w:kern w:val="0"/>
-          <w14:ligatures w14:val="none"/>
-        </w:rPr>
-        <w:br/>
-      </w:r>
-      <w:r>
-        <w:rPr>
-          <w:rFonts w:ascii="Apple Color Emoji" w:eastAsia="Times New Roman" w:hAnsi="Apple Color Emoji" w:cs="Apple Color Emoji"/>
-          <w:kern w:val="0"/>
-          <w14:ligatures w14:val="none"/>
-        </w:rPr>
-        <w:t>✅</w:t>
-      </w:r>
-      <w:r>
-        <w:rPr>
-          <w:rFonts w:ascii="Times New Roman" w:eastAsia="Times New Roman" w:hAnsi="Times New Roman" w:cs="Times New Roman"/>
-          <w:kern w:val="0"/>
-          <w14:ligatures w14:val="none"/>
-        </w:rPr>
-        <w:t xml:space="preserve"> </w:t>
-      </w:r>
-      <w:r>
-        <w:rPr>
-          <w:rFonts w:ascii="Times New Roman" w:eastAsia="Times New Roman" w:hAnsi="Times New Roman" w:cs="Times New Roman"/>
-          <w:b/>
-          <w:bCs/>
-          <w:kern w:val="0"/>
-          <w14:ligatures w14:val="none"/>
-        </w:rPr>
-        <w:t>Backend structure refined</w:t>
-      </w:r>
-      <w:r>
-        <w:rPr>
-          <w:rFonts w:ascii="Times New Roman" w:eastAsia="Times New Roman" w:hAnsi="Times New Roman" w:cs="Times New Roman"/>
-          <w:kern w:val="0"/>
-          <w14:ligatures w14:val="none"/>
-        </w:rPr>
-        <w:t xml:space="preserve"> – We have a clean API layer and modular service-based design.</w:t>
+          <w:color w:val="000000"/>
+          <w:kern w:val="0"/>
+          <w14:ligatures w14:val="none"/>
+        </w:rPr>
+        <w:t> – Consolidate overlapping documents, remove outdated plans, and refine clarity.</w:t>
       </w:r>
     </w:p>
     <w:p>
       <w:pPr>
+        <w:numPr>
+          <w:ilvl w:val="0"/>
+          <w:numId w:val="21"/>
+        </w:numPr>
+        <w:spacing w:before="100" w:beforeAutospacing="1" w:after="100" w:afterAutospacing="1" w:line="240" w:lineRule="auto"/>
+        <w:rPr>
+          <w:rFonts w:ascii="Times New Roman" w:eastAsia="Times New Roman" w:hAnsi="Times New Roman" w:cs="Times New Roman"/>
+          <w:color w:val="000000"/>
+          <w:kern w:val="0"/>
+          <w14:ligatures w14:val="none"/>
+        </w:rPr>
+      </w:pPr>
+      <w:r>
+        <w:rPr>
+          <w:rFonts w:ascii="Times New Roman" w:eastAsia="Times New Roman" w:hAnsi="Times New Roman" w:cs="Times New Roman"/>
+          <w:b/>
+          <w:bCs/>
+          <w:color w:val="000000"/>
+          <w:kern w:val="0"/>
+          <w14:ligatures w14:val="none"/>
+        </w:rPr>
+        <w:t>Validate Business Strategy</w:t>
+      </w:r>
+      <w:r>
+        <w:rPr>
+          <w:rFonts w:ascii="Times New Roman" w:eastAsia="Times New Roman" w:hAnsi="Times New Roman" w:cs="Times New Roman"/>
+          <w:color w:val="000000"/>
+          <w:kern w:val="0"/>
+          <w14:ligatures w14:val="none"/>
+        </w:rPr>
+        <w:t> – Ensure monetization models and institutional dashboards align with investor and enterprise goals.</w:t>
+      </w:r>
+    </w:p>
+    <w:p>
+      <w:pPr>
+        <w:numPr>
+          <w:ilvl w:val="0"/>
+          <w:numId w:val="21"/>
+        </w:numPr>
+        <w:spacing w:before="100" w:beforeAutospacing="1" w:after="100" w:afterAutospacing="1" w:line="240" w:lineRule="auto"/>
+        <w:rPr>
+          <w:rFonts w:ascii="Times New Roman" w:eastAsia="Times New Roman" w:hAnsi="Times New Roman" w:cs="Times New Roman"/>
+          <w:color w:val="000000"/>
+          <w:kern w:val="0"/>
+          <w14:ligatures w14:val="none"/>
+        </w:rPr>
+      </w:pPr>
+      <w:r>
+        <w:rPr>
+          <w:rFonts w:ascii="Times New Roman" w:eastAsia="Times New Roman" w:hAnsi="Times New Roman" w:cs="Times New Roman"/>
+          <w:b/>
+          <w:bCs/>
+          <w:color w:val="000000"/>
+          <w:kern w:val="0"/>
+          <w14:ligatures w14:val="none"/>
+        </w:rPr>
+        <w:t>Refine Testing &amp; Debugging</w:t>
+      </w:r>
+      <w:r>
+        <w:rPr>
+          <w:rFonts w:ascii="Times New Roman" w:eastAsia="Times New Roman" w:hAnsi="Times New Roman" w:cs="Times New Roman"/>
+          <w:color w:val="000000"/>
+          <w:kern w:val="0"/>
+          <w14:ligatures w14:val="none"/>
+        </w:rPr>
+        <w:t> – Ensure system stability through structured test coverage.</w:t>
+      </w:r>
+    </w:p>
+    <w:p>
+      <w:pPr>
         <w:spacing w:after="0" w:line="240" w:lineRule="auto"/>
         <w:rPr>
           <w:rFonts w:ascii="Times New Roman" w:eastAsia="Times New Roman" w:hAnsi="Times New Roman" w:cs="Times New Roman"/>
@@ -481,7 +309,7 @@
           <w:kern w:val="0"/>
         </w:rPr>
         <w:pict>
-          <v:rect id="_x0000_i1033" alt="" style="width:468pt;height:.05pt;mso-width-percent:0;mso-height-percent:0;mso-width-percent:0;mso-height-percent:0" o:hralign="center" o:hrstd="t" o:hr="t" fillcolor="#a0a0a0" stroked="f"/>
+          <v:rect id="_x0000_i1026" alt="" style="width:468pt;height:.05pt;mso-width-percent:0;mso-height-percent:0;mso-width-percent:0;mso-height-percent:0" o:hralign="center" o:hrstd="t" o:hr="t" fillcolor="#a0a0a0" stroked="f"/>
         </w:pict>
       </w:r>
     </w:p>
@@ -493,6 +321,7 @@
           <w:rFonts w:ascii="Times New Roman" w:eastAsia="Times New Roman" w:hAnsi="Times New Roman" w:cs="Times New Roman"/>
           <w:b/>
           <w:bCs/>
+          <w:color w:val="000000"/>
           <w:kern w:val="0"/>
           <w:sz w:val="27"/>
           <w:szCs w:val="27"/>
@@ -504,36 +333,13 @@
           <w:rFonts w:ascii="Times New Roman" w:eastAsia="Times New Roman" w:hAnsi="Times New Roman" w:cs="Times New Roman"/>
           <w:b/>
           <w:bCs/>
+          <w:color w:val="000000"/>
           <w:kern w:val="0"/>
           <w:sz w:val="27"/>
           <w:szCs w:val="27"/>
           <w14:ligatures w14:val="none"/>
         </w:rPr>
-        <w:t>2</w:t>
-      </w:r>
-      <w:r>
-        <w:rPr>
-          <w:rFonts w:ascii="Apple Color Emoji" w:eastAsia="Times New Roman" w:hAnsi="Apple Color Emoji" w:cs="Apple Color Emoji"/>
-          <w:b/>
-          <w:bCs/>
-          <w:kern w:val="0"/>
-          <w:sz w:val="27"/>
-          <w:szCs w:val="27"/>
-          <w14:ligatures w14:val="none"/>
-        </w:rPr>
-        <w:t>️⃣</w:t>
-      </w:r>
-      <w:r>
-        <w:rPr>
-          <w:rFonts w:ascii="Times New Roman" w:eastAsia="Times New Roman" w:hAnsi="Times New Roman" w:cs="Times New Roman"/>
-          <w:b/>
-          <w:bCs/>
-          <w:kern w:val="0"/>
-          <w:sz w:val="27"/>
-          <w:szCs w:val="27"/>
-          <w14:ligatures w14:val="none"/>
-        </w:rPr>
-        <w:t xml:space="preserve"> Key Challenges &amp; Open Issues</w:t>
+        <w:t>Execution Priorities:</w:t>
       </w:r>
     </w:p>
     <w:p>
@@ -541,6 +347,7 @@
         <w:spacing w:before="100" w:beforeAutospacing="1" w:after="100" w:afterAutospacing="1" w:line="240" w:lineRule="auto"/>
         <w:rPr>
           <w:rFonts w:ascii="Times New Roman" w:eastAsia="Times New Roman" w:hAnsi="Times New Roman" w:cs="Times New Roman"/>
+          <w:color w:val="000000"/>
           <w:kern w:val="0"/>
           <w14:ligatures w14:val="none"/>
         </w:rPr>
@@ -548,37 +355,197 @@
       <w:r>
         <w:rPr>
           <w:rFonts w:ascii="Apple Color Emoji" w:eastAsia="Times New Roman" w:hAnsi="Apple Color Emoji" w:cs="Apple Color Emoji"/>
-          <w:kern w:val="0"/>
-          <w14:ligatures w14:val="none"/>
-        </w:rPr>
-        <w:t>🚧</w:t>
+          <w:color w:val="000000"/>
+          <w:kern w:val="0"/>
+          <w14:ligatures w14:val="none"/>
+        </w:rPr>
+        <w:t>✅</w:t>
       </w:r>
       <w:r>
         <w:rPr>
           <w:rFonts w:ascii="Times New Roman" w:eastAsia="Times New Roman" w:hAnsi="Times New Roman" w:cs="Times New Roman"/>
-          <w:kern w:val="0"/>
-          <w14:ligatures w14:val="none"/>
-        </w:rPr>
-        <w:t xml:space="preserve"> </w:t>
+          <w:color w:val="000000"/>
+          <w:kern w:val="0"/>
+          <w14:ligatures w14:val="none"/>
+        </w:rPr>
+        <w:t> </w:t>
       </w:r>
       <w:r>
         <w:rPr>
           <w:rFonts w:ascii="Times New Roman" w:eastAsia="Times New Roman" w:hAnsi="Times New Roman" w:cs="Times New Roman"/>
           <w:b/>
           <w:bCs/>
-          <w:kern w:val="0"/>
-          <w14:ligatures w14:val="none"/>
-        </w:rPr>
-        <w:t>Data Structuring &amp; Relationship Mapping Needs Work</w:t>
+          <w:color w:val="000000"/>
+          <w:kern w:val="0"/>
+          <w14:ligatures w14:val="none"/>
+        </w:rPr>
+        <w:t>Backend Development:</w:t>
+      </w:r>
+      <w:r>
+        <w:rPr>
+          <w:rFonts w:ascii="Times New Roman" w:eastAsia="Times New Roman" w:hAnsi="Times New Roman" w:cs="Times New Roman"/>
+          <w:color w:val="000000"/>
+          <w:kern w:val="0"/>
+          <w14:ligatures w14:val="none"/>
+        </w:rPr>
+        <w:t xml:space="preserve"> Ensure API, data pipeline, and intelligence engine function at expected efficiency. </w:t>
+      </w:r>
+      <w:r>
+        <w:rPr>
+          <w:rFonts w:ascii="Apple Color Emoji" w:eastAsia="Times New Roman" w:hAnsi="Apple Color Emoji" w:cs="Apple Color Emoji"/>
+          <w:color w:val="000000"/>
+          <w:kern w:val="0"/>
+          <w14:ligatures w14:val="none"/>
+        </w:rPr>
+        <w:t>✅</w:t>
+      </w:r>
+      <w:r>
+        <w:rPr>
+          <w:rFonts w:ascii="Times New Roman" w:eastAsia="Times New Roman" w:hAnsi="Times New Roman" w:cs="Times New Roman"/>
+          <w:color w:val="000000"/>
+          <w:kern w:val="0"/>
+          <w14:ligatures w14:val="none"/>
+        </w:rPr>
+        <w:t> </w:t>
+      </w:r>
+      <w:r>
+        <w:rPr>
+          <w:rFonts w:ascii="Times New Roman" w:eastAsia="Times New Roman" w:hAnsi="Times New Roman" w:cs="Times New Roman"/>
+          <w:b/>
+          <w:bCs/>
+          <w:color w:val="000000"/>
+          <w:kern w:val="0"/>
+          <w14:ligatures w14:val="none"/>
+        </w:rPr>
+        <w:t>Frontend Structure:</w:t>
+      </w:r>
+      <w:r>
+        <w:rPr>
+          <w:rFonts w:ascii="Times New Roman" w:eastAsia="Times New Roman" w:hAnsi="Times New Roman" w:cs="Times New Roman"/>
+          <w:color w:val="000000"/>
+          <w:kern w:val="0"/>
+          <w14:ligatures w14:val="none"/>
+        </w:rPr>
+        <w:t xml:space="preserve"> Validate UI design for core intelligence workflows. </w:t>
+      </w:r>
+      <w:r>
+        <w:rPr>
+          <w:rFonts w:ascii="Apple Color Emoji" w:eastAsia="Times New Roman" w:hAnsi="Apple Color Emoji" w:cs="Apple Color Emoji"/>
+          <w:color w:val="000000"/>
+          <w:kern w:val="0"/>
+          <w14:ligatures w14:val="none"/>
+        </w:rPr>
+        <w:t>✅</w:t>
+      </w:r>
+      <w:r>
+        <w:rPr>
+          <w:rFonts w:ascii="Times New Roman" w:eastAsia="Times New Roman" w:hAnsi="Times New Roman" w:cs="Times New Roman"/>
+          <w:color w:val="000000"/>
+          <w:kern w:val="0"/>
+          <w14:ligatures w14:val="none"/>
+        </w:rPr>
+        <w:t> </w:t>
+      </w:r>
+      <w:r>
+        <w:rPr>
+          <w:rFonts w:ascii="Times New Roman" w:eastAsia="Times New Roman" w:hAnsi="Times New Roman" w:cs="Times New Roman"/>
+          <w:b/>
+          <w:bCs/>
+          <w:color w:val="000000"/>
+          <w:kern w:val="0"/>
+          <w14:ligatures w14:val="none"/>
+        </w:rPr>
+        <w:t>Institutional Dashboards:</w:t>
+      </w:r>
+      <w:r>
+        <w:rPr>
+          <w:rFonts w:ascii="Times New Roman" w:eastAsia="Times New Roman" w:hAnsi="Times New Roman" w:cs="Times New Roman"/>
+          <w:color w:val="000000"/>
+          <w:kern w:val="0"/>
+          <w14:ligatures w14:val="none"/>
+        </w:rPr>
+        <w:t xml:space="preserve"> Prioritize dashboards that drive business intelligence value. </w:t>
+      </w:r>
+      <w:r>
+        <w:rPr>
+          <w:rFonts w:ascii="Apple Color Emoji" w:eastAsia="Times New Roman" w:hAnsi="Apple Color Emoji" w:cs="Apple Color Emoji"/>
+          <w:color w:val="000000"/>
+          <w:kern w:val="0"/>
+          <w14:ligatures w14:val="none"/>
+        </w:rPr>
+        <w:t>✅</w:t>
+      </w:r>
+      <w:r>
+        <w:rPr>
+          <w:rFonts w:ascii="Times New Roman" w:eastAsia="Times New Roman" w:hAnsi="Times New Roman" w:cs="Times New Roman"/>
+          <w:color w:val="000000"/>
+          <w:kern w:val="0"/>
+          <w14:ligatures w14:val="none"/>
+        </w:rPr>
+        <w:t> </w:t>
+      </w:r>
+      <w:r>
+        <w:rPr>
+          <w:rFonts w:ascii="Times New Roman" w:eastAsia="Times New Roman" w:hAnsi="Times New Roman" w:cs="Times New Roman"/>
+          <w:b/>
+          <w:bCs/>
+          <w:color w:val="000000"/>
+          <w:kern w:val="0"/>
+          <w14:ligatures w14:val="none"/>
+        </w:rPr>
+        <w:t>MVP Completion:</w:t>
+      </w:r>
+      <w:r>
+        <w:rPr>
+          <w:rFonts w:ascii="Times New Roman" w:eastAsia="Times New Roman" w:hAnsi="Times New Roman" w:cs="Times New Roman"/>
+          <w:color w:val="000000"/>
+          <w:kern w:val="0"/>
+          <w14:ligatures w14:val="none"/>
+        </w:rPr>
+        <w:t xml:space="preserve"> Align feature scope to deliver a working prototype without unnecessary scope creep. </w:t>
+      </w:r>
+      <w:r>
+        <w:rPr>
+          <w:rFonts w:ascii="Apple Color Emoji" w:eastAsia="Times New Roman" w:hAnsi="Apple Color Emoji" w:cs="Apple Color Emoji"/>
+          <w:color w:val="000000"/>
+          <w:kern w:val="0"/>
+          <w14:ligatures w14:val="none"/>
+        </w:rPr>
+        <w:t>✅</w:t>
+      </w:r>
+      <w:r>
+        <w:rPr>
+          <w:rFonts w:ascii="Times New Roman" w:eastAsia="Times New Roman" w:hAnsi="Times New Roman" w:cs="Times New Roman"/>
+          <w:color w:val="000000"/>
+          <w:kern w:val="0"/>
+          <w14:ligatures w14:val="none"/>
+        </w:rPr>
+        <w:t> </w:t>
+      </w:r>
+      <w:r>
+        <w:rPr>
+          <w:rFonts w:ascii="Times New Roman" w:eastAsia="Times New Roman" w:hAnsi="Times New Roman" w:cs="Times New Roman"/>
+          <w:b/>
+          <w:bCs/>
+          <w:color w:val="000000"/>
+          <w:kern w:val="0"/>
+          <w14:ligatures w14:val="none"/>
+        </w:rPr>
+        <w:t>Investor Readiness:</w:t>
+      </w:r>
+      <w:r>
+        <w:rPr>
+          <w:rFonts w:ascii="Times New Roman" w:eastAsia="Times New Roman" w:hAnsi="Times New Roman" w:cs="Times New Roman"/>
+          <w:color w:val="000000"/>
+          <w:kern w:val="0"/>
+          <w14:ligatures w14:val="none"/>
+        </w:rPr>
+        <w:t> Ensure clarity in business model to support potential funding discussions.</w:t>
       </w:r>
     </w:p>
     <w:p>
       <w:pPr>
-        <w:numPr>
-          <w:ilvl w:val="0"/>
-          <w:numId w:val="1"/>
-        </w:numPr>
-        <w:spacing w:before="100" w:beforeAutospacing="1" w:after="100" w:afterAutospacing="1" w:line="240" w:lineRule="auto"/>
+        <w:spacing w:after="0" w:line="240" w:lineRule="auto"/>
         <w:rPr>
           <w:rFonts w:ascii="Times New Roman" w:eastAsia="Times New Roman" w:hAnsi="Times New Roman" w:cs="Times New Roman"/>
           <w:kern w:val="0"/>
@@ -588,792 +555,123 @@
       <w:r>
         <w:rPr>
           <w:rFonts w:ascii="Times New Roman" w:eastAsia="Times New Roman" w:hAnsi="Times New Roman" w:cs="Times New Roman"/>
-          <w:kern w:val="0"/>
-          <w14:ligatures w14:val="none"/>
-        </w:rPr>
-        <w:t xml:space="preserve">The ingestion pipeline must </w:t>
-      </w:r>
-      <w:r>
-        <w:rPr>
-          <w:rFonts w:ascii="Times New Roman" w:eastAsia="Times New Roman" w:hAnsi="Times New Roman" w:cs="Times New Roman"/>
-          <w:b/>
-          <w:bCs/>
-          <w:kern w:val="0"/>
-          <w14:ligatures w14:val="none"/>
-        </w:rPr>
-        <w:t>normalize data</w:t>
-      </w:r>
-      <w:r>
-        <w:rPr>
-          <w:rFonts w:ascii="Times New Roman" w:eastAsia="Times New Roman" w:hAnsi="Times New Roman" w:cs="Times New Roman"/>
-          <w:kern w:val="0"/>
-          <w14:ligatures w14:val="none"/>
-        </w:rPr>
-        <w:t xml:space="preserve"> into structured intelligence (entities, timelines, relationships).</w:t>
-      </w:r>
-    </w:p>
-    <w:p>
-      <w:pPr>
-        <w:numPr>
-          <w:ilvl w:val="0"/>
-          <w:numId w:val="1"/>
-        </w:numPr>
-        <w:spacing w:before="100" w:beforeAutospacing="1" w:after="100" w:afterAutospacing="1" w:line="240" w:lineRule="auto"/>
-        <w:rPr>
-          <w:rFonts w:ascii="Times New Roman" w:eastAsia="Times New Roman" w:hAnsi="Times New Roman" w:cs="Times New Roman"/>
-          <w:kern w:val="0"/>
-          <w14:ligatures w14:val="none"/>
-        </w:rPr>
-      </w:pPr>
-      <w:r>
-        <w:rPr>
-          <w:rFonts w:ascii="Times New Roman" w:eastAsia="Times New Roman" w:hAnsi="Times New Roman" w:cs="Times New Roman"/>
-          <w:b/>
-          <w:bCs/>
-          <w:kern w:val="0"/>
-          <w14:ligatures w14:val="none"/>
-        </w:rPr>
-        <w:t>Graph-based visualization</w:t>
-      </w:r>
-      <w:r>
-        <w:rPr>
-          <w:rFonts w:ascii="Times New Roman" w:eastAsia="Times New Roman" w:hAnsi="Times New Roman" w:cs="Times New Roman"/>
-          <w:kern w:val="0"/>
-          <w14:ligatures w14:val="none"/>
-        </w:rPr>
-        <w:t xml:space="preserve"> still needs work—right now, data is mostly raw and not deeply interconnected.</w:t>
-      </w:r>
-    </w:p>
-    <w:p>
-      <w:pPr>
-        <w:numPr>
-          <w:ilvl w:val="0"/>
-          <w:numId w:val="1"/>
-        </w:numPr>
-        <w:spacing w:before="100" w:beforeAutospacing="1" w:after="100" w:afterAutospacing="1" w:line="240" w:lineRule="auto"/>
-        <w:rPr>
-          <w:rFonts w:ascii="Times New Roman" w:eastAsia="Times New Roman" w:hAnsi="Times New Roman" w:cs="Times New Roman"/>
-          <w:kern w:val="0"/>
-          <w14:ligatures w14:val="none"/>
-        </w:rPr>
-      </w:pPr>
-      <w:r>
-        <w:rPr>
-          <w:rFonts w:ascii="Times New Roman" w:eastAsia="Times New Roman" w:hAnsi="Times New Roman" w:cs="Times New Roman"/>
-          <w:kern w:val="0"/>
-          <w14:ligatures w14:val="none"/>
-        </w:rPr>
-        <w:t xml:space="preserve">We need </w:t>
-      </w:r>
-      <w:r>
-        <w:rPr>
-          <w:rFonts w:ascii="Times New Roman" w:eastAsia="Times New Roman" w:hAnsi="Times New Roman" w:cs="Times New Roman"/>
-          <w:b/>
-          <w:bCs/>
-          <w:kern w:val="0"/>
-          <w14:ligatures w14:val="none"/>
-        </w:rPr>
-        <w:t>contradiction detection</w:t>
-      </w:r>
-      <w:r>
-        <w:rPr>
-          <w:rFonts w:ascii="Times New Roman" w:eastAsia="Times New Roman" w:hAnsi="Times New Roman" w:cs="Times New Roman"/>
-          <w:kern w:val="0"/>
-          <w14:ligatures w14:val="none"/>
-        </w:rPr>
-        <w:t xml:space="preserve"> &amp; </w:t>
-      </w:r>
-      <w:r>
-        <w:rPr>
-          <w:rFonts w:ascii="Times New Roman" w:eastAsia="Times New Roman" w:hAnsi="Times New Roman" w:cs="Times New Roman"/>
-          <w:b/>
-          <w:bCs/>
-          <w:kern w:val="0"/>
-          <w14:ligatures w14:val="none"/>
-        </w:rPr>
-        <w:t>relationship mapping algorithms</w:t>
-      </w:r>
-      <w:r>
-        <w:rPr>
-          <w:rFonts w:ascii="Times New Roman" w:eastAsia="Times New Roman" w:hAnsi="Times New Roman" w:cs="Times New Roman"/>
-          <w:kern w:val="0"/>
-          <w14:ligatures w14:val="none"/>
-        </w:rPr>
-        <w:t xml:space="preserve"> finalized.</w:t>
-      </w:r>
-    </w:p>
-    <w:p>
-      <w:pPr>
-        <w:spacing w:before="100" w:beforeAutospacing="1" w:after="100" w:afterAutospacing="1" w:line="240" w:lineRule="auto"/>
-        <w:rPr>
-          <w:rFonts w:ascii="Times New Roman" w:eastAsia="Times New Roman" w:hAnsi="Times New Roman" w:cs="Times New Roman"/>
-          <w:kern w:val="0"/>
-          <w14:ligatures w14:val="none"/>
-        </w:rPr>
-      </w:pPr>
-      <w:r>
-        <w:rPr>
-          <w:rFonts w:ascii="Apple Color Emoji" w:eastAsia="Times New Roman" w:hAnsi="Apple Color Emoji" w:cs="Apple Color Emoji"/>
-          <w:kern w:val="0"/>
-          <w14:ligatures w14:val="none"/>
-        </w:rPr>
-        <w:t>🚧</w:t>
-      </w:r>
-      <w:r>
-        <w:rPr>
-          <w:rFonts w:ascii="Times New Roman" w:eastAsia="Times New Roman" w:hAnsi="Times New Roman" w:cs="Times New Roman"/>
-          <w:kern w:val="0"/>
-          <w14:ligatures w14:val="none"/>
-        </w:rPr>
-        <w:t xml:space="preserve"> </w:t>
-      </w:r>
-      <w:r>
-        <w:rPr>
-          <w:rFonts w:ascii="Times New Roman" w:eastAsia="Times New Roman" w:hAnsi="Times New Roman" w:cs="Times New Roman"/>
-          <w:b/>
-          <w:bCs/>
-          <w:kern w:val="0"/>
-          <w14:ligatures w14:val="none"/>
-        </w:rPr>
-        <w:t>MVP Scope vs. Feature Creep</w:t>
-      </w:r>
-    </w:p>
-    <w:p>
-      <w:pPr>
-        <w:numPr>
-          <w:ilvl w:val="0"/>
-          <w:numId w:val="2"/>
-        </w:numPr>
-        <w:spacing w:before="100" w:beforeAutospacing="1" w:after="100" w:afterAutospacing="1" w:line="240" w:lineRule="auto"/>
-        <w:rPr>
-          <w:rFonts w:ascii="Times New Roman" w:eastAsia="Times New Roman" w:hAnsi="Times New Roman" w:cs="Times New Roman"/>
-          <w:kern w:val="0"/>
-          <w14:ligatures w14:val="none"/>
-        </w:rPr>
-      </w:pPr>
-      <w:r>
-        <w:rPr>
-          <w:rFonts w:ascii="Times New Roman" w:eastAsia="Times New Roman" w:hAnsi="Times New Roman" w:cs="Times New Roman"/>
-          <w:kern w:val="0"/>
-          <w14:ligatures w14:val="none"/>
-        </w:rPr>
-        <w:t xml:space="preserve">The </w:t>
-      </w:r>
-      <w:r>
-        <w:rPr>
-          <w:rFonts w:ascii="Times New Roman" w:eastAsia="Times New Roman" w:hAnsi="Times New Roman" w:cs="Times New Roman"/>
-          <w:b/>
-          <w:bCs/>
-          <w:kern w:val="0"/>
-          <w14:ligatures w14:val="none"/>
-        </w:rPr>
-        <w:t>Real-Time News Manipulation Dashboard</w:t>
-      </w:r>
-      <w:r>
-        <w:rPr>
-          <w:rFonts w:ascii="Times New Roman" w:eastAsia="Times New Roman" w:hAnsi="Times New Roman" w:cs="Times New Roman"/>
-          <w:kern w:val="0"/>
-          <w14:ligatures w14:val="none"/>
-        </w:rPr>
-        <w:t xml:space="preserve"> (first demo) is </w:t>
-      </w:r>
-      <w:r>
-        <w:rPr>
-          <w:rFonts w:ascii="Times New Roman" w:eastAsia="Times New Roman" w:hAnsi="Times New Roman" w:cs="Times New Roman"/>
-          <w:b/>
-          <w:bCs/>
-          <w:kern w:val="0"/>
-          <w14:ligatures w14:val="none"/>
-        </w:rPr>
-        <w:t>the #1 priority.</w:t>
-      </w:r>
-    </w:p>
-    <w:p>
-      <w:pPr>
-        <w:numPr>
-          <w:ilvl w:val="0"/>
-          <w:numId w:val="2"/>
-        </w:numPr>
-        <w:spacing w:before="100" w:beforeAutospacing="1" w:after="100" w:afterAutospacing="1" w:line="240" w:lineRule="auto"/>
-        <w:rPr>
-          <w:rFonts w:ascii="Times New Roman" w:eastAsia="Times New Roman" w:hAnsi="Times New Roman" w:cs="Times New Roman"/>
-          <w:kern w:val="0"/>
-          <w14:ligatures w14:val="none"/>
-        </w:rPr>
-      </w:pPr>
-      <w:r>
-        <w:rPr>
-          <w:rFonts w:ascii="Times New Roman" w:eastAsia="Times New Roman" w:hAnsi="Times New Roman" w:cs="Times New Roman"/>
-          <w:kern w:val="0"/>
-          <w14:ligatures w14:val="none"/>
-        </w:rPr>
-        <w:t xml:space="preserve">We need to </w:t>
-      </w:r>
-      <w:r>
-        <w:rPr>
-          <w:rFonts w:ascii="Times New Roman" w:eastAsia="Times New Roman" w:hAnsi="Times New Roman" w:cs="Times New Roman"/>
-          <w:b/>
-          <w:bCs/>
-          <w:kern w:val="0"/>
-          <w14:ligatures w14:val="none"/>
-        </w:rPr>
-        <w:t>ensure we don’t overcomplicate the MVP</w:t>
-      </w:r>
-      <w:r>
-        <w:rPr>
-          <w:rFonts w:ascii="Times New Roman" w:eastAsia="Times New Roman" w:hAnsi="Times New Roman" w:cs="Times New Roman"/>
-          <w:kern w:val="0"/>
-          <w14:ligatures w14:val="none"/>
-        </w:rPr>
-        <w:t xml:space="preserve">—the goal is </w:t>
-      </w:r>
-      <w:r>
-        <w:rPr>
-          <w:rFonts w:ascii="Times New Roman" w:eastAsia="Times New Roman" w:hAnsi="Times New Roman" w:cs="Times New Roman"/>
-          <w:b/>
-          <w:bCs/>
-          <w:kern w:val="0"/>
-          <w14:ligatures w14:val="none"/>
-        </w:rPr>
-        <w:t>real-time contradiction detection &amp; visualization</w:t>
-      </w:r>
-      <w:r>
-        <w:rPr>
-          <w:rFonts w:ascii="Times New Roman" w:eastAsia="Times New Roman" w:hAnsi="Times New Roman" w:cs="Times New Roman"/>
-          <w:kern w:val="0"/>
-          <w14:ligatures w14:val="none"/>
-        </w:rPr>
-        <w:t>.</w:t>
-      </w:r>
-    </w:p>
-    <w:p>
-      <w:pPr>
-        <w:numPr>
-          <w:ilvl w:val="0"/>
-          <w:numId w:val="2"/>
-        </w:numPr>
-        <w:spacing w:before="100" w:beforeAutospacing="1" w:after="100" w:afterAutospacing="1" w:line="240" w:lineRule="auto"/>
-        <w:rPr>
-          <w:rFonts w:ascii="Times New Roman" w:eastAsia="Times New Roman" w:hAnsi="Times New Roman" w:cs="Times New Roman"/>
-          <w:kern w:val="0"/>
-          <w14:ligatures w14:val="none"/>
-        </w:rPr>
-      </w:pPr>
-      <w:r>
-        <w:rPr>
-          <w:rFonts w:ascii="Times New Roman" w:eastAsia="Times New Roman" w:hAnsi="Times New Roman" w:cs="Times New Roman"/>
-          <w:kern w:val="0"/>
-          <w14:ligatures w14:val="none"/>
-        </w:rPr>
-        <w:t xml:space="preserve">The AI needs to </w:t>
-      </w:r>
-      <w:r>
-        <w:rPr>
-          <w:rFonts w:ascii="Times New Roman" w:eastAsia="Times New Roman" w:hAnsi="Times New Roman" w:cs="Times New Roman"/>
-          <w:b/>
-          <w:bCs/>
-          <w:kern w:val="0"/>
-          <w14:ligatures w14:val="none"/>
-        </w:rPr>
-        <w:t>analyze relationships</w:t>
-      </w:r>
-      <w:r>
-        <w:rPr>
-          <w:rFonts w:ascii="Times New Roman" w:eastAsia="Times New Roman" w:hAnsi="Times New Roman" w:cs="Times New Roman"/>
-          <w:kern w:val="0"/>
-          <w14:ligatures w14:val="none"/>
-        </w:rPr>
-        <w:t xml:space="preserve"> before we expand into predictive intelligence.</w:t>
-      </w:r>
-    </w:p>
-    <w:p>
-      <w:pPr>
-        <w:spacing w:before="100" w:beforeAutospacing="1" w:after="100" w:afterAutospacing="1" w:line="240" w:lineRule="auto"/>
-        <w:rPr>
-          <w:rFonts w:ascii="Times New Roman" w:eastAsia="Times New Roman" w:hAnsi="Times New Roman" w:cs="Times New Roman"/>
-          <w:kern w:val="0"/>
-          <w14:ligatures w14:val="none"/>
-        </w:rPr>
-      </w:pPr>
-      <w:r>
-        <w:rPr>
-          <w:rFonts w:ascii="Apple Color Emoji" w:eastAsia="Times New Roman" w:hAnsi="Apple Color Emoji" w:cs="Apple Color Emoji"/>
-          <w:kern w:val="0"/>
-          <w14:ligatures w14:val="none"/>
-        </w:rPr>
-        <w:t>🚧</w:t>
-      </w:r>
-      <w:r>
-        <w:rPr>
-          <w:rFonts w:ascii="Times New Roman" w:eastAsia="Times New Roman" w:hAnsi="Times New Roman" w:cs="Times New Roman"/>
-          <w:kern w:val="0"/>
-          <w14:ligatures w14:val="none"/>
-        </w:rPr>
-        <w:t xml:space="preserve"> </w:t>
-      </w:r>
-      <w:r>
-        <w:rPr>
-          <w:rFonts w:ascii="Times New Roman" w:eastAsia="Times New Roman" w:hAnsi="Times New Roman" w:cs="Times New Roman"/>
-          <w:b/>
-          <w:bCs/>
-          <w:kern w:val="0"/>
-          <w14:ligatures w14:val="none"/>
-        </w:rPr>
-        <w:t>Data Quality &amp; Accuracy</w:t>
-      </w:r>
-    </w:p>
-    <w:p>
-      <w:pPr>
-        <w:numPr>
-          <w:ilvl w:val="0"/>
-          <w:numId w:val="3"/>
-        </w:numPr>
-        <w:spacing w:before="100" w:beforeAutospacing="1" w:after="100" w:afterAutospacing="1" w:line="240" w:lineRule="auto"/>
-        <w:rPr>
-          <w:rFonts w:ascii="Times New Roman" w:eastAsia="Times New Roman" w:hAnsi="Times New Roman" w:cs="Times New Roman"/>
-          <w:kern w:val="0"/>
-          <w14:ligatures w14:val="none"/>
-        </w:rPr>
-      </w:pPr>
-      <w:r>
-        <w:rPr>
-          <w:rFonts w:ascii="Times New Roman" w:eastAsia="Times New Roman" w:hAnsi="Times New Roman" w:cs="Times New Roman"/>
-          <w:kern w:val="0"/>
-          <w14:ligatures w14:val="none"/>
-        </w:rPr>
-        <w:t xml:space="preserve">Raw data alone is useless; we need </w:t>
-      </w:r>
-      <w:r>
-        <w:rPr>
-          <w:rFonts w:ascii="Times New Roman" w:eastAsia="Times New Roman" w:hAnsi="Times New Roman" w:cs="Times New Roman"/>
-          <w:b/>
-          <w:bCs/>
-          <w:kern w:val="0"/>
-          <w14:ligatures w14:val="none"/>
-        </w:rPr>
-        <w:t>proper entity resolution, deduplication, and verification methods.</w:t>
-      </w:r>
-    </w:p>
-    <w:p>
-      <w:pPr>
-        <w:numPr>
-          <w:ilvl w:val="0"/>
-          <w:numId w:val="3"/>
-        </w:numPr>
-        <w:spacing w:before="100" w:beforeAutospacing="1" w:after="100" w:afterAutospacing="1" w:line="240" w:lineRule="auto"/>
-        <w:rPr>
-          <w:rFonts w:ascii="Times New Roman" w:eastAsia="Times New Roman" w:hAnsi="Times New Roman" w:cs="Times New Roman"/>
-          <w:kern w:val="0"/>
-          <w14:ligatures w14:val="none"/>
-        </w:rPr>
-      </w:pPr>
-      <w:r>
-        <w:rPr>
-          <w:rFonts w:ascii="Times New Roman" w:eastAsia="Times New Roman" w:hAnsi="Times New Roman" w:cs="Times New Roman"/>
-          <w:kern w:val="0"/>
-          <w14:ligatures w14:val="none"/>
-        </w:rPr>
-        <w:lastRenderedPageBreak/>
-        <w:t xml:space="preserve">The AI needs to </w:t>
-      </w:r>
-      <w:r>
-        <w:rPr>
-          <w:rFonts w:ascii="Times New Roman" w:eastAsia="Times New Roman" w:hAnsi="Times New Roman" w:cs="Times New Roman"/>
-          <w:b/>
-          <w:bCs/>
-          <w:kern w:val="0"/>
-          <w14:ligatures w14:val="none"/>
-        </w:rPr>
-        <w:t>group similar narratives together</w:t>
-      </w:r>
-      <w:r>
-        <w:rPr>
-          <w:rFonts w:ascii="Times New Roman" w:eastAsia="Times New Roman" w:hAnsi="Times New Roman" w:cs="Times New Roman"/>
-          <w:kern w:val="0"/>
-          <w14:ligatures w14:val="none"/>
-        </w:rPr>
-        <w:t xml:space="preserve"> instead of just pulling random articles.</w:t>
-      </w:r>
-    </w:p>
-    <w:p>
-      <w:pPr>
-        <w:numPr>
-          <w:ilvl w:val="0"/>
-          <w:numId w:val="3"/>
-        </w:numPr>
-        <w:spacing w:before="100" w:beforeAutospacing="1" w:after="100" w:afterAutospacing="1" w:line="240" w:lineRule="auto"/>
-        <w:rPr>
-          <w:rFonts w:ascii="Times New Roman" w:eastAsia="Times New Roman" w:hAnsi="Times New Roman" w:cs="Times New Roman"/>
-          <w:kern w:val="0"/>
-          <w14:ligatures w14:val="none"/>
-        </w:rPr>
-      </w:pPr>
-      <w:r>
-        <w:rPr>
-          <w:rFonts w:ascii="Times New Roman" w:eastAsia="Times New Roman" w:hAnsi="Times New Roman" w:cs="Times New Roman"/>
-          <w:kern w:val="0"/>
-          <w14:ligatures w14:val="none"/>
-        </w:rPr>
-        <w:t xml:space="preserve">The </w:t>
-      </w:r>
-      <w:r>
-        <w:rPr>
-          <w:rFonts w:ascii="Times New Roman" w:eastAsia="Times New Roman" w:hAnsi="Times New Roman" w:cs="Times New Roman"/>
-          <w:b/>
-          <w:bCs/>
-          <w:kern w:val="0"/>
-          <w14:ligatures w14:val="none"/>
-        </w:rPr>
-        <w:t>pipeline should be benchmarked for accuracy, speed, and redundancy removal.</w:t>
-      </w:r>
-    </w:p>
-    <w:p>
-      <w:pPr>
-        <w:spacing w:before="100" w:beforeAutospacing="1" w:after="100" w:afterAutospacing="1" w:line="240" w:lineRule="auto"/>
-        <w:rPr>
-          <w:rFonts w:ascii="Times New Roman" w:eastAsia="Times New Roman" w:hAnsi="Times New Roman" w:cs="Times New Roman"/>
-          <w:kern w:val="0"/>
-          <w14:ligatures w14:val="none"/>
-        </w:rPr>
-      </w:pPr>
-      <w:r>
-        <w:rPr>
-          <w:rFonts w:ascii="Apple Color Emoji" w:eastAsia="Times New Roman" w:hAnsi="Apple Color Emoji" w:cs="Apple Color Emoji"/>
-          <w:kern w:val="0"/>
-          <w14:ligatures w14:val="none"/>
-        </w:rPr>
-        <w:t>🚧</w:t>
-      </w:r>
-      <w:r>
-        <w:rPr>
-          <w:rFonts w:ascii="Times New Roman" w:eastAsia="Times New Roman" w:hAnsi="Times New Roman" w:cs="Times New Roman"/>
-          <w:kern w:val="0"/>
-          <w14:ligatures w14:val="none"/>
-        </w:rPr>
-        <w:t xml:space="preserve"> </w:t>
-      </w:r>
-      <w:r>
-        <w:rPr>
-          <w:rFonts w:ascii="Times New Roman" w:eastAsia="Times New Roman" w:hAnsi="Times New Roman" w:cs="Times New Roman"/>
-          <w:b/>
-          <w:bCs/>
-          <w:kern w:val="0"/>
-          <w14:ligatures w14:val="none"/>
-        </w:rPr>
-        <w:t>Market Alignment &amp; Business Model Validation</w:t>
-      </w:r>
-    </w:p>
-    <w:p>
-      <w:pPr>
-        <w:numPr>
-          <w:ilvl w:val="0"/>
-          <w:numId w:val="4"/>
-        </w:numPr>
-        <w:spacing w:before="100" w:beforeAutospacing="1" w:after="100" w:afterAutospacing="1" w:line="240" w:lineRule="auto"/>
-        <w:rPr>
-          <w:rFonts w:ascii="Times New Roman" w:eastAsia="Times New Roman" w:hAnsi="Times New Roman" w:cs="Times New Roman"/>
-          <w:kern w:val="0"/>
-          <w14:ligatures w14:val="none"/>
-        </w:rPr>
-      </w:pPr>
-      <w:r>
-        <w:rPr>
-          <w:rFonts w:ascii="Times New Roman" w:eastAsia="Times New Roman" w:hAnsi="Times New Roman" w:cs="Times New Roman"/>
-          <w:kern w:val="0"/>
-          <w14:ligatures w14:val="none"/>
-        </w:rPr>
-        <w:t xml:space="preserve">We are prioritizing </w:t>
-      </w:r>
-      <w:r>
-        <w:rPr>
-          <w:rFonts w:ascii="Times New Roman" w:eastAsia="Times New Roman" w:hAnsi="Times New Roman" w:cs="Times New Roman"/>
-          <w:b/>
-          <w:bCs/>
-          <w:kern w:val="0"/>
-          <w14:ligatures w14:val="none"/>
-        </w:rPr>
-        <w:t>financial markets first</w:t>
-      </w:r>
-      <w:r>
-        <w:rPr>
-          <w:rFonts w:ascii="Times New Roman" w:eastAsia="Times New Roman" w:hAnsi="Times New Roman" w:cs="Times New Roman"/>
-          <w:kern w:val="0"/>
-          <w14:ligatures w14:val="none"/>
-        </w:rPr>
-        <w:t xml:space="preserve"> → Hedge funds &amp; analysts are the </w:t>
-      </w:r>
-      <w:r>
-        <w:rPr>
-          <w:rFonts w:ascii="Times New Roman" w:eastAsia="Times New Roman" w:hAnsi="Times New Roman" w:cs="Times New Roman"/>
-          <w:b/>
-          <w:bCs/>
-          <w:kern w:val="0"/>
-          <w14:ligatures w14:val="none"/>
-        </w:rPr>
-        <w:t>#1 monetizable niche.</w:t>
-      </w:r>
-    </w:p>
-    <w:p>
-      <w:pPr>
-        <w:numPr>
-          <w:ilvl w:val="0"/>
-          <w:numId w:val="4"/>
-        </w:numPr>
-        <w:spacing w:before="100" w:beforeAutospacing="1" w:after="100" w:afterAutospacing="1" w:line="240" w:lineRule="auto"/>
-        <w:rPr>
-          <w:rFonts w:ascii="Times New Roman" w:eastAsia="Times New Roman" w:hAnsi="Times New Roman" w:cs="Times New Roman"/>
-          <w:kern w:val="0"/>
-          <w14:ligatures w14:val="none"/>
-        </w:rPr>
-      </w:pPr>
-      <w:r>
-        <w:rPr>
-          <w:rFonts w:ascii="Times New Roman" w:eastAsia="Times New Roman" w:hAnsi="Times New Roman" w:cs="Times New Roman"/>
-          <w:kern w:val="0"/>
-          <w14:ligatures w14:val="none"/>
-        </w:rPr>
-        <w:t xml:space="preserve">The first demo must </w:t>
-      </w:r>
-      <w:r>
-        <w:rPr>
-          <w:rFonts w:ascii="Times New Roman" w:eastAsia="Times New Roman" w:hAnsi="Times New Roman" w:cs="Times New Roman"/>
-          <w:b/>
-          <w:bCs/>
-          <w:kern w:val="0"/>
-          <w14:ligatures w14:val="none"/>
-        </w:rPr>
-        <w:t>show clear financial intelligence benefits</w:t>
-      </w:r>
-      <w:r>
-        <w:rPr>
-          <w:rFonts w:ascii="Times New Roman" w:eastAsia="Times New Roman" w:hAnsi="Times New Roman" w:cs="Times New Roman"/>
-          <w:kern w:val="0"/>
-          <w14:ligatures w14:val="none"/>
-        </w:rPr>
-        <w:t xml:space="preserve"> (e.g., detecting manipulated market narratives).</w:t>
-      </w:r>
-    </w:p>
-    <w:p>
-      <w:pPr>
-        <w:numPr>
-          <w:ilvl w:val="0"/>
-          <w:numId w:val="4"/>
-        </w:numPr>
-        <w:spacing w:before="100" w:beforeAutospacing="1" w:after="100" w:afterAutospacing="1" w:line="240" w:lineRule="auto"/>
-        <w:rPr>
-          <w:rFonts w:ascii="Times New Roman" w:eastAsia="Times New Roman" w:hAnsi="Times New Roman" w:cs="Times New Roman"/>
-          <w:kern w:val="0"/>
-          <w14:ligatures w14:val="none"/>
-        </w:rPr>
-      </w:pPr>
-      <w:r>
-        <w:rPr>
-          <w:rFonts w:ascii="Times New Roman" w:eastAsia="Times New Roman" w:hAnsi="Times New Roman" w:cs="Times New Roman"/>
-          <w:kern w:val="0"/>
-          <w14:ligatures w14:val="none"/>
-        </w:rPr>
-        <w:t xml:space="preserve">We need </w:t>
-      </w:r>
-      <w:r>
-        <w:rPr>
-          <w:rFonts w:ascii="Times New Roman" w:eastAsia="Times New Roman" w:hAnsi="Times New Roman" w:cs="Times New Roman"/>
-          <w:b/>
-          <w:bCs/>
-          <w:kern w:val="0"/>
-          <w14:ligatures w14:val="none"/>
-        </w:rPr>
-        <w:t>early industry validation</w:t>
-      </w:r>
-      <w:r>
-        <w:rPr>
-          <w:rFonts w:ascii="Times New Roman" w:eastAsia="Times New Roman" w:hAnsi="Times New Roman" w:cs="Times New Roman"/>
-          <w:kern w:val="0"/>
-          <w14:ligatures w14:val="none"/>
-        </w:rPr>
-        <w:t xml:space="preserve"> → Find at least </w:t>
-      </w:r>
-      <w:r>
-        <w:rPr>
-          <w:rFonts w:ascii="Times New Roman" w:eastAsia="Times New Roman" w:hAnsi="Times New Roman" w:cs="Times New Roman"/>
-          <w:b/>
-          <w:bCs/>
-          <w:kern w:val="0"/>
-          <w14:ligatures w14:val="none"/>
-        </w:rPr>
-        <w:t>3-5 finance professionals</w:t>
-      </w:r>
-      <w:r>
-        <w:rPr>
-          <w:rFonts w:ascii="Times New Roman" w:eastAsia="Times New Roman" w:hAnsi="Times New Roman" w:cs="Times New Roman"/>
-          <w:kern w:val="0"/>
-          <w14:ligatures w14:val="none"/>
-        </w:rPr>
-        <w:t xml:space="preserve"> willing to test an early prototype.</w:t>
-      </w:r>
-    </w:p>
-    <w:p>
-      <w:pPr>
-        <w:spacing w:after="0" w:line="240" w:lineRule="auto"/>
-        <w:rPr>
-          <w:rFonts w:ascii="Times New Roman" w:eastAsia="Times New Roman" w:hAnsi="Times New Roman" w:cs="Times New Roman"/>
-          <w:kern w:val="0"/>
-          <w14:ligatures w14:val="none"/>
-        </w:rPr>
-      </w:pPr>
-      <w:r>
-        <w:rPr>
-          <w:rFonts w:ascii="Times New Roman" w:eastAsia="Times New Roman" w:hAnsi="Times New Roman" w:cs="Times New Roman"/>
-          <w:kern w:val="0"/>
-          <w14:ligatures w14:val="none"/>
+          <w:noProof/>
+          <w:kern w:val="0"/>
         </w:rPr>
         <w:pict>
-          <v:rect id="_x0000_i1027" style="width:0;height:1.5pt" o:hralign="center" o:hrstd="t" o:hr="t" fillcolor="#a0a0a0" stroked="f"/>
+          <v:rect id="_x0000_i1025" alt="" style="width:468pt;height:.05pt;mso-width-percent:0;mso-height-percent:0;mso-width-percent:0;mso-height-percent:0" o:hralign="center" o:hrstd="t" o:hr="t" fillcolor="#a0a0a0" stroked="f"/>
         </w:pict>
       </w:r>
     </w:p>
     <w:p>
       <w:pPr>
         <w:spacing w:before="100" w:beforeAutospacing="1" w:after="100" w:afterAutospacing="1" w:line="240" w:lineRule="auto"/>
-        <w:outlineLvl w:val="1"/>
+        <w:outlineLvl w:val="2"/>
         <w:rPr>
           <w:rFonts w:ascii="Times New Roman" w:eastAsia="Times New Roman" w:hAnsi="Times New Roman" w:cs="Times New Roman"/>
           <w:b/>
           <w:bCs/>
-          <w:kern w:val="0"/>
-          <w:sz w:val="36"/>
-          <w:szCs w:val="36"/>
+          <w:color w:val="000000"/>
+          <w:kern w:val="0"/>
+          <w:sz w:val="27"/>
+          <w:szCs w:val="27"/>
           <w14:ligatures w14:val="none"/>
         </w:rPr>
       </w:pPr>
       <w:r>
         <w:rPr>
-          <w:rFonts w:ascii="Apple Color Emoji" w:eastAsia="Times New Roman" w:hAnsi="Apple Color Emoji" w:cs="Apple Color Emoji"/>
+          <w:rFonts w:ascii="Times New Roman" w:eastAsia="Times New Roman" w:hAnsi="Times New Roman" w:cs="Times New Roman"/>
           <w:b/>
           <w:bCs/>
-          <w:kern w:val="0"/>
-          <w:sz w:val="36"/>
-          <w:szCs w:val="36"/>
-          <w14:ligatures w14:val="none"/>
-        </w:rPr>
-        <w:t>🔹</w:t>
-      </w:r>
-      <w:r>
-        <w:rPr>
-          <w:rFonts w:ascii="Times New Roman" w:eastAsia="Times New Roman" w:hAnsi="Times New Roman" w:cs="Times New Roman"/>
-          <w:b/>
-          <w:bCs/>
-          <w:kern w:val="0"/>
-          <w:sz w:val="36"/>
-          <w:szCs w:val="36"/>
-          <w14:ligatures w14:val="none"/>
-        </w:rPr>
-        <w:t xml:space="preserve"> Next Steps &amp; Execution Plan</w:t>
+          <w:color w:val="000000"/>
+          <w:kern w:val="0"/>
+          <w:sz w:val="27"/>
+          <w:szCs w:val="27"/>
+          <w14:ligatures w14:val="none"/>
+        </w:rPr>
+        <w:t>Next Steps:</w:t>
       </w:r>
     </w:p>
     <w:p>
       <w:pPr>
+        <w:numPr>
+          <w:ilvl w:val="0"/>
+          <w:numId w:val="22"/>
+        </w:numPr>
         <w:spacing w:before="100" w:beforeAutospacing="1" w:after="100" w:afterAutospacing="1" w:line="240" w:lineRule="auto"/>
-        <w:outlineLvl w:val="2"/>
+        <w:rPr>
+          <w:rFonts w:ascii="Times New Roman" w:eastAsia="Times New Roman" w:hAnsi="Times New Roman" w:cs="Times New Roman"/>
+          <w:color w:val="000000"/>
+          <w:kern w:val="0"/>
+          <w14:ligatures w14:val="none"/>
+        </w:rPr>
+      </w:pPr>
+      <w:r>
         <w:rPr>
           <w:rFonts w:ascii="Times New Roman" w:eastAsia="Times New Roman" w:hAnsi="Times New Roman" w:cs="Times New Roman"/>
           <w:b/>
           <w:bCs/>
-          <w:kern w:val="0"/>
-          <w:sz w:val="27"/>
-          <w:szCs w:val="27"/>
-          <w14:ligatures w14:val="none"/>
-        </w:rPr>
-      </w:pPr>
-      <w:r>
-        <w:rPr>
-          <w:rFonts w:ascii="Times New Roman" w:eastAsia="Times New Roman" w:hAnsi="Times New Roman" w:cs="Times New Roman"/>
-          <w:b/>
-          <w:bCs/>
-          <w:kern w:val="0"/>
-          <w:sz w:val="27"/>
-          <w:szCs w:val="27"/>
-          <w14:ligatures w14:val="none"/>
-        </w:rPr>
-        <w:t>1</w:t>
+          <w:color w:val="000000"/>
+          <w:kern w:val="0"/>
+          <w14:ligatures w14:val="none"/>
+        </w:rPr>
+        <w:t>Finalize Backend Documentation</w:t>
       </w:r>
       <w:r>
         <w:rPr>
-          <w:rFonts w:ascii="Apple Color Emoji" w:eastAsia="Times New Roman" w:hAnsi="Apple Color Emoji" w:cs="Apple Color Emoji"/>
-          <w:b/>
-          <w:bCs/>
-          <w:kern w:val="0"/>
-          <w:sz w:val="27"/>
-          <w:szCs w:val="27"/>
-          <w14:ligatures w14:val="none"/>
-        </w:rPr>
-        <w:t>️⃣</w:t>
-      </w:r>
-      <w:r>
-        <w:rPr>
-          <w:rFonts w:ascii="Times New Roman" w:eastAsia="Times New Roman" w:hAnsi="Times New Roman" w:cs="Times New Roman"/>
-          <w:b/>
-          <w:bCs/>
-          <w:kern w:val="0"/>
-          <w:sz w:val="27"/>
-          <w:szCs w:val="27"/>
-          <w14:ligatures w14:val="none"/>
-        </w:rPr>
-        <w:t xml:space="preserve"> Lock Down MVP Scope (0-6 months)</w:t>
+          <w:rFonts w:ascii="Times New Roman" w:eastAsia="Times New Roman" w:hAnsi="Times New Roman" w:cs="Times New Roman"/>
+          <w:color w:val="000000"/>
+          <w:kern w:val="0"/>
+          <w14:ligatures w14:val="none"/>
+        </w:rPr>
+        <w:t> – Ensure API documentation, data schema, and intelligence processing pipeline are fully documented.</w:t>
       </w:r>
     </w:p>
     <w:p>
       <w:pPr>
+        <w:numPr>
+          <w:ilvl w:val="0"/>
+          <w:numId w:val="22"/>
+        </w:numPr>
         <w:spacing w:before="100" w:beforeAutospacing="1" w:after="100" w:afterAutospacing="1" w:line="240" w:lineRule="auto"/>
         <w:rPr>
           <w:rFonts w:ascii="Times New Roman" w:eastAsia="Times New Roman" w:hAnsi="Times New Roman" w:cs="Times New Roman"/>
+          <w:color w:val="000000"/>
           <w:kern w:val="0"/>
           <w14:ligatures w14:val="none"/>
         </w:rPr>
       </w:pPr>
       <w:r>
         <w:rPr>
-          <w:rFonts w:ascii="Apple Color Emoji" w:eastAsia="Times New Roman" w:hAnsi="Apple Color Emoji" w:cs="Apple Color Emoji"/>
-          <w:kern w:val="0"/>
-          <w14:ligatures w14:val="none"/>
-        </w:rPr>
-        <w:t>🎯</w:t>
+          <w:rFonts w:ascii="Times New Roman" w:eastAsia="Times New Roman" w:hAnsi="Times New Roman" w:cs="Times New Roman"/>
+          <w:b/>
+          <w:bCs/>
+          <w:color w:val="000000"/>
+          <w:kern w:val="0"/>
+          <w14:ligatures w14:val="none"/>
+        </w:rPr>
+        <w:t>Update Clarity Vision &amp; Roadmap</w:t>
       </w:r>
       <w:r>
         <w:rPr>
           <w:rFonts w:ascii="Times New Roman" w:eastAsia="Times New Roman" w:hAnsi="Times New Roman" w:cs="Times New Roman"/>
-          <w:kern w:val="0"/>
-          <w14:ligatures w14:val="none"/>
-        </w:rPr>
-        <w:t xml:space="preserve"> </w:t>
-      </w:r>
-      <w:r>
-        <w:rPr>
-          <w:rFonts w:ascii="Times New Roman" w:eastAsia="Times New Roman" w:hAnsi="Times New Roman" w:cs="Times New Roman"/>
-          <w:b/>
-          <w:bCs/>
-          <w:kern w:val="0"/>
-          <w14:ligatures w14:val="none"/>
-        </w:rPr>
-        <w:t>GOAL:</w:t>
-      </w:r>
-      <w:r>
-        <w:rPr>
-          <w:rFonts w:ascii="Times New Roman" w:eastAsia="Times New Roman" w:hAnsi="Times New Roman" w:cs="Times New Roman"/>
-          <w:kern w:val="0"/>
-          <w14:ligatures w14:val="none"/>
-        </w:rPr>
-        <w:t xml:space="preserve"> Real-Time News Manipulation Dashboard for Financial Markets</w:t>
+          <w:color w:val="000000"/>
+          <w:kern w:val="0"/>
+          <w14:ligatures w14:val="none"/>
+        </w:rPr>
+        <w:t> – Ensure execution plan aligns with current technical development.</w:t>
       </w:r>
     </w:p>
     <w:p>
       <w:pPr>
         <w:numPr>
           <w:ilvl w:val="0"/>
-          <w:numId w:val="5"/>
+          <w:numId w:val="22"/>
         </w:numPr>
         <w:spacing w:before="100" w:beforeAutospacing="1" w:after="100" w:afterAutospacing="1" w:line="240" w:lineRule="auto"/>
         <w:rPr>
           <w:rFonts w:ascii="Times New Roman" w:eastAsia="Times New Roman" w:hAnsi="Times New Roman" w:cs="Times New Roman"/>
+          <w:color w:val="000000"/>
           <w:kern w:val="0"/>
           <w14:ligatures w14:val="none"/>
         </w:rPr>
@@ -1383,29 +681,32 @@
           <w:rFonts w:ascii="Times New Roman" w:eastAsia="Times New Roman" w:hAnsi="Times New Roman" w:cs="Times New Roman"/>
           <w:b/>
           <w:bCs/>
-          <w:kern w:val="0"/>
-          <w14:ligatures w14:val="none"/>
-        </w:rPr>
-        <w:t>Contradiction detection in finance news</w:t>
+          <w:color w:val="000000"/>
+          <w:kern w:val="0"/>
+          <w14:ligatures w14:val="none"/>
+        </w:rPr>
+        <w:t>Review Monetization Model</w:t>
       </w:r>
       <w:r>
         <w:rPr>
           <w:rFonts w:ascii="Times New Roman" w:eastAsia="Times New Roman" w:hAnsi="Times New Roman" w:cs="Times New Roman"/>
-          <w:kern w:val="0"/>
-          <w14:ligatures w14:val="none"/>
-        </w:rPr>
-        <w:t xml:space="preserve"> (track inconsistencies in reporting).</w:t>
+          <w:color w:val="000000"/>
+          <w:kern w:val="0"/>
+          <w14:ligatures w14:val="none"/>
+        </w:rPr>
+        <w:t> – Validate strategies for immediate revenue and long-term enterprise adoption.</w:t>
       </w:r>
     </w:p>
     <w:p>
       <w:pPr>
         <w:numPr>
           <w:ilvl w:val="0"/>
-          <w:numId w:val="5"/>
+          <w:numId w:val="22"/>
         </w:numPr>
         <w:spacing w:before="100" w:beforeAutospacing="1" w:after="100" w:afterAutospacing="1" w:line="240" w:lineRule="auto"/>
         <w:rPr>
           <w:rFonts w:ascii="Times New Roman" w:eastAsia="Times New Roman" w:hAnsi="Times New Roman" w:cs="Times New Roman"/>
+          <w:color w:val="000000"/>
           <w:kern w:val="0"/>
           <w14:ligatures w14:val="none"/>
         </w:rPr>
@@ -1415,29 +716,32 @@
           <w:rFonts w:ascii="Times New Roman" w:eastAsia="Times New Roman" w:hAnsi="Times New Roman" w:cs="Times New Roman"/>
           <w:b/>
           <w:bCs/>
-          <w:kern w:val="0"/>
-          <w14:ligatures w14:val="none"/>
-        </w:rPr>
-        <w:t>Narrative mapping to show how stories spread</w:t>
+          <w:color w:val="000000"/>
+          <w:kern w:val="0"/>
+          <w14:ligatures w14:val="none"/>
+        </w:rPr>
+        <w:t>Test Coverage Expansion</w:t>
       </w:r>
       <w:r>
         <w:rPr>
           <w:rFonts w:ascii="Times New Roman" w:eastAsia="Times New Roman" w:hAnsi="Times New Roman" w:cs="Times New Roman"/>
-          <w:kern w:val="0"/>
-          <w14:ligatures w14:val="none"/>
-        </w:rPr>
-        <w:t xml:space="preserve"> (identify key influencers, amplifiers, and contradictions).</w:t>
+          <w:color w:val="000000"/>
+          <w:kern w:val="0"/>
+          <w14:ligatures w14:val="none"/>
+        </w:rPr>
+        <w:t> – Ensure automated testing covers all mission-critical areas.</w:t>
       </w:r>
     </w:p>
     <w:p>
       <w:pPr>
         <w:numPr>
           <w:ilvl w:val="0"/>
-          <w:numId w:val="5"/>
+          <w:numId w:val="22"/>
         </w:numPr>
         <w:spacing w:before="100" w:beforeAutospacing="1" w:after="100" w:afterAutospacing="1" w:line="240" w:lineRule="auto"/>
         <w:rPr>
           <w:rFonts w:ascii="Times New Roman" w:eastAsia="Times New Roman" w:hAnsi="Times New Roman" w:cs="Times New Roman"/>
+          <w:color w:val="000000"/>
           <w:kern w:val="0"/>
           <w14:ligatures w14:val="none"/>
         </w:rPr>
@@ -1447,18 +751,20 @@
           <w:rFonts w:ascii="Times New Roman" w:eastAsia="Times New Roman" w:hAnsi="Times New Roman" w:cs="Times New Roman"/>
           <w:b/>
           <w:bCs/>
-          <w:kern w:val="0"/>
-          <w14:ligatures w14:val="none"/>
-        </w:rPr>
-        <w:t>AI-powered trend analysis</w:t>
+          <w:color w:val="000000"/>
+          <w:kern w:val="0"/>
+          <w14:ligatures w14:val="none"/>
+        </w:rPr>
+        <w:t>Institutional Dashboards Integration</w:t>
       </w:r>
       <w:r>
         <w:rPr>
           <w:rFonts w:ascii="Times New Roman" w:eastAsia="Times New Roman" w:hAnsi="Times New Roman" w:cs="Times New Roman"/>
-          <w:kern w:val="0"/>
-          <w14:ligatures w14:val="none"/>
-        </w:rPr>
-        <w:t xml:space="preserve"> (forecast potential market impact of misinformation).</w:t>
+          <w:color w:val="000000"/>
+          <w:kern w:val="0"/>
+          <w14:ligatures w14:val="none"/>
+        </w:rPr>
+        <w:t> – Validate live data sources and ensure dashboard interactivity meets intelligence needs.</w:t>
       </w:r>
     </w:p>
     <w:p>
@@ -1466,1181 +772,29 @@
         <w:spacing w:before="100" w:beforeAutospacing="1" w:after="100" w:afterAutospacing="1" w:line="240" w:lineRule="auto"/>
         <w:rPr>
           <w:rFonts w:ascii="Times New Roman" w:eastAsia="Times New Roman" w:hAnsi="Times New Roman" w:cs="Times New Roman"/>
+          <w:color w:val="000000"/>
           <w:kern w:val="0"/>
           <w14:ligatures w14:val="none"/>
         </w:rPr>
       </w:pPr>
       <w:r>
         <w:rPr>
-          <w:rFonts w:ascii="Apple Color Emoji" w:eastAsia="Times New Roman" w:hAnsi="Apple Color Emoji" w:cs="Apple Color Emoji"/>
-          <w:kern w:val="0"/>
-          <w14:ligatures w14:val="none"/>
-        </w:rPr>
-        <w:t>💪</w:t>
+          <w:rFonts w:ascii="Times New Roman" w:eastAsia="Times New Roman" w:hAnsi="Times New Roman" w:cs="Times New Roman"/>
+          <w:color w:val="000000"/>
+          <w:kern w:val="0"/>
+          <w14:ligatures w14:val="none"/>
+        </w:rPr>
+        <w:lastRenderedPageBreak/>
+        <w:t xml:space="preserve">This review serves as a checkpoint to ensure the execution remains on course, preventing unnecessary pivots and maintaining strict adherence to our planned milestones. </w:t>
       </w:r>
       <w:r>
         <w:rPr>
-          <w:rFonts w:ascii="Times New Roman" w:eastAsia="Times New Roman" w:hAnsi="Times New Roman" w:cs="Times New Roman"/>
-          <w:kern w:val="0"/>
-          <w14:ligatures w14:val="none"/>
-        </w:rPr>
-        <w:t xml:space="preserve"> </w:t>
-      </w:r>
-      <w:r>
-        <w:rPr>
-          <w:rFonts w:ascii="Times New Roman" w:eastAsia="Times New Roman" w:hAnsi="Times New Roman" w:cs="Times New Roman"/>
-          <w:b/>
-          <w:bCs/>
-          <w:kern w:val="0"/>
-          <w14:ligatures w14:val="none"/>
-        </w:rPr>
-        <w:t>Immediate Action Items</w:t>
-      </w:r>
-      <w:r>
-        <w:rPr>
-          <w:rFonts w:ascii="Times New Roman" w:eastAsia="Times New Roman" w:hAnsi="Times New Roman" w:cs="Times New Roman"/>
-          <w:kern w:val="0"/>
-          <w14:ligatures w14:val="none"/>
-        </w:rPr>
-        <w:t>:</w:t>
-      </w:r>
-    </w:p>
-    <w:p>
-      <w:pPr>
-        <w:numPr>
-          <w:ilvl w:val="0"/>
-          <w:numId w:val="6"/>
-        </w:numPr>
-        <w:spacing w:beforeAutospacing="1" w:after="0" w:afterAutospacing="1" w:line="240" w:lineRule="auto"/>
-        <w:rPr>
-          <w:rFonts w:ascii="Times New Roman" w:eastAsia="Times New Roman" w:hAnsi="Times New Roman" w:cs="Times New Roman"/>
-          <w:kern w:val="0"/>
-          <w14:ligatures w14:val="none"/>
-        </w:rPr>
-      </w:pPr>
-    </w:p>
-    <w:p>
-      <w:pPr>
-        <w:spacing w:after="0" w:line="240" w:lineRule="auto"/>
-        <w:rPr>
-          <w:rFonts w:ascii="Times New Roman" w:eastAsia="Times New Roman" w:hAnsi="Times New Roman" w:cs="Times New Roman"/>
-          <w:kern w:val="0"/>
-          <w14:ligatures w14:val="none"/>
-        </w:rPr>
-      </w:pPr>
-      <w:r>
-        <w:rPr>
-          <w:rFonts w:ascii="Times New Roman" w:eastAsia="Times New Roman" w:hAnsi="Times New Roman" w:cs="Times New Roman"/>
-          <w:kern w:val="0"/>
-          <w14:ligatures w14:val="none"/>
-        </w:rPr>
-        <w:pict>
-          <v:rect id="_x0000_i1028" style="width:0;height:1.5pt" o:hralign="center" o:hrstd="t" o:hr="t" fillcolor="#a0a0a0" stroked="f"/>
-        </w:pict>
-      </w:r>
-    </w:p>
-    <w:p>
-      <w:pPr>
-        <w:spacing w:before="100" w:beforeAutospacing="1" w:after="100" w:afterAutospacing="1" w:line="240" w:lineRule="auto"/>
-        <w:outlineLvl w:val="2"/>
-        <w:rPr>
-          <w:rFonts w:ascii="Times New Roman" w:eastAsia="Times New Roman" w:hAnsi="Times New Roman" w:cs="Times New Roman"/>
-          <w:b/>
-          <w:bCs/>
-          <w:kern w:val="0"/>
-          <w:sz w:val="27"/>
-          <w:szCs w:val="27"/>
-          <w14:ligatures w14:val="none"/>
-        </w:rPr>
-      </w:pPr>
-      <w:r>
-        <w:rPr>
-          <w:rFonts w:ascii="Times New Roman" w:eastAsia="Times New Roman" w:hAnsi="Times New Roman" w:cs="Times New Roman"/>
-          <w:b/>
-          <w:bCs/>
-          <w:kern w:val="0"/>
-          <w:sz w:val="27"/>
-          <w:szCs w:val="27"/>
-          <w14:ligatures w14:val="none"/>
-        </w:rPr>
-        <w:t>2</w:t>
-      </w:r>
-      <w:r>
-        <w:rPr>
           <w:rFonts w:ascii="Apple Color Emoji" w:eastAsia="Times New Roman" w:hAnsi="Apple Color Emoji" w:cs="Apple Color Emoji"/>
-          <w:b/>
-          <w:bCs/>
-          <w:kern w:val="0"/>
-          <w:sz w:val="27"/>
-          <w:szCs w:val="27"/>
-          <w14:ligatures w14:val="none"/>
-        </w:rPr>
-        <w:t>️⃣</w:t>
-      </w:r>
-      <w:r>
-        <w:rPr>
-          <w:rFonts w:ascii="Times New Roman" w:eastAsia="Times New Roman" w:hAnsi="Times New Roman" w:cs="Times New Roman"/>
-          <w:b/>
-          <w:bCs/>
-          <w:kern w:val="0"/>
-          <w:sz w:val="27"/>
-          <w:szCs w:val="27"/>
-          <w14:ligatures w14:val="none"/>
-        </w:rPr>
-        <w:t xml:space="preserve"> Business &amp; Market Validation</w:t>
-      </w:r>
-    </w:p>
-    <w:p>
-      <w:pPr>
-        <w:spacing w:before="100" w:beforeAutospacing="1" w:after="100" w:afterAutospacing="1" w:line="240" w:lineRule="auto"/>
-        <w:rPr>
-          <w:rFonts w:ascii="Times New Roman" w:eastAsia="Times New Roman" w:hAnsi="Times New Roman" w:cs="Times New Roman"/>
-          <w:kern w:val="0"/>
-          <w14:ligatures w14:val="none"/>
-        </w:rPr>
-      </w:pPr>
-      <w:r>
-        <w:rPr>
-          <w:rFonts w:ascii="Apple Color Emoji" w:eastAsia="Times New Roman" w:hAnsi="Apple Color Emoji" w:cs="Apple Color Emoji"/>
-          <w:kern w:val="0"/>
-          <w14:ligatures w14:val="none"/>
-        </w:rPr>
-        <w:t>🎯</w:t>
-      </w:r>
-      <w:r>
-        <w:rPr>
-          <w:rFonts w:ascii="Times New Roman" w:eastAsia="Times New Roman" w:hAnsi="Times New Roman" w:cs="Times New Roman"/>
-          <w:kern w:val="0"/>
-          <w14:ligatures w14:val="none"/>
-        </w:rPr>
-        <w:t xml:space="preserve"> </w:t>
-      </w:r>
-      <w:r>
-        <w:rPr>
-          <w:rFonts w:ascii="Times New Roman" w:eastAsia="Times New Roman" w:hAnsi="Times New Roman" w:cs="Times New Roman"/>
-          <w:b/>
-          <w:bCs/>
-          <w:kern w:val="0"/>
-          <w14:ligatures w14:val="none"/>
-        </w:rPr>
-        <w:t>GOAL:</w:t>
-      </w:r>
-      <w:r>
-        <w:rPr>
-          <w:rFonts w:ascii="Times New Roman" w:eastAsia="Times New Roman" w:hAnsi="Times New Roman" w:cs="Times New Roman"/>
-          <w:kern w:val="0"/>
-          <w14:ligatures w14:val="none"/>
-        </w:rPr>
-        <w:t xml:space="preserve"> Validate financial industry interest &amp; iterate before full-scale launch.</w:t>
-      </w:r>
-    </w:p>
-    <w:p>
-      <w:pPr>
-        <w:numPr>
-          <w:ilvl w:val="0"/>
-          <w:numId w:val="7"/>
-        </w:numPr>
-        <w:spacing w:before="100" w:beforeAutospacing="1" w:after="100" w:afterAutospacing="1" w:line="240" w:lineRule="auto"/>
-        <w:rPr>
-          <w:rFonts w:ascii="Times New Roman" w:eastAsia="Times New Roman" w:hAnsi="Times New Roman" w:cs="Times New Roman"/>
-          <w:kern w:val="0"/>
-          <w14:ligatures w14:val="none"/>
-        </w:rPr>
-      </w:pPr>
-      <w:r>
-        <w:rPr>
-          <w:rFonts w:ascii="Times New Roman" w:eastAsia="Times New Roman" w:hAnsi="Times New Roman" w:cs="Times New Roman"/>
-          <w:b/>
-          <w:bCs/>
-          <w:kern w:val="0"/>
-          <w14:ligatures w14:val="none"/>
-        </w:rPr>
-        <w:t>Find 3-5 financial professionals</w:t>
-      </w:r>
-      <w:r>
-        <w:rPr>
-          <w:rFonts w:ascii="Times New Roman" w:eastAsia="Times New Roman" w:hAnsi="Times New Roman" w:cs="Times New Roman"/>
-          <w:kern w:val="0"/>
-          <w14:ligatures w14:val="none"/>
-        </w:rPr>
-        <w:t xml:space="preserve"> (traders, analysts, hedge fund managers) for feedback.</w:t>
-      </w:r>
-    </w:p>
-    <w:p>
-      <w:pPr>
-        <w:numPr>
-          <w:ilvl w:val="0"/>
-          <w:numId w:val="7"/>
-        </w:numPr>
-        <w:spacing w:before="100" w:beforeAutospacing="1" w:after="100" w:afterAutospacing="1" w:line="240" w:lineRule="auto"/>
-        <w:rPr>
-          <w:rFonts w:ascii="Times New Roman" w:eastAsia="Times New Roman" w:hAnsi="Times New Roman" w:cs="Times New Roman"/>
-          <w:kern w:val="0"/>
-          <w14:ligatures w14:val="none"/>
-        </w:rPr>
-      </w:pPr>
-      <w:r>
-        <w:rPr>
-          <w:rFonts w:ascii="Times New Roman" w:eastAsia="Times New Roman" w:hAnsi="Times New Roman" w:cs="Times New Roman"/>
-          <w:kern w:val="0"/>
-          <w14:ligatures w14:val="none"/>
-        </w:rPr>
-        <w:t xml:space="preserve">Ensure the </w:t>
-      </w:r>
-      <w:r>
-        <w:rPr>
-          <w:rFonts w:ascii="Times New Roman" w:eastAsia="Times New Roman" w:hAnsi="Times New Roman" w:cs="Times New Roman"/>
-          <w:b/>
-          <w:bCs/>
-          <w:kern w:val="0"/>
-          <w14:ligatures w14:val="none"/>
-        </w:rPr>
-        <w:t>first MVP provides a tangible intelligence advantage</w:t>
-      </w:r>
-      <w:r>
-        <w:rPr>
-          <w:rFonts w:ascii="Times New Roman" w:eastAsia="Times New Roman" w:hAnsi="Times New Roman" w:cs="Times New Roman"/>
-          <w:kern w:val="0"/>
-          <w14:ligatures w14:val="none"/>
-        </w:rPr>
-        <w:t xml:space="preserve"> (not just an interesting tool).</w:t>
-      </w:r>
-    </w:p>
-    <w:p>
-      <w:pPr>
-        <w:numPr>
-          <w:ilvl w:val="0"/>
-          <w:numId w:val="7"/>
-        </w:numPr>
-        <w:spacing w:before="100" w:beforeAutospacing="1" w:after="100" w:afterAutospacing="1" w:line="240" w:lineRule="auto"/>
-        <w:rPr>
-          <w:rFonts w:ascii="Times New Roman" w:eastAsia="Times New Roman" w:hAnsi="Times New Roman" w:cs="Times New Roman"/>
-          <w:kern w:val="0"/>
-          <w14:ligatures w14:val="none"/>
-        </w:rPr>
-      </w:pPr>
-      <w:r>
-        <w:rPr>
-          <w:rFonts w:ascii="Times New Roman" w:eastAsia="Times New Roman" w:hAnsi="Times New Roman" w:cs="Times New Roman"/>
-          <w:kern w:val="0"/>
-          <w14:ligatures w14:val="none"/>
-        </w:rPr>
-        <w:t xml:space="preserve">Validate if hedge funds </w:t>
-      </w:r>
-      <w:r>
-        <w:rPr>
-          <w:rFonts w:ascii="Times New Roman" w:eastAsia="Times New Roman" w:hAnsi="Times New Roman" w:cs="Times New Roman"/>
-          <w:b/>
-          <w:bCs/>
-          <w:kern w:val="0"/>
-          <w14:ligatures w14:val="none"/>
-        </w:rPr>
-        <w:t>would pay for real-time narrative analysis &amp; market intelligence.</w:t>
-      </w:r>
-    </w:p>
-    <w:p>
-      <w:pPr>
-        <w:spacing w:before="100" w:beforeAutospacing="1" w:after="100" w:afterAutospacing="1" w:line="240" w:lineRule="auto"/>
-        <w:rPr>
-          <w:rFonts w:ascii="Times New Roman" w:eastAsia="Times New Roman" w:hAnsi="Times New Roman" w:cs="Times New Roman"/>
-          <w:kern w:val="0"/>
-          <w14:ligatures w14:val="none"/>
-        </w:rPr>
-      </w:pPr>
-      <w:r>
-        <w:rPr>
-          <w:rFonts w:ascii="Apple Color Emoji" w:eastAsia="Times New Roman" w:hAnsi="Apple Color Emoji" w:cs="Apple Color Emoji"/>
-          <w:kern w:val="0"/>
-          <w14:ligatures w14:val="none"/>
-        </w:rPr>
-        <w:t>💪</w:t>
-      </w:r>
-      <w:r>
-        <w:rPr>
-          <w:rFonts w:ascii="Times New Roman" w:eastAsia="Times New Roman" w:hAnsi="Times New Roman" w:cs="Times New Roman"/>
-          <w:kern w:val="0"/>
-          <w14:ligatures w14:val="none"/>
-        </w:rPr>
-        <w:t xml:space="preserve"> </w:t>
-      </w:r>
-      <w:r>
-        <w:rPr>
-          <w:rFonts w:ascii="Times New Roman" w:eastAsia="Times New Roman" w:hAnsi="Times New Roman" w:cs="Times New Roman"/>
-          <w:b/>
-          <w:bCs/>
-          <w:kern w:val="0"/>
-          <w14:ligatures w14:val="none"/>
-        </w:rPr>
-        <w:t>Immediate Action Items</w:t>
-      </w:r>
-      <w:r>
-        <w:rPr>
-          <w:rFonts w:ascii="Times New Roman" w:eastAsia="Times New Roman" w:hAnsi="Times New Roman" w:cs="Times New Roman"/>
-          <w:kern w:val="0"/>
-          <w14:ligatures w14:val="none"/>
-        </w:rPr>
-        <w:t>:</w:t>
-      </w:r>
-    </w:p>
-    <w:p>
-      <w:pPr>
-        <w:numPr>
-          <w:ilvl w:val="0"/>
-          <w:numId w:val="8"/>
-        </w:numPr>
-        <w:spacing w:beforeAutospacing="1" w:after="0" w:afterAutospacing="1" w:line="240" w:lineRule="auto"/>
-        <w:rPr>
-          <w:rFonts w:ascii="Times New Roman" w:eastAsia="Times New Roman" w:hAnsi="Times New Roman" w:cs="Times New Roman"/>
-          <w:kern w:val="0"/>
-          <w14:ligatures w14:val="none"/>
-        </w:rPr>
-      </w:pPr>
-    </w:p>
-    <w:p>
-      <w:pPr>
-        <w:spacing w:after="0" w:line="240" w:lineRule="auto"/>
-        <w:rPr>
-          <w:rFonts w:ascii="Times New Roman" w:eastAsia="Times New Roman" w:hAnsi="Times New Roman" w:cs="Times New Roman"/>
-          <w:kern w:val="0"/>
-          <w14:ligatures w14:val="none"/>
-        </w:rPr>
-      </w:pPr>
-      <w:r>
-        <w:rPr>
-          <w:rFonts w:ascii="Times New Roman" w:eastAsia="Times New Roman" w:hAnsi="Times New Roman" w:cs="Times New Roman"/>
-          <w:noProof/>
-          <w:kern w:val="0"/>
-        </w:rPr>
-        <w:pict>
-          <v:rect id="_x0000_i1032" alt="" style="width:468pt;height:.05pt;mso-width-percent:0;mso-height-percent:0;mso-width-percent:0;mso-height-percent:0" o:hralign="center" o:hrstd="t" o:hr="t" fillcolor="#a0a0a0" stroked="f"/>
-        </w:pict>
-      </w:r>
-    </w:p>
-    <w:p>
-      <w:pPr>
-        <w:spacing w:before="100" w:beforeAutospacing="1" w:after="100" w:afterAutospacing="1" w:line="240" w:lineRule="auto"/>
-        <w:outlineLvl w:val="2"/>
-        <w:rPr>
-          <w:rFonts w:ascii="Times New Roman" w:eastAsia="Times New Roman" w:hAnsi="Times New Roman" w:cs="Times New Roman"/>
-          <w:b/>
-          <w:bCs/>
-          <w:kern w:val="0"/>
-          <w:sz w:val="27"/>
-          <w:szCs w:val="27"/>
-          <w14:ligatures w14:val="none"/>
-        </w:rPr>
-      </w:pPr>
-      <w:r>
-        <w:rPr>
-          <w:rFonts w:ascii="Times New Roman" w:eastAsia="Times New Roman" w:hAnsi="Times New Roman" w:cs="Times New Roman"/>
-          <w:b/>
-          <w:bCs/>
-          <w:kern w:val="0"/>
-          <w:sz w:val="27"/>
-          <w:szCs w:val="27"/>
-          <w14:ligatures w14:val="none"/>
-        </w:rPr>
-        <w:t>3</w:t>
-      </w:r>
-      <w:r>
-        <w:rPr>
-          <w:rFonts w:ascii="Apple Color Emoji" w:eastAsia="Times New Roman" w:hAnsi="Apple Color Emoji" w:cs="Apple Color Emoji"/>
-          <w:b/>
-          <w:bCs/>
-          <w:kern w:val="0"/>
-          <w:sz w:val="27"/>
-          <w:szCs w:val="27"/>
-          <w14:ligatures w14:val="none"/>
-        </w:rPr>
-        <w:t>️⃣</w:t>
-      </w:r>
-      <w:r>
-        <w:rPr>
-          <w:rFonts w:ascii="Times New Roman" w:eastAsia="Times New Roman" w:hAnsi="Times New Roman" w:cs="Times New Roman"/>
-          <w:b/>
-          <w:bCs/>
-          <w:kern w:val="0"/>
-          <w:sz w:val="27"/>
-          <w:szCs w:val="27"/>
-          <w14:ligatures w14:val="none"/>
-        </w:rPr>
-        <w:t xml:space="preserve"> Long-Term Vision &amp; Scalability</w:t>
-      </w:r>
-    </w:p>
-    <w:p>
-      <w:pPr>
-        <w:spacing w:before="100" w:beforeAutospacing="1" w:after="100" w:afterAutospacing="1" w:line="240" w:lineRule="auto"/>
-        <w:rPr>
-          <w:rFonts w:ascii="Times New Roman" w:eastAsia="Times New Roman" w:hAnsi="Times New Roman" w:cs="Times New Roman"/>
-          <w:kern w:val="0"/>
-          <w14:ligatures w14:val="none"/>
-        </w:rPr>
-      </w:pPr>
-      <w:r>
-        <w:rPr>
-          <w:rFonts w:ascii="Apple Color Emoji" w:eastAsia="Times New Roman" w:hAnsi="Apple Color Emoji" w:cs="Apple Color Emoji"/>
-          <w:kern w:val="0"/>
-          <w14:ligatures w14:val="none"/>
-        </w:rPr>
-        <w:t>🎯</w:t>
-      </w:r>
-      <w:r>
-        <w:rPr>
-          <w:rFonts w:ascii="Times New Roman" w:eastAsia="Times New Roman" w:hAnsi="Times New Roman" w:cs="Times New Roman"/>
-          <w:kern w:val="0"/>
-          <w14:ligatures w14:val="none"/>
-        </w:rPr>
-        <w:t xml:space="preserve"> </w:t>
-      </w:r>
-      <w:r>
-        <w:rPr>
-          <w:rFonts w:ascii="Times New Roman" w:eastAsia="Times New Roman" w:hAnsi="Times New Roman" w:cs="Times New Roman"/>
-          <w:b/>
-          <w:bCs/>
-          <w:kern w:val="0"/>
-          <w14:ligatures w14:val="none"/>
-        </w:rPr>
-        <w:t>GOAL:</w:t>
-      </w:r>
-      <w:r>
-        <w:rPr>
-          <w:rFonts w:ascii="Times New Roman" w:eastAsia="Times New Roman" w:hAnsi="Times New Roman" w:cs="Times New Roman"/>
-          <w:kern w:val="0"/>
-          <w14:ligatures w14:val="none"/>
-        </w:rPr>
-        <w:t xml:space="preserve"> Transition from real-time financial intelligence to a </w:t>
-      </w:r>
-      <w:r>
-        <w:rPr>
-          <w:rFonts w:ascii="Times New Roman" w:eastAsia="Times New Roman" w:hAnsi="Times New Roman" w:cs="Times New Roman"/>
-          <w:b/>
-          <w:bCs/>
-          <w:kern w:val="0"/>
-          <w14:ligatures w14:val="none"/>
-        </w:rPr>
-        <w:t>global AI-powered decision infrastructure.</w:t>
-      </w:r>
-    </w:p>
-    <w:p>
-      <w:pPr>
-        <w:numPr>
-          <w:ilvl w:val="0"/>
-          <w:numId w:val="9"/>
-        </w:numPr>
-        <w:spacing w:before="100" w:beforeAutospacing="1" w:after="100" w:afterAutospacing="1" w:line="240" w:lineRule="auto"/>
-        <w:rPr>
-          <w:rFonts w:ascii="Times New Roman" w:eastAsia="Times New Roman" w:hAnsi="Times New Roman" w:cs="Times New Roman"/>
-          <w:kern w:val="0"/>
-          <w14:ligatures w14:val="none"/>
-        </w:rPr>
-      </w:pPr>
-      <w:r>
-        <w:rPr>
-          <w:rFonts w:ascii="Times New Roman" w:eastAsia="Times New Roman" w:hAnsi="Times New Roman" w:cs="Times New Roman"/>
-          <w:b/>
-          <w:bCs/>
-          <w:kern w:val="0"/>
-          <w14:ligatures w14:val="none"/>
-        </w:rPr>
-        <w:t>Phase 2 (6-12 months):</w:t>
-      </w:r>
-      <w:r>
-        <w:rPr>
-          <w:rFonts w:ascii="Times New Roman" w:eastAsia="Times New Roman" w:hAnsi="Times New Roman" w:cs="Times New Roman"/>
-          <w:kern w:val="0"/>
-          <w14:ligatures w14:val="none"/>
-        </w:rPr>
-        <w:t xml:space="preserve"> Expand into </w:t>
-      </w:r>
-      <w:r>
-        <w:rPr>
-          <w:rFonts w:ascii="Times New Roman" w:eastAsia="Times New Roman" w:hAnsi="Times New Roman" w:cs="Times New Roman"/>
-          <w:b/>
-          <w:bCs/>
-          <w:kern w:val="0"/>
-          <w14:ligatures w14:val="none"/>
-        </w:rPr>
-        <w:t>predictive AI &amp; misinformation risk analysis.</w:t>
-      </w:r>
-    </w:p>
-    <w:p>
-      <w:pPr>
-        <w:numPr>
-          <w:ilvl w:val="0"/>
-          <w:numId w:val="9"/>
-        </w:numPr>
-        <w:spacing w:before="100" w:beforeAutospacing="1" w:after="100" w:afterAutospacing="1" w:line="240" w:lineRule="auto"/>
-        <w:rPr>
-          <w:rFonts w:ascii="Times New Roman" w:eastAsia="Times New Roman" w:hAnsi="Times New Roman" w:cs="Times New Roman"/>
-          <w:kern w:val="0"/>
-          <w14:ligatures w14:val="none"/>
-        </w:rPr>
-      </w:pPr>
-      <w:r>
-        <w:rPr>
-          <w:rFonts w:ascii="Times New Roman" w:eastAsia="Times New Roman" w:hAnsi="Times New Roman" w:cs="Times New Roman"/>
-          <w:b/>
-          <w:bCs/>
-          <w:kern w:val="0"/>
-          <w14:ligatures w14:val="none"/>
-        </w:rPr>
-        <w:t>Phase 3 (12-24 months):</w:t>
-      </w:r>
-      <w:r>
-        <w:rPr>
-          <w:rFonts w:ascii="Times New Roman" w:eastAsia="Times New Roman" w:hAnsi="Times New Roman" w:cs="Times New Roman"/>
-          <w:kern w:val="0"/>
-          <w14:ligatures w14:val="none"/>
-        </w:rPr>
-        <w:t xml:space="preserve"> Scale with enterprise API licensing, broader market adoption.</w:t>
-      </w:r>
-    </w:p>
-    <w:p>
-      <w:pPr>
-        <w:spacing w:before="100" w:beforeAutospacing="1" w:after="100" w:afterAutospacing="1" w:line="240" w:lineRule="auto"/>
-        <w:rPr>
-          <w:rFonts w:ascii="Times New Roman" w:eastAsia="Times New Roman" w:hAnsi="Times New Roman" w:cs="Times New Roman"/>
-          <w:kern w:val="0"/>
-          <w14:ligatures w14:val="none"/>
-        </w:rPr>
-      </w:pPr>
-      <w:r>
-        <w:rPr>
-          <w:rFonts w:ascii="Apple Color Emoji" w:eastAsia="Times New Roman" w:hAnsi="Apple Color Emoji" w:cs="Apple Color Emoji"/>
-          <w:kern w:val="0"/>
-          <w14:ligatures w14:val="none"/>
-        </w:rPr>
-        <w:t>💪</w:t>
-      </w:r>
-      <w:r>
-        <w:rPr>
-          <w:rFonts w:ascii="Times New Roman" w:eastAsia="Times New Roman" w:hAnsi="Times New Roman" w:cs="Times New Roman"/>
-          <w:kern w:val="0"/>
-          <w14:ligatures w14:val="none"/>
-        </w:rPr>
-        <w:t xml:space="preserve"> </w:t>
-      </w:r>
-      <w:r>
-        <w:rPr>
-          <w:rFonts w:ascii="Times New Roman" w:eastAsia="Times New Roman" w:hAnsi="Times New Roman" w:cs="Times New Roman"/>
-          <w:b/>
-          <w:bCs/>
-          <w:kern w:val="0"/>
-          <w14:ligatures w14:val="none"/>
-        </w:rPr>
-        <w:t>Immediate Action Items</w:t>
-      </w:r>
-      <w:r>
-        <w:rPr>
-          <w:rFonts w:ascii="Times New Roman" w:eastAsia="Times New Roman" w:hAnsi="Times New Roman" w:cs="Times New Roman"/>
-          <w:kern w:val="0"/>
-          <w14:ligatures w14:val="none"/>
-        </w:rPr>
-        <w:t>:</w:t>
-      </w:r>
-    </w:p>
-    <w:p>
-      <w:pPr>
-        <w:numPr>
-          <w:ilvl w:val="0"/>
-          <w:numId w:val="10"/>
-        </w:numPr>
-        <w:spacing w:beforeAutospacing="1" w:after="0" w:afterAutospacing="1" w:line="240" w:lineRule="auto"/>
-        <w:rPr>
-          <w:rFonts w:ascii="Times New Roman" w:eastAsia="Times New Roman" w:hAnsi="Times New Roman" w:cs="Times New Roman"/>
-          <w:kern w:val="0"/>
-          <w14:ligatures w14:val="none"/>
-        </w:rPr>
-      </w:pPr>
-    </w:p>
-    <w:p>
-      <w:pPr>
-        <w:spacing w:after="0" w:line="240" w:lineRule="auto"/>
-        <w:rPr>
-          <w:rFonts w:ascii="Times New Roman" w:eastAsia="Times New Roman" w:hAnsi="Times New Roman" w:cs="Times New Roman"/>
-          <w:kern w:val="0"/>
-          <w14:ligatures w14:val="none"/>
-        </w:rPr>
-      </w:pPr>
-      <w:r>
-        <w:rPr>
-          <w:rFonts w:ascii="Times New Roman" w:eastAsia="Times New Roman" w:hAnsi="Times New Roman" w:cs="Times New Roman"/>
-          <w:noProof/>
-          <w:kern w:val="0"/>
-        </w:rPr>
-        <w:pict>
-          <v:rect id="_x0000_i1031" alt="" style="width:468pt;height:.05pt;mso-width-percent:0;mso-height-percent:0;mso-width-percent:0;mso-height-percent:0" o:hralign="center" o:hrstd="t" o:hr="t" fillcolor="#a0a0a0" stroked="f"/>
-        </w:pict>
-      </w:r>
-    </w:p>
-    <w:p>
-      <w:pPr>
-        <w:spacing w:before="100" w:beforeAutospacing="1" w:after="100" w:afterAutospacing="1" w:line="240" w:lineRule="auto"/>
-        <w:outlineLvl w:val="1"/>
-        <w:rPr>
-          <w:rFonts w:ascii="Times New Roman" w:eastAsia="Times New Roman" w:hAnsi="Times New Roman" w:cs="Times New Roman"/>
-          <w:b/>
-          <w:bCs/>
-          <w:kern w:val="0"/>
-          <w:sz w:val="36"/>
-          <w:szCs w:val="36"/>
-          <w14:ligatures w14:val="none"/>
-        </w:rPr>
-      </w:pPr>
-      <w:r>
-        <w:rPr>
-          <w:rFonts w:ascii="Apple Color Emoji" w:eastAsia="Times New Roman" w:hAnsi="Apple Color Emoji" w:cs="Apple Color Emoji"/>
-          <w:b/>
-          <w:bCs/>
-          <w:kern w:val="0"/>
-          <w:sz w:val="36"/>
-          <w:szCs w:val="36"/>
-          <w14:ligatures w14:val="none"/>
-        </w:rPr>
-        <w:t>🛠</w:t>
-      </w:r>
-      <w:r>
-        <w:rPr>
-          <w:rFonts w:ascii="Times New Roman" w:eastAsia="Times New Roman" w:hAnsi="Times New Roman" w:cs="Times New Roman"/>
-          <w:b/>
-          <w:bCs/>
-          <w:kern w:val="0"/>
-          <w:sz w:val="36"/>
-          <w:szCs w:val="36"/>
-          <w14:ligatures w14:val="none"/>
-        </w:rPr>
-        <w:t xml:space="preserve"> Tactical Execution for the Next 2 Weeks</w:t>
-      </w:r>
-    </w:p>
-    <w:p>
-      <w:pPr>
-        <w:spacing w:before="100" w:beforeAutospacing="1" w:after="100" w:afterAutospacing="1" w:line="240" w:lineRule="auto"/>
-        <w:outlineLvl w:val="2"/>
-        <w:rPr>
-          <w:rFonts w:ascii="Times New Roman" w:eastAsia="Times New Roman" w:hAnsi="Times New Roman" w:cs="Times New Roman"/>
-          <w:b/>
-          <w:bCs/>
-          <w:kern w:val="0"/>
-          <w:sz w:val="27"/>
-          <w:szCs w:val="27"/>
-          <w14:ligatures w14:val="none"/>
-        </w:rPr>
-      </w:pPr>
-      <w:r>
-        <w:rPr>
-          <w:rFonts w:ascii="Apple Color Emoji" w:eastAsia="Times New Roman" w:hAnsi="Apple Color Emoji" w:cs="Apple Color Emoji"/>
-          <w:b/>
-          <w:bCs/>
-          <w:kern w:val="0"/>
-          <w:sz w:val="27"/>
-          <w:szCs w:val="27"/>
-          <w14:ligatures w14:val="none"/>
-        </w:rPr>
-        <w:t>🟢</w:t>
-      </w:r>
-      <w:r>
-        <w:rPr>
-          <w:rFonts w:ascii="Times New Roman" w:eastAsia="Times New Roman" w:hAnsi="Times New Roman" w:cs="Times New Roman"/>
-          <w:b/>
-          <w:bCs/>
-          <w:kern w:val="0"/>
-          <w:sz w:val="27"/>
-          <w:szCs w:val="27"/>
-          <w14:ligatures w14:val="none"/>
-        </w:rPr>
-        <w:t xml:space="preserve"> Backend &amp; Data Pipeline</w:t>
-      </w:r>
-    </w:p>
-    <w:p>
-      <w:pPr>
-        <w:numPr>
-          <w:ilvl w:val="0"/>
-          <w:numId w:val="11"/>
-        </w:numPr>
-        <w:spacing w:beforeAutospacing="1" w:after="0" w:afterAutospacing="1" w:line="240" w:lineRule="auto"/>
-        <w:rPr>
-          <w:rFonts w:ascii="Times New Roman" w:eastAsia="Times New Roman" w:hAnsi="Times New Roman" w:cs="Times New Roman"/>
-          <w:kern w:val="0"/>
-          <w14:ligatures w14:val="none"/>
-        </w:rPr>
-      </w:pPr>
-    </w:p>
-    <w:p>
-      <w:pPr>
-        <w:spacing w:before="100" w:beforeAutospacing="1" w:after="100" w:afterAutospacing="1" w:line="240" w:lineRule="auto"/>
-        <w:outlineLvl w:val="2"/>
-        <w:rPr>
-          <w:rFonts w:ascii="Times New Roman" w:eastAsia="Times New Roman" w:hAnsi="Times New Roman" w:cs="Times New Roman"/>
-          <w:b/>
-          <w:bCs/>
-          <w:kern w:val="0"/>
-          <w:sz w:val="27"/>
-          <w:szCs w:val="27"/>
-          <w14:ligatures w14:val="none"/>
-        </w:rPr>
-      </w:pPr>
-      <w:r>
-        <w:rPr>
-          <w:rFonts w:ascii="Apple Color Emoji" w:eastAsia="Times New Roman" w:hAnsi="Apple Color Emoji" w:cs="Apple Color Emoji"/>
-          <w:b/>
-          <w:bCs/>
-          <w:kern w:val="0"/>
-          <w:sz w:val="27"/>
-          <w:szCs w:val="27"/>
-          <w14:ligatures w14:val="none"/>
-        </w:rPr>
-        <w:t>🟢</w:t>
-      </w:r>
-      <w:r>
-        <w:rPr>
-          <w:rFonts w:ascii="Times New Roman" w:eastAsia="Times New Roman" w:hAnsi="Times New Roman" w:cs="Times New Roman"/>
-          <w:b/>
-          <w:bCs/>
-          <w:kern w:val="0"/>
-          <w:sz w:val="27"/>
-          <w:szCs w:val="27"/>
-          <w14:ligatures w14:val="none"/>
-        </w:rPr>
-        <w:t xml:space="preserve"> Frontend</w:t>
-      </w:r>
-    </w:p>
-    <w:p>
-      <w:pPr>
-        <w:numPr>
-          <w:ilvl w:val="0"/>
-          <w:numId w:val="12"/>
-        </w:numPr>
-        <w:spacing w:beforeAutospacing="1" w:after="0" w:afterAutospacing="1" w:line="240" w:lineRule="auto"/>
-        <w:rPr>
-          <w:rFonts w:ascii="Times New Roman" w:eastAsia="Times New Roman" w:hAnsi="Times New Roman" w:cs="Times New Roman"/>
-          <w:kern w:val="0"/>
-          <w14:ligatures w14:val="none"/>
-        </w:rPr>
-      </w:pPr>
-    </w:p>
-    <w:p>
-      <w:pPr>
-        <w:spacing w:before="100" w:beforeAutospacing="1" w:after="100" w:afterAutospacing="1" w:line="240" w:lineRule="auto"/>
-        <w:outlineLvl w:val="2"/>
-        <w:rPr>
-          <w:rFonts w:ascii="Times New Roman" w:eastAsia="Times New Roman" w:hAnsi="Times New Roman" w:cs="Times New Roman"/>
-          <w:b/>
-          <w:bCs/>
-          <w:kern w:val="0"/>
-          <w:sz w:val="27"/>
-          <w:szCs w:val="27"/>
-          <w14:ligatures w14:val="none"/>
-        </w:rPr>
-      </w:pPr>
-      <w:r>
-        <w:rPr>
-          <w:rFonts w:ascii="Apple Color Emoji" w:eastAsia="Times New Roman" w:hAnsi="Apple Color Emoji" w:cs="Apple Color Emoji"/>
-          <w:b/>
-          <w:bCs/>
-          <w:kern w:val="0"/>
-          <w:sz w:val="27"/>
-          <w:szCs w:val="27"/>
-          <w14:ligatures w14:val="none"/>
-        </w:rPr>
-        <w:t>🟢</w:t>
-      </w:r>
-      <w:r>
-        <w:rPr>
-          <w:rFonts w:ascii="Times New Roman" w:eastAsia="Times New Roman" w:hAnsi="Times New Roman" w:cs="Times New Roman"/>
-          <w:b/>
-          <w:bCs/>
-          <w:kern w:val="0"/>
-          <w:sz w:val="27"/>
-          <w:szCs w:val="27"/>
-          <w14:ligatures w14:val="none"/>
-        </w:rPr>
-        <w:t xml:space="preserve"> Market Validation</w:t>
-      </w:r>
-    </w:p>
-    <w:p>
-      <w:pPr>
-        <w:numPr>
-          <w:ilvl w:val="0"/>
-          <w:numId w:val="13"/>
-        </w:numPr>
-        <w:spacing w:beforeAutospacing="1" w:after="0" w:afterAutospacing="1" w:line="240" w:lineRule="auto"/>
-        <w:rPr>
-          <w:rFonts w:ascii="Times New Roman" w:eastAsia="Times New Roman" w:hAnsi="Times New Roman" w:cs="Times New Roman"/>
-          <w:kern w:val="0"/>
-          <w14:ligatures w14:val="none"/>
-        </w:rPr>
-      </w:pPr>
-    </w:p>
-    <w:p>
-      <w:pPr>
-        <w:spacing w:after="0" w:line="240" w:lineRule="auto"/>
-        <w:rPr>
-          <w:rFonts w:ascii="Times New Roman" w:eastAsia="Times New Roman" w:hAnsi="Times New Roman" w:cs="Times New Roman"/>
-          <w:kern w:val="0"/>
-          <w14:ligatures w14:val="none"/>
-        </w:rPr>
-      </w:pPr>
-      <w:r>
-        <w:rPr>
-          <w:rFonts w:ascii="Times New Roman" w:eastAsia="Times New Roman" w:hAnsi="Times New Roman" w:cs="Times New Roman"/>
-          <w:noProof/>
-          <w:kern w:val="0"/>
-        </w:rPr>
-        <w:pict>
-          <v:rect id="_x0000_i1030" alt="" style="width:468pt;height:.05pt;mso-width-percent:0;mso-height-percent:0;mso-width-percent:0;mso-height-percent:0" o:hralign="center" o:hrstd="t" o:hr="t" fillcolor="#a0a0a0" stroked="f"/>
-        </w:pict>
-      </w:r>
-    </w:p>
-    <w:p>
-      <w:pPr>
-        <w:spacing w:before="100" w:beforeAutospacing="1" w:after="100" w:afterAutospacing="1" w:line="240" w:lineRule="auto"/>
-        <w:outlineLvl w:val="1"/>
-        <w:rPr>
-          <w:rFonts w:ascii="Times New Roman" w:eastAsia="Times New Roman" w:hAnsi="Times New Roman" w:cs="Times New Roman"/>
-          <w:b/>
-          <w:bCs/>
-          <w:kern w:val="0"/>
-          <w:sz w:val="36"/>
-          <w:szCs w:val="36"/>
-          <w14:ligatures w14:val="none"/>
-        </w:rPr>
-      </w:pPr>
-      <w:r>
-        <w:rPr>
-          <w:rFonts w:ascii="Apple Color Emoji" w:eastAsia="Times New Roman" w:hAnsi="Apple Color Emoji" w:cs="Apple Color Emoji"/>
-          <w:b/>
-          <w:bCs/>
-          <w:kern w:val="0"/>
-          <w:sz w:val="36"/>
-          <w:szCs w:val="36"/>
-          <w14:ligatures w14:val="none"/>
-        </w:rPr>
-        <w:t>📣</w:t>
-      </w:r>
-      <w:r>
-        <w:rPr>
-          <w:rFonts w:ascii="Times New Roman" w:eastAsia="Times New Roman" w:hAnsi="Times New Roman" w:cs="Times New Roman"/>
-          <w:b/>
-          <w:bCs/>
-          <w:kern w:val="0"/>
-          <w:sz w:val="36"/>
-          <w:szCs w:val="36"/>
-          <w14:ligatures w14:val="none"/>
-        </w:rPr>
-        <w:t xml:space="preserve"> Final Decision: Stay the Course or Pivot?</w:t>
-      </w:r>
-    </w:p>
-    <w:p>
-      <w:pPr>
-        <w:spacing w:before="100" w:beforeAutospacing="1" w:after="100" w:afterAutospacing="1" w:line="240" w:lineRule="auto"/>
-        <w:rPr>
-          <w:rFonts w:ascii="Times New Roman" w:eastAsia="Times New Roman" w:hAnsi="Times New Roman" w:cs="Times New Roman"/>
-          <w:kern w:val="0"/>
-          <w14:ligatures w14:val="none"/>
-        </w:rPr>
-      </w:pPr>
-      <w:r>
-        <w:rPr>
-          <w:rFonts w:ascii="Apple Color Emoji" w:eastAsia="Times New Roman" w:hAnsi="Apple Color Emoji" w:cs="Apple Color Emoji"/>
-          <w:kern w:val="0"/>
-          <w14:ligatures w14:val="none"/>
-        </w:rPr>
-        <w:t>🌟</w:t>
-      </w:r>
-      <w:r>
-        <w:rPr>
-          <w:rFonts w:ascii="Times New Roman" w:eastAsia="Times New Roman" w:hAnsi="Times New Roman" w:cs="Times New Roman"/>
-          <w:kern w:val="0"/>
-          <w14:ligatures w14:val="none"/>
-        </w:rPr>
-        <w:t xml:space="preserve"> </w:t>
-      </w:r>
-      <w:r>
-        <w:rPr>
-          <w:rFonts w:ascii="Times New Roman" w:eastAsia="Times New Roman" w:hAnsi="Times New Roman" w:cs="Times New Roman"/>
-          <w:b/>
-          <w:bCs/>
-          <w:kern w:val="0"/>
-          <w14:ligatures w14:val="none"/>
-        </w:rPr>
-        <w:t>No pivot needed—Clarity’s finance-first strategy remains the best move.</w:t>
-      </w:r>
-      <w:r>
-        <w:rPr>
-          <w:rFonts w:ascii="Times New Roman" w:eastAsia="Times New Roman" w:hAnsi="Times New Roman" w:cs="Times New Roman"/>
-          <w:kern w:val="0"/>
-          <w14:ligatures w14:val="none"/>
-        </w:rPr>
-        <w:br/>
-      </w:r>
-      <w:r>
-        <w:rPr>
-          <w:rFonts w:ascii="Apple Color Emoji" w:eastAsia="Times New Roman" w:hAnsi="Apple Color Emoji" w:cs="Apple Color Emoji"/>
+          <w:color w:val="000000"/>
           <w:kern w:val="0"/>
           <w14:ligatures w14:val="none"/>
         </w:rPr>
         <w:t>🚀</w:t>
-      </w:r>
-      <w:r>
-        <w:rPr>
-          <w:rFonts w:ascii="Times New Roman" w:eastAsia="Times New Roman" w:hAnsi="Times New Roman" w:cs="Times New Roman"/>
-          <w:kern w:val="0"/>
-          <w14:ligatures w14:val="none"/>
-        </w:rPr>
-        <w:t xml:space="preserve"> </w:t>
-      </w:r>
-      <w:r>
-        <w:rPr>
-          <w:rFonts w:ascii="Times New Roman" w:eastAsia="Times New Roman" w:hAnsi="Times New Roman" w:cs="Times New Roman"/>
-          <w:b/>
-          <w:bCs/>
-          <w:kern w:val="0"/>
-          <w14:ligatures w14:val="none"/>
-        </w:rPr>
-        <w:t>We focus exclusively on executing the MVP for financial intelligence before expanding.</w:t>
-      </w:r>
-    </w:p>
-    <w:p>
-      <w:pPr>
-        <w:spacing w:before="100" w:beforeAutospacing="1" w:after="100" w:afterAutospacing="1" w:line="240" w:lineRule="auto"/>
-        <w:rPr>
-          <w:rFonts w:ascii="Times New Roman" w:eastAsia="Times New Roman" w:hAnsi="Times New Roman" w:cs="Times New Roman"/>
-          <w:kern w:val="0"/>
-          <w14:ligatures w14:val="none"/>
-        </w:rPr>
-      </w:pPr>
-      <w:r>
-        <w:rPr>
-          <w:rFonts w:ascii="Times New Roman" w:eastAsia="Times New Roman" w:hAnsi="Times New Roman" w:cs="Times New Roman"/>
-          <w:kern w:val="0"/>
-          <w14:ligatures w14:val="none"/>
-        </w:rPr>
-        <w:t xml:space="preserve">The next two weeks should be fully dedicated to </w:t>
-      </w:r>
-      <w:r>
-        <w:rPr>
-          <w:rFonts w:ascii="Times New Roman" w:eastAsia="Times New Roman" w:hAnsi="Times New Roman" w:cs="Times New Roman"/>
-          <w:b/>
-          <w:bCs/>
-          <w:kern w:val="0"/>
-          <w14:ligatures w14:val="none"/>
-        </w:rPr>
-        <w:t>delivering a working Real-Time News Manipulation Dashboard.</w:t>
-      </w:r>
-      <w:r>
-        <w:rPr>
-          <w:rFonts w:ascii="Times New Roman" w:eastAsia="Times New Roman" w:hAnsi="Times New Roman" w:cs="Times New Roman"/>
-          <w:kern w:val="0"/>
-          <w14:ligatures w14:val="none"/>
-        </w:rPr>
-        <w:t xml:space="preserve"> Once we get </w:t>
-      </w:r>
-      <w:r>
-        <w:rPr>
-          <w:rFonts w:ascii="Times New Roman" w:eastAsia="Times New Roman" w:hAnsi="Times New Roman" w:cs="Times New Roman"/>
-          <w:b/>
-          <w:bCs/>
-          <w:kern w:val="0"/>
-          <w14:ligatures w14:val="none"/>
-        </w:rPr>
-        <w:t>initial market validation</w:t>
-      </w:r>
-      <w:r>
-        <w:rPr>
-          <w:rFonts w:ascii="Times New Roman" w:eastAsia="Times New Roman" w:hAnsi="Times New Roman" w:cs="Times New Roman"/>
-          <w:kern w:val="0"/>
-          <w14:ligatures w14:val="none"/>
-        </w:rPr>
-        <w:t>, we can refine monetization models and expand.</w:t>
-      </w:r>
-    </w:p>
-    <w:p>
-      <w:pPr>
-        <w:spacing w:after="0" w:line="240" w:lineRule="auto"/>
-        <w:rPr>
-          <w:rFonts w:ascii="Times New Roman" w:eastAsia="Times New Roman" w:hAnsi="Times New Roman" w:cs="Times New Roman"/>
-          <w:kern w:val="0"/>
-          <w14:ligatures w14:val="none"/>
-        </w:rPr>
-      </w:pPr>
-      <w:r>
-        <w:rPr>
-          <w:rFonts w:ascii="Times New Roman" w:eastAsia="Times New Roman" w:hAnsi="Times New Roman" w:cs="Times New Roman"/>
-          <w:noProof/>
-          <w:kern w:val="0"/>
-        </w:rPr>
-        <w:lastRenderedPageBreak/>
-        <w:pict>
-          <v:rect id="_x0000_i1029" alt="" style="width:468pt;height:.05pt;mso-width-percent:0;mso-height-percent:0;mso-width-percent:0;mso-height-percent:0" o:hralign="center" o:hrstd="t" o:hr="t" fillcolor="#a0a0a0" stroked="f"/>
-        </w:pict>
-      </w:r>
-    </w:p>
-    <w:p>
-      <w:pPr>
-        <w:spacing w:before="100" w:beforeAutospacing="1" w:after="100" w:afterAutospacing="1" w:line="240" w:lineRule="auto"/>
-        <w:rPr>
-          <w:rFonts w:ascii="Times New Roman" w:eastAsia="Times New Roman" w:hAnsi="Times New Roman" w:cs="Times New Roman"/>
-          <w:kern w:val="0"/>
-          <w14:ligatures w14:val="none"/>
-        </w:rPr>
-      </w:pPr>
-      <w:r>
-        <w:rPr>
-          <w:rFonts w:ascii="Apple Color Emoji" w:eastAsia="Times New Roman" w:hAnsi="Apple Color Emoji" w:cs="Apple Color Emoji"/>
-          <w:b/>
-          <w:bCs/>
-          <w:kern w:val="0"/>
-          <w14:ligatures w14:val="none"/>
-        </w:rPr>
-        <w:t>✅</w:t>
-      </w:r>
-      <w:r>
-        <w:rPr>
-          <w:rFonts w:ascii="Times New Roman" w:eastAsia="Times New Roman" w:hAnsi="Times New Roman" w:cs="Times New Roman"/>
-          <w:b/>
-          <w:bCs/>
-          <w:kern w:val="0"/>
-          <w14:ligatures w14:val="none"/>
-        </w:rPr>
-        <w:t xml:space="preserve"> FINAL VERDICT:</w:t>
-      </w:r>
-      <w:r>
-        <w:rPr>
-          <w:rFonts w:ascii="Times New Roman" w:eastAsia="Times New Roman" w:hAnsi="Times New Roman" w:cs="Times New Roman"/>
-          <w:kern w:val="0"/>
-          <w14:ligatures w14:val="none"/>
-        </w:rPr>
-        <w:t xml:space="preserve"> </w:t>
-      </w:r>
-      <w:r>
-        <w:rPr>
-          <w:rFonts w:ascii="Times New Roman" w:eastAsia="Times New Roman" w:hAnsi="Times New Roman" w:cs="Times New Roman"/>
-          <w:b/>
-          <w:bCs/>
-          <w:kern w:val="0"/>
-          <w14:ligatures w14:val="none"/>
-        </w:rPr>
-        <w:t>We double down on execution.</w:t>
-      </w:r>
-    </w:p>
-    <w:p>
-      <w:pPr>
-        <w:numPr>
-          <w:ilvl w:val="0"/>
-          <w:numId w:val="14"/>
-        </w:numPr>
-        <w:spacing w:before="100" w:beforeAutospacing="1" w:after="100" w:afterAutospacing="1" w:line="240" w:lineRule="auto"/>
-        <w:rPr>
-          <w:rFonts w:ascii="Times New Roman" w:eastAsia="Times New Roman" w:hAnsi="Times New Roman" w:cs="Times New Roman"/>
-          <w:kern w:val="0"/>
-          <w14:ligatures w14:val="none"/>
-        </w:rPr>
-      </w:pPr>
-      <w:r>
-        <w:rPr>
-          <w:rFonts w:ascii="Times New Roman" w:eastAsia="Times New Roman" w:hAnsi="Times New Roman" w:cs="Times New Roman"/>
-          <w:kern w:val="0"/>
-          <w14:ligatures w14:val="none"/>
-        </w:rPr>
-        <w:t>No distractions.</w:t>
-      </w:r>
-    </w:p>
-    <w:p>
-      <w:pPr>
-        <w:numPr>
-          <w:ilvl w:val="0"/>
-          <w:numId w:val="14"/>
-        </w:numPr>
-        <w:spacing w:before="100" w:beforeAutospacing="1" w:after="100" w:afterAutospacing="1" w:line="240" w:lineRule="auto"/>
-        <w:rPr>
-          <w:rFonts w:ascii="Times New Roman" w:eastAsia="Times New Roman" w:hAnsi="Times New Roman" w:cs="Times New Roman"/>
-          <w:kern w:val="0"/>
-          <w14:ligatures w14:val="none"/>
-        </w:rPr>
-      </w:pPr>
-      <w:r>
-        <w:rPr>
-          <w:rFonts w:ascii="Times New Roman" w:eastAsia="Times New Roman" w:hAnsi="Times New Roman" w:cs="Times New Roman"/>
-          <w:kern w:val="0"/>
-          <w14:ligatures w14:val="none"/>
-        </w:rPr>
-        <w:t>No unnecessary feature creep.</w:t>
-      </w:r>
-    </w:p>
-    <w:p>
-      <w:pPr>
-        <w:numPr>
-          <w:ilvl w:val="0"/>
-          <w:numId w:val="14"/>
-        </w:numPr>
-        <w:spacing w:before="100" w:beforeAutospacing="1" w:after="100" w:afterAutospacing="1" w:line="240" w:lineRule="auto"/>
-        <w:rPr>
-          <w:rFonts w:ascii="Times New Roman" w:eastAsia="Times New Roman" w:hAnsi="Times New Roman" w:cs="Times New Roman"/>
-          <w:kern w:val="0"/>
-          <w14:ligatures w14:val="none"/>
-        </w:rPr>
-      </w:pPr>
-      <w:r>
-        <w:rPr>
-          <w:rFonts w:ascii="Times New Roman" w:eastAsia="Times New Roman" w:hAnsi="Times New Roman" w:cs="Times New Roman"/>
-          <w:kern w:val="0"/>
-          <w14:ligatures w14:val="none"/>
-        </w:rPr>
-        <w:t xml:space="preserve">Get the MVP working </w:t>
-      </w:r>
-      <w:r>
-        <w:rPr>
-          <w:rFonts w:ascii="Times New Roman" w:eastAsia="Times New Roman" w:hAnsi="Times New Roman" w:cs="Times New Roman"/>
-          <w:b/>
-          <w:bCs/>
-          <w:kern w:val="0"/>
-          <w14:ligatures w14:val="none"/>
-        </w:rPr>
-        <w:t>ASAP</w:t>
-      </w:r>
-      <w:r>
-        <w:rPr>
-          <w:rFonts w:ascii="Times New Roman" w:eastAsia="Times New Roman" w:hAnsi="Times New Roman" w:cs="Times New Roman"/>
-          <w:kern w:val="0"/>
-          <w14:ligatures w14:val="none"/>
-        </w:rPr>
-        <w:t xml:space="preserve"> and validate demand.</w:t>
-      </w:r>
-    </w:p>
-    <w:p>
-      <w:pPr>
-        <w:spacing w:before="100" w:beforeAutospacing="1" w:after="100" w:afterAutospacing="1" w:line="240" w:lineRule="auto"/>
-        <w:rPr>
-          <w:rFonts w:ascii="Times New Roman" w:eastAsia="Times New Roman" w:hAnsi="Times New Roman" w:cs="Times New Roman"/>
-          <w:kern w:val="0"/>
-          <w14:ligatures w14:val="none"/>
-        </w:rPr>
-      </w:pPr>
-      <w:r>
-        <w:rPr>
-          <w:rFonts w:ascii="Apple Color Emoji" w:eastAsia="Times New Roman" w:hAnsi="Apple Color Emoji" w:cs="Apple Color Emoji"/>
-          <w:kern w:val="0"/>
-          <w14:ligatures w14:val="none"/>
-        </w:rPr>
-        <w:t>🚀</w:t>
-      </w:r>
-      <w:r>
-        <w:rPr>
-          <w:rFonts w:ascii="Times New Roman" w:eastAsia="Times New Roman" w:hAnsi="Times New Roman" w:cs="Times New Roman"/>
-          <w:kern w:val="0"/>
-          <w14:ligatures w14:val="none"/>
-        </w:rPr>
-        <w:t xml:space="preserve"> </w:t>
-      </w:r>
-      <w:r>
-        <w:rPr>
-          <w:rFonts w:ascii="Times New Roman" w:eastAsia="Times New Roman" w:hAnsi="Times New Roman" w:cs="Times New Roman"/>
-          <w:b/>
-          <w:bCs/>
-          <w:kern w:val="0"/>
-          <w14:ligatures w14:val="none"/>
-        </w:rPr>
-        <w:t>Let’s execute.</w:t>
       </w:r>
     </w:p>
     <w:p/>
@@ -2657,6 +811,155 @@
 <file path=word/numbering.xml><?xml version="1.0" encoding="utf-8"?>
 <w:numbering xmlns:wpc="http://schemas.microsoft.com/office/word/2010/wordprocessingCanvas" xmlns:cx="http://schemas.microsoft.com/office/drawing/2014/chartex" xmlns:cx1="http://schemas.microsoft.com/office/drawing/2015/9/8/chartex" xmlns:cx2="http://schemas.microsoft.com/office/drawing/2015/10/21/chartex" xmlns:cx3="http://schemas.microsoft.com/office/drawing/2016/5/9/chartex" xmlns:cx4="http://schemas.microsoft.com/office/drawing/2016/5/10/chartex" xmlns:cx5="http://schemas.microsoft.com/office/drawing/2016/5/11/chartex" xmlns:cx6="http://schemas.microsoft.com/office/drawing/2016/5/12/chartex" xmlns:cx7="http://schemas.microsoft.com/office/drawing/2016/5/13/chartex" xmlns:cx8="http://schemas.microsoft.com/office/drawing/2016/5/14/chartex" xmlns:mc="http://schemas.openxmlformats.org/markup-compatibility/2006" xmlns:aink="http://schemas.microsoft.com/office/drawing/2016/ink" xmlns:am3d="http://schemas.microsoft.com/office/drawing/2017/model3d" xmlns:o="urn:schemas-microsoft-com:office:office" xmlns:oel="http://schemas.microsoft.com/office/2019/extlst" xmlns:r="http://schemas.openxmlformats.org/officeDocument/2006/relationships" xmlns:m="http://schemas.openxmlformats.org/officeDocument/2006/math" xmlns:v="urn:schemas-microsoft-com:vml" xmlns:wp14="http://schemas.microsoft.com/office/word/2010/wordprocessingDrawing" xmlns:wp="http://schemas.openxmlformats.org/drawingml/2006/wordprocessingDrawing" xmlns:w10="urn:schemas-microsoft-com:office:word" xmlns:w="http://schemas.openxmlformats.org/wordprocessingml/2006/main" xmlns:w14="http://schemas.microsoft.com/office/word/2010/wordml" xmlns:w15="http://schemas.microsoft.com/office/word/2012/wordml" xmlns:w16cex="http://schemas.microsoft.com/office/word/2018/wordml/cex" xmlns:w16cid="http://schemas.microsoft.com/office/word/2016/wordml/cid" xmlns:w16="http://schemas.microsoft.com/office/word/2018/wordml" xmlns:w16du="http://schemas.microsoft.com/office/word/2023/wordml/word16du" xmlns:w16sdtdh="http://schemas.microsoft.com/office/word/2020/wordml/sdtdatahash" xmlns:w16sdtfl="http://schemas.microsoft.com/office/word/2024/wordml/sdtformatlock" xmlns:w16se="http://schemas.microsoft.com/office/word/2015/wordml/symex" xmlns:wpg="http://schemas.microsoft.com/office/word/2010/wordprocessingGroup" xmlns:wpi="http://schemas.microsoft.com/office/word/2010/wordprocessingInk" xmlns:wne="http://schemas.microsoft.com/office/word/2006/wordml" xmlns:wps="http://schemas.microsoft.com/office/word/2010/wordprocessingShape" mc:Ignorable="w14 w15 w16se w16cid w16 w16cex w16sdtdh w16sdtfl w16du wp14">
   <w:abstractNum w:abstractNumId="0" w15:restartNumberingAfterBreak="0">
+    <w:nsid w:val="01554587"/>
+    <w:multiLevelType w:val="multilevel"/>
+    <w:tmpl w:val="3C2CCAC4"/>
+    <w:lvl w:ilvl="0">
+      <w:start w:val="1"/>
+      <w:numFmt w:val="bullet"/>
+      <w:lvlText w:val=""/>
+      <w:lvlJc w:val="left"/>
+      <w:pPr>
+        <w:tabs>
+          <w:tab w:val="num" w:pos="720"/>
+        </w:tabs>
+        <w:ind w:left="720" w:hanging="360"/>
+      </w:pPr>
+      <w:rPr>
+        <w:rFonts w:ascii="Symbol" w:hAnsi="Symbol" w:hint="default"/>
+        <w:sz w:val="20"/>
+      </w:rPr>
+    </w:lvl>
+    <w:lvl w:ilvl="1" w:tentative="1">
+      <w:start w:val="1"/>
+      <w:numFmt w:val="bullet"/>
+      <w:lvlText w:val="o"/>
+      <w:lvlJc w:val="left"/>
+      <w:pPr>
+        <w:tabs>
+          <w:tab w:val="num" w:pos="1440"/>
+        </w:tabs>
+        <w:ind w:left="1440" w:hanging="360"/>
+      </w:pPr>
+      <w:rPr>
+        <w:rFonts w:ascii="Courier New" w:hAnsi="Courier New" w:hint="default"/>
+        <w:sz w:val="20"/>
+      </w:rPr>
+    </w:lvl>
+    <w:lvl w:ilvl="2" w:tentative="1">
+      <w:start w:val="1"/>
+      <w:numFmt w:val="bullet"/>
+      <w:lvlText w:val=""/>
+      <w:lvlJc w:val="left"/>
+      <w:pPr>
+        <w:tabs>
+          <w:tab w:val="num" w:pos="2160"/>
+        </w:tabs>
+        <w:ind w:left="2160" w:hanging="360"/>
+      </w:pPr>
+      <w:rPr>
+        <w:rFonts w:ascii="Wingdings" w:hAnsi="Wingdings" w:hint="default"/>
+        <w:sz w:val="20"/>
+      </w:rPr>
+    </w:lvl>
+    <w:lvl w:ilvl="3" w:tentative="1">
+      <w:start w:val="1"/>
+      <w:numFmt w:val="bullet"/>
+      <w:lvlText w:val=""/>
+      <w:lvlJc w:val="left"/>
+      <w:pPr>
+        <w:tabs>
+          <w:tab w:val="num" w:pos="2880"/>
+        </w:tabs>
+        <w:ind w:left="2880" w:hanging="360"/>
+      </w:pPr>
+      <w:rPr>
+        <w:rFonts w:ascii="Wingdings" w:hAnsi="Wingdings" w:hint="default"/>
+        <w:sz w:val="20"/>
+      </w:rPr>
+    </w:lvl>
+    <w:lvl w:ilvl="4" w:tentative="1">
+      <w:start w:val="1"/>
+      <w:numFmt w:val="bullet"/>
+      <w:lvlText w:val=""/>
+      <w:lvlJc w:val="left"/>
+      <w:pPr>
+        <w:tabs>
+          <w:tab w:val="num" w:pos="3600"/>
+        </w:tabs>
+        <w:ind w:left="3600" w:hanging="360"/>
+      </w:pPr>
+      <w:rPr>
+        <w:rFonts w:ascii="Wingdings" w:hAnsi="Wingdings" w:hint="default"/>
+        <w:sz w:val="20"/>
+      </w:rPr>
+    </w:lvl>
+    <w:lvl w:ilvl="5" w:tentative="1">
+      <w:start w:val="1"/>
+      <w:numFmt w:val="bullet"/>
+      <w:lvlText w:val=""/>
+      <w:lvlJc w:val="left"/>
+      <w:pPr>
+        <w:tabs>
+          <w:tab w:val="num" w:pos="4320"/>
+        </w:tabs>
+        <w:ind w:left="4320" w:hanging="360"/>
+      </w:pPr>
+      <w:rPr>
+        <w:rFonts w:ascii="Wingdings" w:hAnsi="Wingdings" w:hint="default"/>
+        <w:sz w:val="20"/>
+      </w:rPr>
+    </w:lvl>
+    <w:lvl w:ilvl="6" w:tentative="1">
+      <w:start w:val="1"/>
+      <w:numFmt w:val="bullet"/>
+      <w:lvlText w:val=""/>
+      <w:lvlJc w:val="left"/>
+      <w:pPr>
+        <w:tabs>
+          <w:tab w:val="num" w:pos="5040"/>
+        </w:tabs>
+        <w:ind w:left="5040" w:hanging="360"/>
+      </w:pPr>
+      <w:rPr>
+        <w:rFonts w:ascii="Wingdings" w:hAnsi="Wingdings" w:hint="default"/>
+        <w:sz w:val="20"/>
+      </w:rPr>
+    </w:lvl>
+    <w:lvl w:ilvl="7" w:tentative="1">
+      <w:start w:val="1"/>
+      <w:numFmt w:val="bullet"/>
+      <w:lvlText w:val=""/>
+      <w:lvlJc w:val="left"/>
+      <w:pPr>
+        <w:tabs>
+          <w:tab w:val="num" w:pos="5760"/>
+        </w:tabs>
+        <w:ind w:left="5760" w:hanging="360"/>
+      </w:pPr>
+      <w:rPr>
+        <w:rFonts w:ascii="Wingdings" w:hAnsi="Wingdings" w:hint="default"/>
+        <w:sz w:val="20"/>
+      </w:rPr>
+    </w:lvl>
+    <w:lvl w:ilvl="8" w:tentative="1">
+      <w:start w:val="1"/>
+      <w:numFmt w:val="bullet"/>
+      <w:lvlText w:val=""/>
+      <w:lvlJc w:val="left"/>
+      <w:pPr>
+        <w:tabs>
+          <w:tab w:val="num" w:pos="6480"/>
+        </w:tabs>
+        <w:ind w:left="6480" w:hanging="360"/>
+      </w:pPr>
+      <w:rPr>
+        <w:rFonts w:ascii="Wingdings" w:hAnsi="Wingdings" w:hint="default"/>
+        <w:sz w:val="20"/>
+      </w:rPr>
+    </w:lvl>
+  </w:abstractNum>
+  <w:abstractNum w:abstractNumId="1" w15:restartNumberingAfterBreak="0">
     <w:nsid w:val="0B4222FA"/>
     <w:multiLevelType w:val="multilevel"/>
     <w:tmpl w:val="3962AC16"/>
@@ -2805,7 +1108,156 @@
       </w:rPr>
     </w:lvl>
   </w:abstractNum>
-  <w:abstractNum w:abstractNumId="1" w15:restartNumberingAfterBreak="0">
+  <w:abstractNum w:abstractNumId="2" w15:restartNumberingAfterBreak="0">
+    <w:nsid w:val="0E7125BD"/>
+    <w:multiLevelType w:val="multilevel"/>
+    <w:tmpl w:val="1BBEC19E"/>
+    <w:lvl w:ilvl="0">
+      <w:start w:val="1"/>
+      <w:numFmt w:val="bullet"/>
+      <w:lvlText w:val=""/>
+      <w:lvlJc w:val="left"/>
+      <w:pPr>
+        <w:tabs>
+          <w:tab w:val="num" w:pos="720"/>
+        </w:tabs>
+        <w:ind w:left="720" w:hanging="360"/>
+      </w:pPr>
+      <w:rPr>
+        <w:rFonts w:ascii="Symbol" w:hAnsi="Symbol" w:hint="default"/>
+        <w:sz w:val="20"/>
+      </w:rPr>
+    </w:lvl>
+    <w:lvl w:ilvl="1" w:tentative="1">
+      <w:start w:val="1"/>
+      <w:numFmt w:val="bullet"/>
+      <w:lvlText w:val="o"/>
+      <w:lvlJc w:val="left"/>
+      <w:pPr>
+        <w:tabs>
+          <w:tab w:val="num" w:pos="1440"/>
+        </w:tabs>
+        <w:ind w:left="1440" w:hanging="360"/>
+      </w:pPr>
+      <w:rPr>
+        <w:rFonts w:ascii="Courier New" w:hAnsi="Courier New" w:hint="default"/>
+        <w:sz w:val="20"/>
+      </w:rPr>
+    </w:lvl>
+    <w:lvl w:ilvl="2" w:tentative="1">
+      <w:start w:val="1"/>
+      <w:numFmt w:val="bullet"/>
+      <w:lvlText w:val=""/>
+      <w:lvlJc w:val="left"/>
+      <w:pPr>
+        <w:tabs>
+          <w:tab w:val="num" w:pos="2160"/>
+        </w:tabs>
+        <w:ind w:left="2160" w:hanging="360"/>
+      </w:pPr>
+      <w:rPr>
+        <w:rFonts w:ascii="Wingdings" w:hAnsi="Wingdings" w:hint="default"/>
+        <w:sz w:val="20"/>
+      </w:rPr>
+    </w:lvl>
+    <w:lvl w:ilvl="3" w:tentative="1">
+      <w:start w:val="1"/>
+      <w:numFmt w:val="bullet"/>
+      <w:lvlText w:val=""/>
+      <w:lvlJc w:val="left"/>
+      <w:pPr>
+        <w:tabs>
+          <w:tab w:val="num" w:pos="2880"/>
+        </w:tabs>
+        <w:ind w:left="2880" w:hanging="360"/>
+      </w:pPr>
+      <w:rPr>
+        <w:rFonts w:ascii="Wingdings" w:hAnsi="Wingdings" w:hint="default"/>
+        <w:sz w:val="20"/>
+      </w:rPr>
+    </w:lvl>
+    <w:lvl w:ilvl="4" w:tentative="1">
+      <w:start w:val="1"/>
+      <w:numFmt w:val="bullet"/>
+      <w:lvlText w:val=""/>
+      <w:lvlJc w:val="left"/>
+      <w:pPr>
+        <w:tabs>
+          <w:tab w:val="num" w:pos="3600"/>
+        </w:tabs>
+        <w:ind w:left="3600" w:hanging="360"/>
+      </w:pPr>
+      <w:rPr>
+        <w:rFonts w:ascii="Wingdings" w:hAnsi="Wingdings" w:hint="default"/>
+        <w:sz w:val="20"/>
+      </w:rPr>
+    </w:lvl>
+    <w:lvl w:ilvl="5" w:tentative="1">
+      <w:start w:val="1"/>
+      <w:numFmt w:val="bullet"/>
+      <w:lvlText w:val=""/>
+      <w:lvlJc w:val="left"/>
+      <w:pPr>
+        <w:tabs>
+          <w:tab w:val="num" w:pos="4320"/>
+        </w:tabs>
+        <w:ind w:left="4320" w:hanging="360"/>
+      </w:pPr>
+      <w:rPr>
+        <w:rFonts w:ascii="Wingdings" w:hAnsi="Wingdings" w:hint="default"/>
+        <w:sz w:val="20"/>
+      </w:rPr>
+    </w:lvl>
+    <w:lvl w:ilvl="6" w:tentative="1">
+      <w:start w:val="1"/>
+      <w:numFmt w:val="bullet"/>
+      <w:lvlText w:val=""/>
+      <w:lvlJc w:val="left"/>
+      <w:pPr>
+        <w:tabs>
+          <w:tab w:val="num" w:pos="5040"/>
+        </w:tabs>
+        <w:ind w:left="5040" w:hanging="360"/>
+      </w:pPr>
+      <w:rPr>
+        <w:rFonts w:ascii="Wingdings" w:hAnsi="Wingdings" w:hint="default"/>
+        <w:sz w:val="20"/>
+      </w:rPr>
+    </w:lvl>
+    <w:lvl w:ilvl="7" w:tentative="1">
+      <w:start w:val="1"/>
+      <w:numFmt w:val="bullet"/>
+      <w:lvlText w:val=""/>
+      <w:lvlJc w:val="left"/>
+      <w:pPr>
+        <w:tabs>
+          <w:tab w:val="num" w:pos="5760"/>
+        </w:tabs>
+        <w:ind w:left="5760" w:hanging="360"/>
+      </w:pPr>
+      <w:rPr>
+        <w:rFonts w:ascii="Wingdings" w:hAnsi="Wingdings" w:hint="default"/>
+        <w:sz w:val="20"/>
+      </w:rPr>
+    </w:lvl>
+    <w:lvl w:ilvl="8" w:tentative="1">
+      <w:start w:val="1"/>
+      <w:numFmt w:val="bullet"/>
+      <w:lvlText w:val=""/>
+      <w:lvlJc w:val="left"/>
+      <w:pPr>
+        <w:tabs>
+          <w:tab w:val="num" w:pos="6480"/>
+        </w:tabs>
+        <w:ind w:left="6480" w:hanging="360"/>
+      </w:pPr>
+      <w:rPr>
+        <w:rFonts w:ascii="Wingdings" w:hAnsi="Wingdings" w:hint="default"/>
+        <w:sz w:val="20"/>
+      </w:rPr>
+    </w:lvl>
+  </w:abstractNum>
+  <w:abstractNum w:abstractNumId="3" w15:restartNumberingAfterBreak="0">
     <w:nsid w:val="25CE7A08"/>
     <w:multiLevelType w:val="multilevel"/>
     <w:tmpl w:val="AEC8994E"/>
@@ -2954,7 +1406,7 @@
       </w:rPr>
     </w:lvl>
   </w:abstractNum>
-  <w:abstractNum w:abstractNumId="2" w15:restartNumberingAfterBreak="0">
+  <w:abstractNum w:abstractNumId="4" w15:restartNumberingAfterBreak="0">
     <w:nsid w:val="28947B38"/>
     <w:multiLevelType w:val="multilevel"/>
     <w:tmpl w:val="E9169FBA"/>
@@ -3103,7 +1555,7 @@
       </w:rPr>
     </w:lvl>
   </w:abstractNum>
-  <w:abstractNum w:abstractNumId="3" w15:restartNumberingAfterBreak="0">
+  <w:abstractNum w:abstractNumId="5" w15:restartNumberingAfterBreak="0">
     <w:nsid w:val="375158E1"/>
     <w:multiLevelType w:val="multilevel"/>
     <w:tmpl w:val="CB1211C0"/>
@@ -3252,7 +1704,7 @@
       </w:rPr>
     </w:lvl>
   </w:abstractNum>
-  <w:abstractNum w:abstractNumId="4" w15:restartNumberingAfterBreak="0">
+  <w:abstractNum w:abstractNumId="6" w15:restartNumberingAfterBreak="0">
     <w:nsid w:val="42347BA9"/>
     <w:multiLevelType w:val="multilevel"/>
     <w:tmpl w:val="C6E4B2B4"/>
@@ -3401,7 +1853,7 @@
       </w:rPr>
     </w:lvl>
   </w:abstractNum>
-  <w:abstractNum w:abstractNumId="5" w15:restartNumberingAfterBreak="0">
+  <w:abstractNum w:abstractNumId="7" w15:restartNumberingAfterBreak="0">
     <w:nsid w:val="431D6E1D"/>
     <w:multiLevelType w:val="multilevel"/>
     <w:tmpl w:val="18DC322E"/>
@@ -3550,7 +2002,7 @@
       </w:rPr>
     </w:lvl>
   </w:abstractNum>
-  <w:abstractNum w:abstractNumId="6" w15:restartNumberingAfterBreak="0">
+  <w:abstractNum w:abstractNumId="8" w15:restartNumberingAfterBreak="0">
     <w:nsid w:val="47A124F3"/>
     <w:multiLevelType w:val="multilevel"/>
     <w:tmpl w:val="8214B872"/>
@@ -3699,7 +2151,269 @@
       </w:rPr>
     </w:lvl>
   </w:abstractNum>
-  <w:abstractNum w:abstractNumId="7" w15:restartNumberingAfterBreak="0">
+  <w:abstractNum w:abstractNumId="9" w15:restartNumberingAfterBreak="0">
+    <w:nsid w:val="492F6419"/>
+    <w:multiLevelType w:val="multilevel"/>
+    <w:tmpl w:val="C9126C1A"/>
+    <w:lvl w:ilvl="0">
+      <w:start w:val="1"/>
+      <w:numFmt w:val="decimal"/>
+      <w:lvlText w:val="%1."/>
+      <w:lvlJc w:val="left"/>
+      <w:pPr>
+        <w:tabs>
+          <w:tab w:val="num" w:pos="720"/>
+        </w:tabs>
+        <w:ind w:left="720" w:hanging="360"/>
+      </w:pPr>
+    </w:lvl>
+    <w:lvl w:ilvl="1" w:tentative="1">
+      <w:start w:val="1"/>
+      <w:numFmt w:val="decimal"/>
+      <w:lvlText w:val="%2."/>
+      <w:lvlJc w:val="left"/>
+      <w:pPr>
+        <w:tabs>
+          <w:tab w:val="num" w:pos="1440"/>
+        </w:tabs>
+        <w:ind w:left="1440" w:hanging="360"/>
+      </w:pPr>
+    </w:lvl>
+    <w:lvl w:ilvl="2" w:tentative="1">
+      <w:start w:val="1"/>
+      <w:numFmt w:val="decimal"/>
+      <w:lvlText w:val="%3."/>
+      <w:lvlJc w:val="left"/>
+      <w:pPr>
+        <w:tabs>
+          <w:tab w:val="num" w:pos="2160"/>
+        </w:tabs>
+        <w:ind w:left="2160" w:hanging="360"/>
+      </w:pPr>
+    </w:lvl>
+    <w:lvl w:ilvl="3" w:tentative="1">
+      <w:start w:val="1"/>
+      <w:numFmt w:val="decimal"/>
+      <w:lvlText w:val="%4."/>
+      <w:lvlJc w:val="left"/>
+      <w:pPr>
+        <w:tabs>
+          <w:tab w:val="num" w:pos="2880"/>
+        </w:tabs>
+        <w:ind w:left="2880" w:hanging="360"/>
+      </w:pPr>
+    </w:lvl>
+    <w:lvl w:ilvl="4" w:tentative="1">
+      <w:start w:val="1"/>
+      <w:numFmt w:val="decimal"/>
+      <w:lvlText w:val="%5."/>
+      <w:lvlJc w:val="left"/>
+      <w:pPr>
+        <w:tabs>
+          <w:tab w:val="num" w:pos="3600"/>
+        </w:tabs>
+        <w:ind w:left="3600" w:hanging="360"/>
+      </w:pPr>
+    </w:lvl>
+    <w:lvl w:ilvl="5" w:tentative="1">
+      <w:start w:val="1"/>
+      <w:numFmt w:val="decimal"/>
+      <w:lvlText w:val="%6."/>
+      <w:lvlJc w:val="left"/>
+      <w:pPr>
+        <w:tabs>
+          <w:tab w:val="num" w:pos="4320"/>
+        </w:tabs>
+        <w:ind w:left="4320" w:hanging="360"/>
+      </w:pPr>
+    </w:lvl>
+    <w:lvl w:ilvl="6" w:tentative="1">
+      <w:start w:val="1"/>
+      <w:numFmt w:val="decimal"/>
+      <w:lvlText w:val="%7."/>
+      <w:lvlJc w:val="left"/>
+      <w:pPr>
+        <w:tabs>
+          <w:tab w:val="num" w:pos="5040"/>
+        </w:tabs>
+        <w:ind w:left="5040" w:hanging="360"/>
+      </w:pPr>
+    </w:lvl>
+    <w:lvl w:ilvl="7" w:tentative="1">
+      <w:start w:val="1"/>
+      <w:numFmt w:val="decimal"/>
+      <w:lvlText w:val="%8."/>
+      <w:lvlJc w:val="left"/>
+      <w:pPr>
+        <w:tabs>
+          <w:tab w:val="num" w:pos="5760"/>
+        </w:tabs>
+        <w:ind w:left="5760" w:hanging="360"/>
+      </w:pPr>
+    </w:lvl>
+    <w:lvl w:ilvl="8" w:tentative="1">
+      <w:start w:val="1"/>
+      <w:numFmt w:val="decimal"/>
+      <w:lvlText w:val="%9."/>
+      <w:lvlJc w:val="left"/>
+      <w:pPr>
+        <w:tabs>
+          <w:tab w:val="num" w:pos="6480"/>
+        </w:tabs>
+        <w:ind w:left="6480" w:hanging="360"/>
+      </w:pPr>
+    </w:lvl>
+  </w:abstractNum>
+  <w:abstractNum w:abstractNumId="10" w15:restartNumberingAfterBreak="0">
+    <w:nsid w:val="55B675EE"/>
+    <w:multiLevelType w:val="multilevel"/>
+    <w:tmpl w:val="1EAAB648"/>
+    <w:lvl w:ilvl="0">
+      <w:start w:val="1"/>
+      <w:numFmt w:val="bullet"/>
+      <w:lvlText w:val=""/>
+      <w:lvlJc w:val="left"/>
+      <w:pPr>
+        <w:tabs>
+          <w:tab w:val="num" w:pos="720"/>
+        </w:tabs>
+        <w:ind w:left="720" w:hanging="360"/>
+      </w:pPr>
+      <w:rPr>
+        <w:rFonts w:ascii="Symbol" w:hAnsi="Symbol" w:hint="default"/>
+        <w:sz w:val="20"/>
+      </w:rPr>
+    </w:lvl>
+    <w:lvl w:ilvl="1" w:tentative="1">
+      <w:start w:val="1"/>
+      <w:numFmt w:val="bullet"/>
+      <w:lvlText w:val="o"/>
+      <w:lvlJc w:val="left"/>
+      <w:pPr>
+        <w:tabs>
+          <w:tab w:val="num" w:pos="1440"/>
+        </w:tabs>
+        <w:ind w:left="1440" w:hanging="360"/>
+      </w:pPr>
+      <w:rPr>
+        <w:rFonts w:ascii="Courier New" w:hAnsi="Courier New" w:hint="default"/>
+        <w:sz w:val="20"/>
+      </w:rPr>
+    </w:lvl>
+    <w:lvl w:ilvl="2" w:tentative="1">
+      <w:start w:val="1"/>
+      <w:numFmt w:val="bullet"/>
+      <w:lvlText w:val=""/>
+      <w:lvlJc w:val="left"/>
+      <w:pPr>
+        <w:tabs>
+          <w:tab w:val="num" w:pos="2160"/>
+        </w:tabs>
+        <w:ind w:left="2160" w:hanging="360"/>
+      </w:pPr>
+      <w:rPr>
+        <w:rFonts w:ascii="Wingdings" w:hAnsi="Wingdings" w:hint="default"/>
+        <w:sz w:val="20"/>
+      </w:rPr>
+    </w:lvl>
+    <w:lvl w:ilvl="3" w:tentative="1">
+      <w:start w:val="1"/>
+      <w:numFmt w:val="bullet"/>
+      <w:lvlText w:val=""/>
+      <w:lvlJc w:val="left"/>
+      <w:pPr>
+        <w:tabs>
+          <w:tab w:val="num" w:pos="2880"/>
+        </w:tabs>
+        <w:ind w:left="2880" w:hanging="360"/>
+      </w:pPr>
+      <w:rPr>
+        <w:rFonts w:ascii="Wingdings" w:hAnsi="Wingdings" w:hint="default"/>
+        <w:sz w:val="20"/>
+      </w:rPr>
+    </w:lvl>
+    <w:lvl w:ilvl="4" w:tentative="1">
+      <w:start w:val="1"/>
+      <w:numFmt w:val="bullet"/>
+      <w:lvlText w:val=""/>
+      <w:lvlJc w:val="left"/>
+      <w:pPr>
+        <w:tabs>
+          <w:tab w:val="num" w:pos="3600"/>
+        </w:tabs>
+        <w:ind w:left="3600" w:hanging="360"/>
+      </w:pPr>
+      <w:rPr>
+        <w:rFonts w:ascii="Wingdings" w:hAnsi="Wingdings" w:hint="default"/>
+        <w:sz w:val="20"/>
+      </w:rPr>
+    </w:lvl>
+    <w:lvl w:ilvl="5" w:tentative="1">
+      <w:start w:val="1"/>
+      <w:numFmt w:val="bullet"/>
+      <w:lvlText w:val=""/>
+      <w:lvlJc w:val="left"/>
+      <w:pPr>
+        <w:tabs>
+          <w:tab w:val="num" w:pos="4320"/>
+        </w:tabs>
+        <w:ind w:left="4320" w:hanging="360"/>
+      </w:pPr>
+      <w:rPr>
+        <w:rFonts w:ascii="Wingdings" w:hAnsi="Wingdings" w:hint="default"/>
+        <w:sz w:val="20"/>
+      </w:rPr>
+    </w:lvl>
+    <w:lvl w:ilvl="6" w:tentative="1">
+      <w:start w:val="1"/>
+      <w:numFmt w:val="bullet"/>
+      <w:lvlText w:val=""/>
+      <w:lvlJc w:val="left"/>
+      <w:pPr>
+        <w:tabs>
+          <w:tab w:val="num" w:pos="5040"/>
+        </w:tabs>
+        <w:ind w:left="5040" w:hanging="360"/>
+      </w:pPr>
+      <w:rPr>
+        <w:rFonts w:ascii="Wingdings" w:hAnsi="Wingdings" w:hint="default"/>
+        <w:sz w:val="20"/>
+      </w:rPr>
+    </w:lvl>
+    <w:lvl w:ilvl="7" w:tentative="1">
+      <w:start w:val="1"/>
+      <w:numFmt w:val="bullet"/>
+      <w:lvlText w:val=""/>
+      <w:lvlJc w:val="left"/>
+      <w:pPr>
+        <w:tabs>
+          <w:tab w:val="num" w:pos="5760"/>
+        </w:tabs>
+        <w:ind w:left="5760" w:hanging="360"/>
+      </w:pPr>
+      <w:rPr>
+        <w:rFonts w:ascii="Wingdings" w:hAnsi="Wingdings" w:hint="default"/>
+        <w:sz w:val="20"/>
+      </w:rPr>
+    </w:lvl>
+    <w:lvl w:ilvl="8" w:tentative="1">
+      <w:start w:val="1"/>
+      <w:numFmt w:val="bullet"/>
+      <w:lvlText w:val=""/>
+      <w:lvlJc w:val="left"/>
+      <w:pPr>
+        <w:tabs>
+          <w:tab w:val="num" w:pos="6480"/>
+        </w:tabs>
+        <w:ind w:left="6480" w:hanging="360"/>
+      </w:pPr>
+      <w:rPr>
+        <w:rFonts w:ascii="Wingdings" w:hAnsi="Wingdings" w:hint="default"/>
+        <w:sz w:val="20"/>
+      </w:rPr>
+    </w:lvl>
+  </w:abstractNum>
+  <w:abstractNum w:abstractNumId="11" w15:restartNumberingAfterBreak="0">
     <w:nsid w:val="56500781"/>
     <w:multiLevelType w:val="multilevel"/>
     <w:tmpl w:val="3CBE90D2"/>
@@ -3848,7 +2562,7 @@
       </w:rPr>
     </w:lvl>
   </w:abstractNum>
-  <w:abstractNum w:abstractNumId="8" w15:restartNumberingAfterBreak="0">
+  <w:abstractNum w:abstractNumId="12" w15:restartNumberingAfterBreak="0">
     <w:nsid w:val="59F557AF"/>
     <w:multiLevelType w:val="multilevel"/>
     <w:tmpl w:val="1E6A3A28"/>
@@ -3997,7 +2711,120 @@
       </w:rPr>
     </w:lvl>
   </w:abstractNum>
-  <w:abstractNum w:abstractNumId="9" w15:restartNumberingAfterBreak="0">
+  <w:abstractNum w:abstractNumId="13" w15:restartNumberingAfterBreak="0">
+    <w:nsid w:val="5A7B5DAA"/>
+    <w:multiLevelType w:val="multilevel"/>
+    <w:tmpl w:val="06BCA79E"/>
+    <w:lvl w:ilvl="0">
+      <w:start w:val="1"/>
+      <w:numFmt w:val="decimal"/>
+      <w:lvlText w:val="%1."/>
+      <w:lvlJc w:val="left"/>
+      <w:pPr>
+        <w:tabs>
+          <w:tab w:val="num" w:pos="720"/>
+        </w:tabs>
+        <w:ind w:left="720" w:hanging="360"/>
+      </w:pPr>
+    </w:lvl>
+    <w:lvl w:ilvl="1" w:tentative="1">
+      <w:start w:val="1"/>
+      <w:numFmt w:val="decimal"/>
+      <w:lvlText w:val="%2."/>
+      <w:lvlJc w:val="left"/>
+      <w:pPr>
+        <w:tabs>
+          <w:tab w:val="num" w:pos="1440"/>
+        </w:tabs>
+        <w:ind w:left="1440" w:hanging="360"/>
+      </w:pPr>
+    </w:lvl>
+    <w:lvl w:ilvl="2" w:tentative="1">
+      <w:start w:val="1"/>
+      <w:numFmt w:val="decimal"/>
+      <w:lvlText w:val="%3."/>
+      <w:lvlJc w:val="left"/>
+      <w:pPr>
+        <w:tabs>
+          <w:tab w:val="num" w:pos="2160"/>
+        </w:tabs>
+        <w:ind w:left="2160" w:hanging="360"/>
+      </w:pPr>
+    </w:lvl>
+    <w:lvl w:ilvl="3" w:tentative="1">
+      <w:start w:val="1"/>
+      <w:numFmt w:val="decimal"/>
+      <w:lvlText w:val="%4."/>
+      <w:lvlJc w:val="left"/>
+      <w:pPr>
+        <w:tabs>
+          <w:tab w:val="num" w:pos="2880"/>
+        </w:tabs>
+        <w:ind w:left="2880" w:hanging="360"/>
+      </w:pPr>
+    </w:lvl>
+    <w:lvl w:ilvl="4" w:tentative="1">
+      <w:start w:val="1"/>
+      <w:numFmt w:val="decimal"/>
+      <w:lvlText w:val="%5."/>
+      <w:lvlJc w:val="left"/>
+      <w:pPr>
+        <w:tabs>
+          <w:tab w:val="num" w:pos="3600"/>
+        </w:tabs>
+        <w:ind w:left="3600" w:hanging="360"/>
+      </w:pPr>
+    </w:lvl>
+    <w:lvl w:ilvl="5" w:tentative="1">
+      <w:start w:val="1"/>
+      <w:numFmt w:val="decimal"/>
+      <w:lvlText w:val="%6."/>
+      <w:lvlJc w:val="left"/>
+      <w:pPr>
+        <w:tabs>
+          <w:tab w:val="num" w:pos="4320"/>
+        </w:tabs>
+        <w:ind w:left="4320" w:hanging="360"/>
+      </w:pPr>
+    </w:lvl>
+    <w:lvl w:ilvl="6" w:tentative="1">
+      <w:start w:val="1"/>
+      <w:numFmt w:val="decimal"/>
+      <w:lvlText w:val="%7."/>
+      <w:lvlJc w:val="left"/>
+      <w:pPr>
+        <w:tabs>
+          <w:tab w:val="num" w:pos="5040"/>
+        </w:tabs>
+        <w:ind w:left="5040" w:hanging="360"/>
+      </w:pPr>
+    </w:lvl>
+    <w:lvl w:ilvl="7" w:tentative="1">
+      <w:start w:val="1"/>
+      <w:numFmt w:val="decimal"/>
+      <w:lvlText w:val="%8."/>
+      <w:lvlJc w:val="left"/>
+      <w:pPr>
+        <w:tabs>
+          <w:tab w:val="num" w:pos="5760"/>
+        </w:tabs>
+        <w:ind w:left="5760" w:hanging="360"/>
+      </w:pPr>
+    </w:lvl>
+    <w:lvl w:ilvl="8" w:tentative="1">
+      <w:start w:val="1"/>
+      <w:numFmt w:val="decimal"/>
+      <w:lvlText w:val="%9."/>
+      <w:lvlJc w:val="left"/>
+      <w:pPr>
+        <w:tabs>
+          <w:tab w:val="num" w:pos="6480"/>
+        </w:tabs>
+        <w:ind w:left="6480" w:hanging="360"/>
+      </w:pPr>
+    </w:lvl>
+  </w:abstractNum>
+  <w:abstractNum w:abstractNumId="14" w15:restartNumberingAfterBreak="0">
     <w:nsid w:val="60671D8E"/>
     <w:multiLevelType w:val="multilevel"/>
     <w:tmpl w:val="10CA7202"/>
@@ -4146,7 +2973,156 @@
       </w:rPr>
     </w:lvl>
   </w:abstractNum>
-  <w:abstractNum w:abstractNumId="10" w15:restartNumberingAfterBreak="0">
+  <w:abstractNum w:abstractNumId="15" w15:restartNumberingAfterBreak="0">
+    <w:nsid w:val="75326255"/>
+    <w:multiLevelType w:val="multilevel"/>
+    <w:tmpl w:val="4888E79E"/>
+    <w:lvl w:ilvl="0">
+      <w:start w:val="1"/>
+      <w:numFmt w:val="bullet"/>
+      <w:lvlText w:val=""/>
+      <w:lvlJc w:val="left"/>
+      <w:pPr>
+        <w:tabs>
+          <w:tab w:val="num" w:pos="720"/>
+        </w:tabs>
+        <w:ind w:left="720" w:hanging="360"/>
+      </w:pPr>
+      <w:rPr>
+        <w:rFonts w:ascii="Symbol" w:hAnsi="Symbol" w:hint="default"/>
+        <w:sz w:val="20"/>
+      </w:rPr>
+    </w:lvl>
+    <w:lvl w:ilvl="1" w:tentative="1">
+      <w:start w:val="1"/>
+      <w:numFmt w:val="bullet"/>
+      <w:lvlText w:val="o"/>
+      <w:lvlJc w:val="left"/>
+      <w:pPr>
+        <w:tabs>
+          <w:tab w:val="num" w:pos="1440"/>
+        </w:tabs>
+        <w:ind w:left="1440" w:hanging="360"/>
+      </w:pPr>
+      <w:rPr>
+        <w:rFonts w:ascii="Courier New" w:hAnsi="Courier New" w:hint="default"/>
+        <w:sz w:val="20"/>
+      </w:rPr>
+    </w:lvl>
+    <w:lvl w:ilvl="2" w:tentative="1">
+      <w:start w:val="1"/>
+      <w:numFmt w:val="bullet"/>
+      <w:lvlText w:val=""/>
+      <w:lvlJc w:val="left"/>
+      <w:pPr>
+        <w:tabs>
+          <w:tab w:val="num" w:pos="2160"/>
+        </w:tabs>
+        <w:ind w:left="2160" w:hanging="360"/>
+      </w:pPr>
+      <w:rPr>
+        <w:rFonts w:ascii="Wingdings" w:hAnsi="Wingdings" w:hint="default"/>
+        <w:sz w:val="20"/>
+      </w:rPr>
+    </w:lvl>
+    <w:lvl w:ilvl="3" w:tentative="1">
+      <w:start w:val="1"/>
+      <w:numFmt w:val="bullet"/>
+      <w:lvlText w:val=""/>
+      <w:lvlJc w:val="left"/>
+      <w:pPr>
+        <w:tabs>
+          <w:tab w:val="num" w:pos="2880"/>
+        </w:tabs>
+        <w:ind w:left="2880" w:hanging="360"/>
+      </w:pPr>
+      <w:rPr>
+        <w:rFonts w:ascii="Wingdings" w:hAnsi="Wingdings" w:hint="default"/>
+        <w:sz w:val="20"/>
+      </w:rPr>
+    </w:lvl>
+    <w:lvl w:ilvl="4" w:tentative="1">
+      <w:start w:val="1"/>
+      <w:numFmt w:val="bullet"/>
+      <w:lvlText w:val=""/>
+      <w:lvlJc w:val="left"/>
+      <w:pPr>
+        <w:tabs>
+          <w:tab w:val="num" w:pos="3600"/>
+        </w:tabs>
+        <w:ind w:left="3600" w:hanging="360"/>
+      </w:pPr>
+      <w:rPr>
+        <w:rFonts w:ascii="Wingdings" w:hAnsi="Wingdings" w:hint="default"/>
+        <w:sz w:val="20"/>
+      </w:rPr>
+    </w:lvl>
+    <w:lvl w:ilvl="5" w:tentative="1">
+      <w:start w:val="1"/>
+      <w:numFmt w:val="bullet"/>
+      <w:lvlText w:val=""/>
+      <w:lvlJc w:val="left"/>
+      <w:pPr>
+        <w:tabs>
+          <w:tab w:val="num" w:pos="4320"/>
+        </w:tabs>
+        <w:ind w:left="4320" w:hanging="360"/>
+      </w:pPr>
+      <w:rPr>
+        <w:rFonts w:ascii="Wingdings" w:hAnsi="Wingdings" w:hint="default"/>
+        <w:sz w:val="20"/>
+      </w:rPr>
+    </w:lvl>
+    <w:lvl w:ilvl="6" w:tentative="1">
+      <w:start w:val="1"/>
+      <w:numFmt w:val="bullet"/>
+      <w:lvlText w:val=""/>
+      <w:lvlJc w:val="left"/>
+      <w:pPr>
+        <w:tabs>
+          <w:tab w:val="num" w:pos="5040"/>
+        </w:tabs>
+        <w:ind w:left="5040" w:hanging="360"/>
+      </w:pPr>
+      <w:rPr>
+        <w:rFonts w:ascii="Wingdings" w:hAnsi="Wingdings" w:hint="default"/>
+        <w:sz w:val="20"/>
+      </w:rPr>
+    </w:lvl>
+    <w:lvl w:ilvl="7" w:tentative="1">
+      <w:start w:val="1"/>
+      <w:numFmt w:val="bullet"/>
+      <w:lvlText w:val=""/>
+      <w:lvlJc w:val="left"/>
+      <w:pPr>
+        <w:tabs>
+          <w:tab w:val="num" w:pos="5760"/>
+        </w:tabs>
+        <w:ind w:left="5760" w:hanging="360"/>
+      </w:pPr>
+      <w:rPr>
+        <w:rFonts w:ascii="Wingdings" w:hAnsi="Wingdings" w:hint="default"/>
+        <w:sz w:val="20"/>
+      </w:rPr>
+    </w:lvl>
+    <w:lvl w:ilvl="8" w:tentative="1">
+      <w:start w:val="1"/>
+      <w:numFmt w:val="bullet"/>
+      <w:lvlText w:val=""/>
+      <w:lvlJc w:val="left"/>
+      <w:pPr>
+        <w:tabs>
+          <w:tab w:val="num" w:pos="6480"/>
+        </w:tabs>
+        <w:ind w:left="6480" w:hanging="360"/>
+      </w:pPr>
+      <w:rPr>
+        <w:rFonts w:ascii="Wingdings" w:hAnsi="Wingdings" w:hint="default"/>
+        <w:sz w:val="20"/>
+      </w:rPr>
+    </w:lvl>
+  </w:abstractNum>
+  <w:abstractNum w:abstractNumId="16" w15:restartNumberingAfterBreak="0">
     <w:nsid w:val="764470A4"/>
     <w:multiLevelType w:val="multilevel"/>
     <w:tmpl w:val="2724FD54"/>
@@ -4295,7 +3271,156 @@
       </w:rPr>
     </w:lvl>
   </w:abstractNum>
-  <w:abstractNum w:abstractNumId="11" w15:restartNumberingAfterBreak="0">
+  <w:abstractNum w:abstractNumId="17" w15:restartNumberingAfterBreak="0">
+    <w:nsid w:val="766E334D"/>
+    <w:multiLevelType w:val="multilevel"/>
+    <w:tmpl w:val="C2ACF2B2"/>
+    <w:lvl w:ilvl="0">
+      <w:start w:val="1"/>
+      <w:numFmt w:val="bullet"/>
+      <w:lvlText w:val=""/>
+      <w:lvlJc w:val="left"/>
+      <w:pPr>
+        <w:tabs>
+          <w:tab w:val="num" w:pos="720"/>
+        </w:tabs>
+        <w:ind w:left="720" w:hanging="360"/>
+      </w:pPr>
+      <w:rPr>
+        <w:rFonts w:ascii="Symbol" w:hAnsi="Symbol" w:hint="default"/>
+        <w:sz w:val="20"/>
+      </w:rPr>
+    </w:lvl>
+    <w:lvl w:ilvl="1" w:tentative="1">
+      <w:start w:val="1"/>
+      <w:numFmt w:val="bullet"/>
+      <w:lvlText w:val="o"/>
+      <w:lvlJc w:val="left"/>
+      <w:pPr>
+        <w:tabs>
+          <w:tab w:val="num" w:pos="1440"/>
+        </w:tabs>
+        <w:ind w:left="1440" w:hanging="360"/>
+      </w:pPr>
+      <w:rPr>
+        <w:rFonts w:ascii="Courier New" w:hAnsi="Courier New" w:hint="default"/>
+        <w:sz w:val="20"/>
+      </w:rPr>
+    </w:lvl>
+    <w:lvl w:ilvl="2" w:tentative="1">
+      <w:start w:val="1"/>
+      <w:numFmt w:val="bullet"/>
+      <w:lvlText w:val=""/>
+      <w:lvlJc w:val="left"/>
+      <w:pPr>
+        <w:tabs>
+          <w:tab w:val="num" w:pos="2160"/>
+        </w:tabs>
+        <w:ind w:left="2160" w:hanging="360"/>
+      </w:pPr>
+      <w:rPr>
+        <w:rFonts w:ascii="Wingdings" w:hAnsi="Wingdings" w:hint="default"/>
+        <w:sz w:val="20"/>
+      </w:rPr>
+    </w:lvl>
+    <w:lvl w:ilvl="3" w:tentative="1">
+      <w:start w:val="1"/>
+      <w:numFmt w:val="bullet"/>
+      <w:lvlText w:val=""/>
+      <w:lvlJc w:val="left"/>
+      <w:pPr>
+        <w:tabs>
+          <w:tab w:val="num" w:pos="2880"/>
+        </w:tabs>
+        <w:ind w:left="2880" w:hanging="360"/>
+      </w:pPr>
+      <w:rPr>
+        <w:rFonts w:ascii="Wingdings" w:hAnsi="Wingdings" w:hint="default"/>
+        <w:sz w:val="20"/>
+      </w:rPr>
+    </w:lvl>
+    <w:lvl w:ilvl="4" w:tentative="1">
+      <w:start w:val="1"/>
+      <w:numFmt w:val="bullet"/>
+      <w:lvlText w:val=""/>
+      <w:lvlJc w:val="left"/>
+      <w:pPr>
+        <w:tabs>
+          <w:tab w:val="num" w:pos="3600"/>
+        </w:tabs>
+        <w:ind w:left="3600" w:hanging="360"/>
+      </w:pPr>
+      <w:rPr>
+        <w:rFonts w:ascii="Wingdings" w:hAnsi="Wingdings" w:hint="default"/>
+        <w:sz w:val="20"/>
+      </w:rPr>
+    </w:lvl>
+    <w:lvl w:ilvl="5" w:tentative="1">
+      <w:start w:val="1"/>
+      <w:numFmt w:val="bullet"/>
+      <w:lvlText w:val=""/>
+      <w:lvlJc w:val="left"/>
+      <w:pPr>
+        <w:tabs>
+          <w:tab w:val="num" w:pos="4320"/>
+        </w:tabs>
+        <w:ind w:left="4320" w:hanging="360"/>
+      </w:pPr>
+      <w:rPr>
+        <w:rFonts w:ascii="Wingdings" w:hAnsi="Wingdings" w:hint="default"/>
+        <w:sz w:val="20"/>
+      </w:rPr>
+    </w:lvl>
+    <w:lvl w:ilvl="6" w:tentative="1">
+      <w:start w:val="1"/>
+      <w:numFmt w:val="bullet"/>
+      <w:lvlText w:val=""/>
+      <w:lvlJc w:val="left"/>
+      <w:pPr>
+        <w:tabs>
+          <w:tab w:val="num" w:pos="5040"/>
+        </w:tabs>
+        <w:ind w:left="5040" w:hanging="360"/>
+      </w:pPr>
+      <w:rPr>
+        <w:rFonts w:ascii="Wingdings" w:hAnsi="Wingdings" w:hint="default"/>
+        <w:sz w:val="20"/>
+      </w:rPr>
+    </w:lvl>
+    <w:lvl w:ilvl="7" w:tentative="1">
+      <w:start w:val="1"/>
+      <w:numFmt w:val="bullet"/>
+      <w:lvlText w:val=""/>
+      <w:lvlJc w:val="left"/>
+      <w:pPr>
+        <w:tabs>
+          <w:tab w:val="num" w:pos="5760"/>
+        </w:tabs>
+        <w:ind w:left="5760" w:hanging="360"/>
+      </w:pPr>
+      <w:rPr>
+        <w:rFonts w:ascii="Wingdings" w:hAnsi="Wingdings" w:hint="default"/>
+        <w:sz w:val="20"/>
+      </w:rPr>
+    </w:lvl>
+    <w:lvl w:ilvl="8" w:tentative="1">
+      <w:start w:val="1"/>
+      <w:numFmt w:val="bullet"/>
+      <w:lvlText w:val=""/>
+      <w:lvlJc w:val="left"/>
+      <w:pPr>
+        <w:tabs>
+          <w:tab w:val="num" w:pos="6480"/>
+        </w:tabs>
+        <w:ind w:left="6480" w:hanging="360"/>
+      </w:pPr>
+      <w:rPr>
+        <w:rFonts w:ascii="Wingdings" w:hAnsi="Wingdings" w:hint="default"/>
+        <w:sz w:val="20"/>
+      </w:rPr>
+    </w:lvl>
+  </w:abstractNum>
+  <w:abstractNum w:abstractNumId="18" w15:restartNumberingAfterBreak="0">
     <w:nsid w:val="780240DD"/>
     <w:multiLevelType w:val="multilevel"/>
     <w:tmpl w:val="61B0FFAA"/>
@@ -4444,7 +3569,7 @@
       </w:rPr>
     </w:lvl>
   </w:abstractNum>
-  <w:abstractNum w:abstractNumId="12" w15:restartNumberingAfterBreak="0">
+  <w:abstractNum w:abstractNumId="19" w15:restartNumberingAfterBreak="0">
     <w:nsid w:val="78C43A14"/>
     <w:multiLevelType w:val="multilevel"/>
     <w:tmpl w:val="AD3EC7E6"/>
@@ -4593,7 +3718,156 @@
       </w:rPr>
     </w:lvl>
   </w:abstractNum>
-  <w:abstractNum w:abstractNumId="13" w15:restartNumberingAfterBreak="0">
+  <w:abstractNum w:abstractNumId="20" w15:restartNumberingAfterBreak="0">
+    <w:nsid w:val="7CF21211"/>
+    <w:multiLevelType w:val="multilevel"/>
+    <w:tmpl w:val="7DCEB086"/>
+    <w:lvl w:ilvl="0">
+      <w:start w:val="1"/>
+      <w:numFmt w:val="bullet"/>
+      <w:lvlText w:val=""/>
+      <w:lvlJc w:val="left"/>
+      <w:pPr>
+        <w:tabs>
+          <w:tab w:val="num" w:pos="720"/>
+        </w:tabs>
+        <w:ind w:left="720" w:hanging="360"/>
+      </w:pPr>
+      <w:rPr>
+        <w:rFonts w:ascii="Symbol" w:hAnsi="Symbol" w:hint="default"/>
+        <w:sz w:val="20"/>
+      </w:rPr>
+    </w:lvl>
+    <w:lvl w:ilvl="1" w:tentative="1">
+      <w:start w:val="1"/>
+      <w:numFmt w:val="bullet"/>
+      <w:lvlText w:val="o"/>
+      <w:lvlJc w:val="left"/>
+      <w:pPr>
+        <w:tabs>
+          <w:tab w:val="num" w:pos="1440"/>
+        </w:tabs>
+        <w:ind w:left="1440" w:hanging="360"/>
+      </w:pPr>
+      <w:rPr>
+        <w:rFonts w:ascii="Courier New" w:hAnsi="Courier New" w:hint="default"/>
+        <w:sz w:val="20"/>
+      </w:rPr>
+    </w:lvl>
+    <w:lvl w:ilvl="2" w:tentative="1">
+      <w:start w:val="1"/>
+      <w:numFmt w:val="bullet"/>
+      <w:lvlText w:val=""/>
+      <w:lvlJc w:val="left"/>
+      <w:pPr>
+        <w:tabs>
+          <w:tab w:val="num" w:pos="2160"/>
+        </w:tabs>
+        <w:ind w:left="2160" w:hanging="360"/>
+      </w:pPr>
+      <w:rPr>
+        <w:rFonts w:ascii="Wingdings" w:hAnsi="Wingdings" w:hint="default"/>
+        <w:sz w:val="20"/>
+      </w:rPr>
+    </w:lvl>
+    <w:lvl w:ilvl="3" w:tentative="1">
+      <w:start w:val="1"/>
+      <w:numFmt w:val="bullet"/>
+      <w:lvlText w:val=""/>
+      <w:lvlJc w:val="left"/>
+      <w:pPr>
+        <w:tabs>
+          <w:tab w:val="num" w:pos="2880"/>
+        </w:tabs>
+        <w:ind w:left="2880" w:hanging="360"/>
+      </w:pPr>
+      <w:rPr>
+        <w:rFonts w:ascii="Wingdings" w:hAnsi="Wingdings" w:hint="default"/>
+        <w:sz w:val="20"/>
+      </w:rPr>
+    </w:lvl>
+    <w:lvl w:ilvl="4" w:tentative="1">
+      <w:start w:val="1"/>
+      <w:numFmt w:val="bullet"/>
+      <w:lvlText w:val=""/>
+      <w:lvlJc w:val="left"/>
+      <w:pPr>
+        <w:tabs>
+          <w:tab w:val="num" w:pos="3600"/>
+        </w:tabs>
+        <w:ind w:left="3600" w:hanging="360"/>
+      </w:pPr>
+      <w:rPr>
+        <w:rFonts w:ascii="Wingdings" w:hAnsi="Wingdings" w:hint="default"/>
+        <w:sz w:val="20"/>
+      </w:rPr>
+    </w:lvl>
+    <w:lvl w:ilvl="5" w:tentative="1">
+      <w:start w:val="1"/>
+      <w:numFmt w:val="bullet"/>
+      <w:lvlText w:val=""/>
+      <w:lvlJc w:val="left"/>
+      <w:pPr>
+        <w:tabs>
+          <w:tab w:val="num" w:pos="4320"/>
+        </w:tabs>
+        <w:ind w:left="4320" w:hanging="360"/>
+      </w:pPr>
+      <w:rPr>
+        <w:rFonts w:ascii="Wingdings" w:hAnsi="Wingdings" w:hint="default"/>
+        <w:sz w:val="20"/>
+      </w:rPr>
+    </w:lvl>
+    <w:lvl w:ilvl="6" w:tentative="1">
+      <w:start w:val="1"/>
+      <w:numFmt w:val="bullet"/>
+      <w:lvlText w:val=""/>
+      <w:lvlJc w:val="left"/>
+      <w:pPr>
+        <w:tabs>
+          <w:tab w:val="num" w:pos="5040"/>
+        </w:tabs>
+        <w:ind w:left="5040" w:hanging="360"/>
+      </w:pPr>
+      <w:rPr>
+        <w:rFonts w:ascii="Wingdings" w:hAnsi="Wingdings" w:hint="default"/>
+        <w:sz w:val="20"/>
+      </w:rPr>
+    </w:lvl>
+    <w:lvl w:ilvl="7" w:tentative="1">
+      <w:start w:val="1"/>
+      <w:numFmt w:val="bullet"/>
+      <w:lvlText w:val=""/>
+      <w:lvlJc w:val="left"/>
+      <w:pPr>
+        <w:tabs>
+          <w:tab w:val="num" w:pos="5760"/>
+        </w:tabs>
+        <w:ind w:left="5760" w:hanging="360"/>
+      </w:pPr>
+      <w:rPr>
+        <w:rFonts w:ascii="Wingdings" w:hAnsi="Wingdings" w:hint="default"/>
+        <w:sz w:val="20"/>
+      </w:rPr>
+    </w:lvl>
+    <w:lvl w:ilvl="8" w:tentative="1">
+      <w:start w:val="1"/>
+      <w:numFmt w:val="bullet"/>
+      <w:lvlText w:val=""/>
+      <w:lvlJc w:val="left"/>
+      <w:pPr>
+        <w:tabs>
+          <w:tab w:val="num" w:pos="6480"/>
+        </w:tabs>
+        <w:ind w:left="6480" w:hanging="360"/>
+      </w:pPr>
+      <w:rPr>
+        <w:rFonts w:ascii="Wingdings" w:hAnsi="Wingdings" w:hint="default"/>
+        <w:sz w:val="20"/>
+      </w:rPr>
+    </w:lvl>
+  </w:abstractNum>
+  <w:abstractNum w:abstractNumId="21" w15:restartNumberingAfterBreak="0">
     <w:nsid w:val="7F355701"/>
     <w:multiLevelType w:val="multilevel"/>
     <w:tmpl w:val="FB18772E"/>
@@ -4743,46 +4017,70 @@
     </w:lvl>
   </w:abstractNum>
   <w:num w:numId="1" w16cid:durableId="857501270">
+    <w:abstractNumId w:val="1"/>
+  </w:num>
+  <w:num w:numId="2" w16cid:durableId="478424305">
+    <w:abstractNumId w:val="5"/>
+  </w:num>
+  <w:num w:numId="3" w16cid:durableId="743458462">
+    <w:abstractNumId w:val="6"/>
+  </w:num>
+  <w:num w:numId="4" w16cid:durableId="703869859">
+    <w:abstractNumId w:val="14"/>
+  </w:num>
+  <w:num w:numId="5" w16cid:durableId="418448452">
+    <w:abstractNumId w:val="4"/>
+  </w:num>
+  <w:num w:numId="6" w16cid:durableId="1234705140">
+    <w:abstractNumId w:val="7"/>
+  </w:num>
+  <w:num w:numId="7" w16cid:durableId="398525801">
+    <w:abstractNumId w:val="11"/>
+  </w:num>
+  <w:num w:numId="8" w16cid:durableId="1022173995">
+    <w:abstractNumId w:val="8"/>
+  </w:num>
+  <w:num w:numId="9" w16cid:durableId="1799058356">
+    <w:abstractNumId w:val="18"/>
+  </w:num>
+  <w:num w:numId="10" w16cid:durableId="1518150831">
+    <w:abstractNumId w:val="21"/>
+  </w:num>
+  <w:num w:numId="11" w16cid:durableId="153451979">
+    <w:abstractNumId w:val="16"/>
+  </w:num>
+  <w:num w:numId="12" w16cid:durableId="1489905064">
+    <w:abstractNumId w:val="3"/>
+  </w:num>
+  <w:num w:numId="13" w16cid:durableId="1059789017">
+    <w:abstractNumId w:val="12"/>
+  </w:num>
+  <w:num w:numId="14" w16cid:durableId="808984204">
+    <w:abstractNumId w:val="19"/>
+  </w:num>
+  <w:num w:numId="15" w16cid:durableId="985550892">
+    <w:abstractNumId w:val="20"/>
+  </w:num>
+  <w:num w:numId="16" w16cid:durableId="655761912">
+    <w:abstractNumId w:val="17"/>
+  </w:num>
+  <w:num w:numId="17" w16cid:durableId="738938264">
+    <w:abstractNumId w:val="10"/>
+  </w:num>
+  <w:num w:numId="18" w16cid:durableId="572542283">
+    <w:abstractNumId w:val="15"/>
+  </w:num>
+  <w:num w:numId="19" w16cid:durableId="504907199">
+    <w:abstractNumId w:val="2"/>
+  </w:num>
+  <w:num w:numId="20" w16cid:durableId="490483036">
     <w:abstractNumId w:val="0"/>
   </w:num>
-  <w:num w:numId="2" w16cid:durableId="478424305">
-    <w:abstractNumId w:val="3"/>
-  </w:num>
-  <w:num w:numId="3" w16cid:durableId="743458462">
-    <w:abstractNumId w:val="4"/>
-  </w:num>
-  <w:num w:numId="4" w16cid:durableId="703869859">
+  <w:num w:numId="21" w16cid:durableId="1430196436">
     <w:abstractNumId w:val="9"/>
   </w:num>
-  <w:num w:numId="5" w16cid:durableId="418448452">
-    <w:abstractNumId w:val="2"/>
-  </w:num>
-  <w:num w:numId="6" w16cid:durableId="1234705140">
-    <w:abstractNumId w:val="5"/>
-  </w:num>
-  <w:num w:numId="7" w16cid:durableId="398525801">
-    <w:abstractNumId w:val="7"/>
-  </w:num>
-  <w:num w:numId="8" w16cid:durableId="1022173995">
-    <w:abstractNumId w:val="6"/>
-  </w:num>
-  <w:num w:numId="9" w16cid:durableId="1799058356">
-    <w:abstractNumId w:val="11"/>
-  </w:num>
-  <w:num w:numId="10" w16cid:durableId="1518150831">
+  <w:num w:numId="22" w16cid:durableId="1932541387">
     <w:abstractNumId w:val="13"/>
-  </w:num>
-  <w:num w:numId="11" w16cid:durableId="153451979">
-    <w:abstractNumId w:val="10"/>
-  </w:num>
-  <w:num w:numId="12" w16cid:durableId="1489905064">
-    <w:abstractNumId w:val="1"/>
-  </w:num>
-  <w:num w:numId="13" w16cid:durableId="1059789017">
-    <w:abstractNumId w:val="8"/>
-  </w:num>
-  <w:num w:numId="14" w16cid:durableId="808984204">
-    <w:abstractNumId w:val="12"/>
   </w:num>
 </w:numbering>
 </file>
@@ -5727,6 +5025,11 @@
       <w14:ligatures w14:val="none"/>
     </w:rPr>
   </w:style>
+  <w:style w:type="character" w:customStyle="1" w:styleId="apple-converted-space">
+    <w:name w:val="apple-converted-space"/>
+    <w:basedOn w:val="DefaultParagraphFont"/>
+    <w:rsid w:val="006668A0"/>
+  </w:style>
 </w:styles>
 </file>
 
